--- a/Assets/Document/云熹约定项目文档/7.系统功能文档/1.文字游戏核心系统功能策划案.docx
+++ b/Assets/Document/云熹约定项目文档/7.系统功能文档/1.文字游戏核心系统功能策划案.docx
@@ -5263,6 +5263,7 @@
             <w:insideH w:val="none" w:color="auto" w:sz="0" w:space="0"/>
             <w:insideV w:val="none" w:color="auto" w:sz="0" w:space="0"/>
           </w:tblBorders>
+          <w:shd w:val="clear" w:color="auto" w:fill="auto"/>
           <w:tblCellMar>
             <w:top w:w="15" w:type="dxa"/>
             <w:left w:w="15" w:type="dxa"/>
@@ -5460,6 +5461,7 @@
             <w:insideH w:val="none" w:color="auto" w:sz="0" w:space="0"/>
             <w:insideV w:val="none" w:color="auto" w:sz="0" w:space="0"/>
           </w:tblBorders>
+          <w:shd w:val="clear" w:color="auto" w:fill="auto"/>
           <w:tblCellMar>
             <w:top w:w="15" w:type="dxa"/>
             <w:left w:w="15" w:type="dxa"/>
@@ -6718,7 +6720,6 @@
             <w:insideH w:val="none" w:color="auto" w:sz="0" w:space="0"/>
             <w:insideV w:val="none" w:color="auto" w:sz="0" w:space="0"/>
           </w:tblBorders>
-          <w:shd w:val="clear" w:color="auto" w:fill="auto"/>
           <w:tblCellMar>
             <w:top w:w="15" w:type="dxa"/>
             <w:left w:w="15" w:type="dxa"/>
@@ -6858,270 +6859,6 @@
                 <w:lang w:val="en-US" w:eastAsia="zh-CN" w:bidi="ar"/>
               </w:rPr>
               <w:t>适用场景</w:t>
-            </w:r>
-          </w:p>
-        </w:tc>
-      </w:tr>
-      <w:tr>
-        <w:tblPrEx>
-          <w:tblBorders>
-            <w:top w:val="none" w:color="auto" w:sz="0" w:space="0"/>
-            <w:left w:val="none" w:color="auto" w:sz="0" w:space="0"/>
-            <w:bottom w:val="none" w:color="auto" w:sz="0" w:space="0"/>
-            <w:right w:val="none" w:color="auto" w:sz="0" w:space="0"/>
-            <w:insideH w:val="none" w:color="auto" w:sz="0" w:space="0"/>
-            <w:insideV w:val="none" w:color="auto" w:sz="0" w:space="0"/>
-          </w:tblBorders>
-          <w:tblCellMar>
-            <w:top w:w="15" w:type="dxa"/>
-            <w:left w:w="15" w:type="dxa"/>
-            <w:bottom w:w="15" w:type="dxa"/>
-            <w:right w:w="15" w:type="dxa"/>
-          </w:tblCellMar>
-        </w:tblPrEx>
-        <w:tc>
-          <w:tcPr>
-            <w:tcW w:w="0" w:type="auto"/>
-            <w:tcBorders>
-              <w:top w:val="single" w:color="CCCCCC" w:sz="6" w:space="0"/>
-              <w:left w:val="single" w:color="CCCCCC" w:sz="6" w:space="0"/>
-              <w:bottom w:val="single" w:color="CCCCCC" w:sz="6" w:space="0"/>
-              <w:right w:val="single" w:color="CCCCCC" w:sz="6" w:space="0"/>
-            </w:tcBorders>
-            <w:shd w:val="clear" w:color="auto" w:fill="auto"/>
-            <w:tcMar>
-              <w:top w:w="120" w:type="dxa"/>
-              <w:left w:w="120" w:type="dxa"/>
-              <w:bottom w:w="120" w:type="dxa"/>
-              <w:right w:w="120" w:type="dxa"/>
-            </w:tcMar>
-            <w:vAlign w:val="center"/>
-          </w:tcPr>
-          <w:p>
-            <w:pPr>
-              <w:keepNext w:val="0"/>
-              <w:keepLines w:val="0"/>
-              <w:widowControl/>
-              <w:suppressLineNumbers w:val="0"/>
-              <w:jc w:val="left"/>
-            </w:pPr>
-            <w:r>
-              <w:rPr>
-                <w:rFonts w:ascii="宋体" w:hAnsi="宋体" w:eastAsia="宋体" w:cs="宋体"/>
-                <w:kern w:val="0"/>
-                <w:sz w:val="24"/>
-                <w:szCs w:val="24"/>
-                <w:lang w:val="en-US" w:eastAsia="zh-CN" w:bidi="ar"/>
-              </w:rPr>
-              <w:t>慢速自动</w:t>
-            </w:r>
-          </w:p>
-        </w:tc>
-        <w:tc>
-          <w:tcPr>
-            <w:tcW w:w="0" w:type="auto"/>
-            <w:tcBorders>
-              <w:top w:val="single" w:color="CCCCCC" w:sz="6" w:space="0"/>
-              <w:left w:val="single" w:color="CCCCCC" w:sz="6" w:space="0"/>
-              <w:bottom w:val="single" w:color="CCCCCC" w:sz="6" w:space="0"/>
-              <w:right w:val="single" w:color="CCCCCC" w:sz="6" w:space="0"/>
-            </w:tcBorders>
-            <w:shd w:val="clear" w:color="auto" w:fill="auto"/>
-            <w:tcMar>
-              <w:top w:w="120" w:type="dxa"/>
-              <w:left w:w="120" w:type="dxa"/>
-              <w:bottom w:w="120" w:type="dxa"/>
-              <w:right w:w="120" w:type="dxa"/>
-            </w:tcMar>
-            <w:vAlign w:val="center"/>
-          </w:tcPr>
-          <w:p>
-            <w:pPr>
-              <w:keepNext w:val="0"/>
-              <w:keepLines w:val="0"/>
-              <w:widowControl/>
-              <w:suppressLineNumbers w:val="0"/>
-              <w:jc w:val="left"/>
-            </w:pPr>
-            <w:r>
-              <w:rPr>
-                <w:rFonts w:ascii="宋体" w:hAnsi="宋体" w:eastAsia="宋体" w:cs="宋体"/>
-                <w:kern w:val="0"/>
-                <w:sz w:val="24"/>
-                <w:szCs w:val="24"/>
-                <w:lang w:val="en-US" w:eastAsia="zh-CN" w:bidi="ar"/>
-              </w:rPr>
-              <w:t>3.5～4.5s</w:t>
-            </w:r>
-          </w:p>
-        </w:tc>
-        <w:tc>
-          <w:tcPr>
-            <w:tcW w:w="0" w:type="auto"/>
-            <w:tcBorders>
-              <w:top w:val="single" w:color="CCCCCC" w:sz="6" w:space="0"/>
-              <w:left w:val="single" w:color="CCCCCC" w:sz="6" w:space="0"/>
-              <w:bottom w:val="single" w:color="CCCCCC" w:sz="6" w:space="0"/>
-              <w:right w:val="single" w:color="CCCCCC" w:sz="6" w:space="0"/>
-            </w:tcBorders>
-            <w:shd w:val="clear" w:color="auto" w:fill="auto"/>
-            <w:tcMar>
-              <w:top w:w="120" w:type="dxa"/>
-              <w:left w:w="120" w:type="dxa"/>
-              <w:bottom w:w="120" w:type="dxa"/>
-              <w:right w:w="120" w:type="dxa"/>
-            </w:tcMar>
-            <w:vAlign w:val="center"/>
-          </w:tcPr>
-          <w:p>
-            <w:pPr>
-              <w:keepNext w:val="0"/>
-              <w:keepLines w:val="0"/>
-              <w:widowControl/>
-              <w:suppressLineNumbers w:val="0"/>
-              <w:jc w:val="left"/>
-            </w:pPr>
-            <w:r>
-              <w:rPr>
-                <w:rFonts w:ascii="宋体" w:hAnsi="宋体" w:eastAsia="宋体" w:cs="宋体"/>
-                <w:kern w:val="0"/>
-                <w:sz w:val="24"/>
-                <w:szCs w:val="24"/>
-                <w:lang w:val="en-US" w:eastAsia="zh-CN" w:bidi="ar"/>
-              </w:rPr>
-              <w:t>抒情、氛围、悬疑、内心独白</w:t>
-            </w:r>
-          </w:p>
-        </w:tc>
-      </w:tr>
-      <w:tr>
-        <w:tblPrEx>
-          <w:tblBorders>
-            <w:top w:val="none" w:color="auto" w:sz="0" w:space="0"/>
-            <w:left w:val="none" w:color="auto" w:sz="0" w:space="0"/>
-            <w:bottom w:val="none" w:color="auto" w:sz="0" w:space="0"/>
-            <w:right w:val="none" w:color="auto" w:sz="0" w:space="0"/>
-            <w:insideH w:val="none" w:color="auto" w:sz="0" w:space="0"/>
-            <w:insideV w:val="none" w:color="auto" w:sz="0" w:space="0"/>
-          </w:tblBorders>
-          <w:tblCellMar>
-            <w:top w:w="15" w:type="dxa"/>
-            <w:left w:w="15" w:type="dxa"/>
-            <w:bottom w:w="15" w:type="dxa"/>
-            <w:right w:w="15" w:type="dxa"/>
-          </w:tblCellMar>
-        </w:tblPrEx>
-        <w:tc>
-          <w:tcPr>
-            <w:tcW w:w="0" w:type="auto"/>
-            <w:tcBorders>
-              <w:top w:val="single" w:color="CCCCCC" w:sz="6" w:space="0"/>
-              <w:left w:val="single" w:color="CCCCCC" w:sz="6" w:space="0"/>
-              <w:bottom w:val="single" w:color="CCCCCC" w:sz="6" w:space="0"/>
-              <w:right w:val="single" w:color="CCCCCC" w:sz="6" w:space="0"/>
-            </w:tcBorders>
-            <w:shd w:val="clear" w:color="auto" w:fill="auto"/>
-            <w:tcMar>
-              <w:top w:w="120" w:type="dxa"/>
-              <w:left w:w="120" w:type="dxa"/>
-              <w:bottom w:w="120" w:type="dxa"/>
-              <w:right w:w="120" w:type="dxa"/>
-            </w:tcMar>
-            <w:vAlign w:val="center"/>
-          </w:tcPr>
-          <w:p>
-            <w:pPr>
-              <w:keepNext w:val="0"/>
-              <w:keepLines w:val="0"/>
-              <w:widowControl/>
-              <w:suppressLineNumbers w:val="0"/>
-              <w:jc w:val="left"/>
-            </w:pPr>
-            <w:r>
-              <w:rPr>
-                <w:rFonts w:ascii="宋体" w:hAnsi="宋体" w:eastAsia="宋体" w:cs="宋体"/>
-                <w:kern w:val="0"/>
-                <w:sz w:val="24"/>
-                <w:szCs w:val="24"/>
-                <w:lang w:val="en-US" w:eastAsia="zh-CN" w:bidi="ar"/>
-              </w:rPr>
-              <w:t>标准自动</w:t>
-            </w:r>
-          </w:p>
-        </w:tc>
-        <w:tc>
-          <w:tcPr>
-            <w:tcW w:w="0" w:type="auto"/>
-            <w:tcBorders>
-              <w:top w:val="single" w:color="CCCCCC" w:sz="6" w:space="0"/>
-              <w:left w:val="single" w:color="CCCCCC" w:sz="6" w:space="0"/>
-              <w:bottom w:val="single" w:color="CCCCCC" w:sz="6" w:space="0"/>
-              <w:right w:val="single" w:color="CCCCCC" w:sz="6" w:space="0"/>
-            </w:tcBorders>
-            <w:shd w:val="clear" w:color="auto" w:fill="auto"/>
-            <w:tcMar>
-              <w:top w:w="120" w:type="dxa"/>
-              <w:left w:w="120" w:type="dxa"/>
-              <w:bottom w:w="120" w:type="dxa"/>
-              <w:right w:w="120" w:type="dxa"/>
-            </w:tcMar>
-            <w:vAlign w:val="center"/>
-          </w:tcPr>
-          <w:p>
-            <w:pPr>
-              <w:keepNext w:val="0"/>
-              <w:keepLines w:val="0"/>
-              <w:widowControl/>
-              <w:suppressLineNumbers w:val="0"/>
-              <w:jc w:val="left"/>
-            </w:pPr>
-            <w:r>
-              <w:rPr>
-                <w:rFonts w:ascii="宋体" w:hAnsi="宋体" w:eastAsia="宋体" w:cs="宋体"/>
-                <w:kern w:val="0"/>
-                <w:sz w:val="24"/>
-                <w:szCs w:val="24"/>
-                <w:lang w:val="en-US" w:eastAsia="zh-CN" w:bidi="ar"/>
-              </w:rPr>
-              <w:t>2.5～3.0s</w:t>
-            </w:r>
-          </w:p>
-        </w:tc>
-        <w:tc>
-          <w:tcPr>
-            <w:tcW w:w="0" w:type="auto"/>
-            <w:tcBorders>
-              <w:top w:val="single" w:color="CCCCCC" w:sz="6" w:space="0"/>
-              <w:left w:val="single" w:color="CCCCCC" w:sz="6" w:space="0"/>
-              <w:bottom w:val="single" w:color="CCCCCC" w:sz="6" w:space="0"/>
-              <w:right w:val="single" w:color="CCCCCC" w:sz="6" w:space="0"/>
-            </w:tcBorders>
-            <w:shd w:val="clear" w:color="auto" w:fill="auto"/>
-            <w:tcMar>
-              <w:top w:w="120" w:type="dxa"/>
-              <w:left w:w="120" w:type="dxa"/>
-              <w:bottom w:w="120" w:type="dxa"/>
-              <w:right w:w="120" w:type="dxa"/>
-            </w:tcMar>
-            <w:vAlign w:val="center"/>
-          </w:tcPr>
-          <w:p>
-            <w:pPr>
-              <w:keepNext w:val="0"/>
-              <w:keepLines w:val="0"/>
-              <w:widowControl/>
-              <w:suppressLineNumbers w:val="0"/>
-              <w:jc w:val="left"/>
-            </w:pPr>
-            <w:r>
-              <w:rPr>
-                <w:rFonts w:ascii="宋体" w:hAnsi="宋体" w:eastAsia="宋体" w:cs="宋体"/>
-                <w:kern w:val="0"/>
-                <w:sz w:val="24"/>
-                <w:szCs w:val="24"/>
-                <w:lang w:val="en-US" w:eastAsia="zh-CN" w:bidi="ar"/>
-              </w:rPr>
-              <w:t>主线剧情、日常对话（默认）</w:t>
             </w:r>
           </w:p>
         </w:tc>
@@ -7178,7 +6915,7 @@
                 <w:szCs w:val="24"/>
                 <w:lang w:val="en-US" w:eastAsia="zh-CN" w:bidi="ar"/>
               </w:rPr>
-              <w:t>快速自动</w:t>
+              <w:t>慢速自动</w:t>
             </w:r>
           </w:p>
         </w:tc>
@@ -7216,7 +6953,7 @@
                 <w:szCs w:val="24"/>
                 <w:lang w:val="en-US" w:eastAsia="zh-CN" w:bidi="ar"/>
               </w:rPr>
-              <w:t>1.5～2.0s</w:t>
+              <w:t>3.5～4.5s</w:t>
             </w:r>
           </w:p>
         </w:tc>
@@ -7254,7 +6991,7 @@
                 <w:szCs w:val="24"/>
                 <w:lang w:val="en-US" w:eastAsia="zh-CN" w:bidi="ar"/>
               </w:rPr>
-              <w:t>节奏紧凑、连续对话、轻松剧情</w:t>
+              <w:t>抒情、氛围、悬疑、内心独白</w:t>
             </w:r>
           </w:p>
         </w:tc>
@@ -7269,6 +7006,273 @@
             <w:insideH w:val="none" w:color="auto" w:sz="0" w:space="0"/>
             <w:insideV w:val="none" w:color="auto" w:sz="0" w:space="0"/>
           </w:tblBorders>
+          <w:shd w:val="clear" w:color="auto" w:fill="auto"/>
+          <w:tblCellMar>
+            <w:top w:w="15" w:type="dxa"/>
+            <w:left w:w="15" w:type="dxa"/>
+            <w:bottom w:w="15" w:type="dxa"/>
+            <w:right w:w="15" w:type="dxa"/>
+          </w:tblCellMar>
+        </w:tblPrEx>
+        <w:tc>
+          <w:tcPr>
+            <w:tcW w:w="0" w:type="auto"/>
+            <w:tcBorders>
+              <w:top w:val="single" w:color="CCCCCC" w:sz="6" w:space="0"/>
+              <w:left w:val="single" w:color="CCCCCC" w:sz="6" w:space="0"/>
+              <w:bottom w:val="single" w:color="CCCCCC" w:sz="6" w:space="0"/>
+              <w:right w:val="single" w:color="CCCCCC" w:sz="6" w:space="0"/>
+            </w:tcBorders>
+            <w:shd w:val="clear" w:color="auto" w:fill="auto"/>
+            <w:tcMar>
+              <w:top w:w="120" w:type="dxa"/>
+              <w:left w:w="120" w:type="dxa"/>
+              <w:bottom w:w="120" w:type="dxa"/>
+              <w:right w:w="120" w:type="dxa"/>
+            </w:tcMar>
+            <w:vAlign w:val="center"/>
+          </w:tcPr>
+          <w:p>
+            <w:pPr>
+              <w:keepNext w:val="0"/>
+              <w:keepLines w:val="0"/>
+              <w:widowControl/>
+              <w:suppressLineNumbers w:val="0"/>
+              <w:jc w:val="left"/>
+            </w:pPr>
+            <w:r>
+              <w:rPr>
+                <w:rFonts w:ascii="宋体" w:hAnsi="宋体" w:eastAsia="宋体" w:cs="宋体"/>
+                <w:kern w:val="0"/>
+                <w:sz w:val="24"/>
+                <w:szCs w:val="24"/>
+                <w:lang w:val="en-US" w:eastAsia="zh-CN" w:bidi="ar"/>
+              </w:rPr>
+              <w:t>标准自动</w:t>
+            </w:r>
+          </w:p>
+        </w:tc>
+        <w:tc>
+          <w:tcPr>
+            <w:tcW w:w="0" w:type="auto"/>
+            <w:tcBorders>
+              <w:top w:val="single" w:color="CCCCCC" w:sz="6" w:space="0"/>
+              <w:left w:val="single" w:color="CCCCCC" w:sz="6" w:space="0"/>
+              <w:bottom w:val="single" w:color="CCCCCC" w:sz="6" w:space="0"/>
+              <w:right w:val="single" w:color="CCCCCC" w:sz="6" w:space="0"/>
+            </w:tcBorders>
+            <w:shd w:val="clear" w:color="auto" w:fill="auto"/>
+            <w:tcMar>
+              <w:top w:w="120" w:type="dxa"/>
+              <w:left w:w="120" w:type="dxa"/>
+              <w:bottom w:w="120" w:type="dxa"/>
+              <w:right w:w="120" w:type="dxa"/>
+            </w:tcMar>
+            <w:vAlign w:val="center"/>
+          </w:tcPr>
+          <w:p>
+            <w:pPr>
+              <w:keepNext w:val="0"/>
+              <w:keepLines w:val="0"/>
+              <w:widowControl/>
+              <w:suppressLineNumbers w:val="0"/>
+              <w:jc w:val="left"/>
+            </w:pPr>
+            <w:r>
+              <w:rPr>
+                <w:rFonts w:ascii="宋体" w:hAnsi="宋体" w:eastAsia="宋体" w:cs="宋体"/>
+                <w:kern w:val="0"/>
+                <w:sz w:val="24"/>
+                <w:szCs w:val="24"/>
+                <w:lang w:val="en-US" w:eastAsia="zh-CN" w:bidi="ar"/>
+              </w:rPr>
+              <w:t>2.5～3.0s</w:t>
+            </w:r>
+          </w:p>
+        </w:tc>
+        <w:tc>
+          <w:tcPr>
+            <w:tcW w:w="0" w:type="auto"/>
+            <w:tcBorders>
+              <w:top w:val="single" w:color="CCCCCC" w:sz="6" w:space="0"/>
+              <w:left w:val="single" w:color="CCCCCC" w:sz="6" w:space="0"/>
+              <w:bottom w:val="single" w:color="CCCCCC" w:sz="6" w:space="0"/>
+              <w:right w:val="single" w:color="CCCCCC" w:sz="6" w:space="0"/>
+            </w:tcBorders>
+            <w:shd w:val="clear" w:color="auto" w:fill="auto"/>
+            <w:tcMar>
+              <w:top w:w="120" w:type="dxa"/>
+              <w:left w:w="120" w:type="dxa"/>
+              <w:bottom w:w="120" w:type="dxa"/>
+              <w:right w:w="120" w:type="dxa"/>
+            </w:tcMar>
+            <w:vAlign w:val="center"/>
+          </w:tcPr>
+          <w:p>
+            <w:pPr>
+              <w:keepNext w:val="0"/>
+              <w:keepLines w:val="0"/>
+              <w:widowControl/>
+              <w:suppressLineNumbers w:val="0"/>
+              <w:jc w:val="left"/>
+            </w:pPr>
+            <w:r>
+              <w:rPr>
+                <w:rFonts w:ascii="宋体" w:hAnsi="宋体" w:eastAsia="宋体" w:cs="宋体"/>
+                <w:kern w:val="0"/>
+                <w:sz w:val="24"/>
+                <w:szCs w:val="24"/>
+                <w:lang w:val="en-US" w:eastAsia="zh-CN" w:bidi="ar"/>
+              </w:rPr>
+              <w:t>主线剧情、日常对话（默认）</w:t>
+            </w:r>
+          </w:p>
+        </w:tc>
+      </w:tr>
+      <w:tr>
+        <w:tblPrEx>
+          <w:tblBorders>
+            <w:top w:val="none" w:color="auto" w:sz="0" w:space="0"/>
+            <w:left w:val="none" w:color="auto" w:sz="0" w:space="0"/>
+            <w:bottom w:val="none" w:color="auto" w:sz="0" w:space="0"/>
+            <w:right w:val="none" w:color="auto" w:sz="0" w:space="0"/>
+            <w:insideH w:val="none" w:color="auto" w:sz="0" w:space="0"/>
+            <w:insideV w:val="none" w:color="auto" w:sz="0" w:space="0"/>
+          </w:tblBorders>
+          <w:shd w:val="clear" w:color="auto" w:fill="auto"/>
+          <w:tblCellMar>
+            <w:top w:w="15" w:type="dxa"/>
+            <w:left w:w="15" w:type="dxa"/>
+            <w:bottom w:w="15" w:type="dxa"/>
+            <w:right w:w="15" w:type="dxa"/>
+          </w:tblCellMar>
+        </w:tblPrEx>
+        <w:tc>
+          <w:tcPr>
+            <w:tcW w:w="0" w:type="auto"/>
+            <w:tcBorders>
+              <w:top w:val="single" w:color="CCCCCC" w:sz="6" w:space="0"/>
+              <w:left w:val="single" w:color="CCCCCC" w:sz="6" w:space="0"/>
+              <w:bottom w:val="single" w:color="CCCCCC" w:sz="6" w:space="0"/>
+              <w:right w:val="single" w:color="CCCCCC" w:sz="6" w:space="0"/>
+            </w:tcBorders>
+            <w:shd w:val="clear" w:color="auto" w:fill="auto"/>
+            <w:tcMar>
+              <w:top w:w="120" w:type="dxa"/>
+              <w:left w:w="120" w:type="dxa"/>
+              <w:bottom w:w="120" w:type="dxa"/>
+              <w:right w:w="120" w:type="dxa"/>
+            </w:tcMar>
+            <w:vAlign w:val="center"/>
+          </w:tcPr>
+          <w:p>
+            <w:pPr>
+              <w:keepNext w:val="0"/>
+              <w:keepLines w:val="0"/>
+              <w:widowControl/>
+              <w:suppressLineNumbers w:val="0"/>
+              <w:jc w:val="left"/>
+            </w:pPr>
+            <w:r>
+              <w:rPr>
+                <w:rFonts w:ascii="宋体" w:hAnsi="宋体" w:eastAsia="宋体" w:cs="宋体"/>
+                <w:kern w:val="0"/>
+                <w:sz w:val="24"/>
+                <w:szCs w:val="24"/>
+                <w:lang w:val="en-US" w:eastAsia="zh-CN" w:bidi="ar"/>
+              </w:rPr>
+              <w:t>快速自动</w:t>
+            </w:r>
+          </w:p>
+        </w:tc>
+        <w:tc>
+          <w:tcPr>
+            <w:tcW w:w="0" w:type="auto"/>
+            <w:tcBorders>
+              <w:top w:val="single" w:color="CCCCCC" w:sz="6" w:space="0"/>
+              <w:left w:val="single" w:color="CCCCCC" w:sz="6" w:space="0"/>
+              <w:bottom w:val="single" w:color="CCCCCC" w:sz="6" w:space="0"/>
+              <w:right w:val="single" w:color="CCCCCC" w:sz="6" w:space="0"/>
+            </w:tcBorders>
+            <w:shd w:val="clear" w:color="auto" w:fill="auto"/>
+            <w:tcMar>
+              <w:top w:w="120" w:type="dxa"/>
+              <w:left w:w="120" w:type="dxa"/>
+              <w:bottom w:w="120" w:type="dxa"/>
+              <w:right w:w="120" w:type="dxa"/>
+            </w:tcMar>
+            <w:vAlign w:val="center"/>
+          </w:tcPr>
+          <w:p>
+            <w:pPr>
+              <w:keepNext w:val="0"/>
+              <w:keepLines w:val="0"/>
+              <w:widowControl/>
+              <w:suppressLineNumbers w:val="0"/>
+              <w:jc w:val="left"/>
+            </w:pPr>
+            <w:r>
+              <w:rPr>
+                <w:rFonts w:ascii="宋体" w:hAnsi="宋体" w:eastAsia="宋体" w:cs="宋体"/>
+                <w:kern w:val="0"/>
+                <w:sz w:val="24"/>
+                <w:szCs w:val="24"/>
+                <w:lang w:val="en-US" w:eastAsia="zh-CN" w:bidi="ar"/>
+              </w:rPr>
+              <w:t>1.5～2.0s</w:t>
+            </w:r>
+          </w:p>
+        </w:tc>
+        <w:tc>
+          <w:tcPr>
+            <w:tcW w:w="0" w:type="auto"/>
+            <w:tcBorders>
+              <w:top w:val="single" w:color="CCCCCC" w:sz="6" w:space="0"/>
+              <w:left w:val="single" w:color="CCCCCC" w:sz="6" w:space="0"/>
+              <w:bottom w:val="single" w:color="CCCCCC" w:sz="6" w:space="0"/>
+              <w:right w:val="single" w:color="CCCCCC" w:sz="6" w:space="0"/>
+            </w:tcBorders>
+            <w:shd w:val="clear" w:color="auto" w:fill="auto"/>
+            <w:tcMar>
+              <w:top w:w="120" w:type="dxa"/>
+              <w:left w:w="120" w:type="dxa"/>
+              <w:bottom w:w="120" w:type="dxa"/>
+              <w:right w:w="120" w:type="dxa"/>
+            </w:tcMar>
+            <w:vAlign w:val="center"/>
+          </w:tcPr>
+          <w:p>
+            <w:pPr>
+              <w:keepNext w:val="0"/>
+              <w:keepLines w:val="0"/>
+              <w:widowControl/>
+              <w:suppressLineNumbers w:val="0"/>
+              <w:jc w:val="left"/>
+            </w:pPr>
+            <w:r>
+              <w:rPr>
+                <w:rFonts w:ascii="宋体" w:hAnsi="宋体" w:eastAsia="宋体" w:cs="宋体"/>
+                <w:kern w:val="0"/>
+                <w:sz w:val="24"/>
+                <w:szCs w:val="24"/>
+                <w:lang w:val="en-US" w:eastAsia="zh-CN" w:bidi="ar"/>
+              </w:rPr>
+              <w:t>节奏紧凑、连续对话、轻松剧情</w:t>
+            </w:r>
+          </w:p>
+        </w:tc>
+      </w:tr>
+      <w:tr>
+        <w:tblPrEx>
+          <w:tblBorders>
+            <w:top w:val="none" w:color="auto" w:sz="0" w:space="0"/>
+            <w:left w:val="none" w:color="auto" w:sz="0" w:space="0"/>
+            <w:bottom w:val="none" w:color="auto" w:sz="0" w:space="0"/>
+            <w:right w:val="none" w:color="auto" w:sz="0" w:space="0"/>
+            <w:insideH w:val="none" w:color="auto" w:sz="0" w:space="0"/>
+            <w:insideV w:val="none" w:color="auto" w:sz="0" w:space="0"/>
+          </w:tblBorders>
+          <w:shd w:val="clear" w:color="auto" w:fill="auto"/>
           <w:tblCellMar>
             <w:top w:w="15" w:type="dxa"/>
             <w:left w:w="15" w:type="dxa"/>
@@ -7615,6 +7619,7 @@
             <w:insideH w:val="none" w:color="auto" w:sz="0" w:space="0"/>
             <w:insideV w:val="none" w:color="auto" w:sz="0" w:space="0"/>
           </w:tblBorders>
+          <w:shd w:val="clear" w:color="auto" w:fill="auto"/>
           <w:tblCellMar>
             <w:top w:w="15" w:type="dxa"/>
             <w:left w:w="15" w:type="dxa"/>
@@ -8325,6 +8330,7 @@
             <w:insideH w:val="none" w:color="auto" w:sz="0" w:space="0"/>
             <w:insideV w:val="none" w:color="auto" w:sz="0" w:space="0"/>
           </w:tblBorders>
+          <w:shd w:val="clear" w:color="auto" w:fill="auto"/>
           <w:tblCellMar>
             <w:top w:w="15" w:type="dxa"/>
             <w:left w:w="15" w:type="dxa"/>
@@ -9425,7 +9431,7 @@
             </w14:solidFill>
           </w14:textFill>
         </w:rPr>
-        <w:t>核心玩法与事件系统 (Core Gameplay &amp; Event System)</w:t>
+        <w:t>核心玩法与事件系统</w:t>
       </w:r>
     </w:p>
     <w:p>
@@ -9507,7 +9513,7 @@
           <w:szCs w:val="30"/>
           <w:lang w:val="en-US" w:eastAsia="zh-CN" w:bidi="ar"/>
         </w:rPr>
-        <w:t>资源与属性管理 (Resources &amp; Stats)</w:t>
+        <w:t>资源与属性管理</w:t>
       </w:r>
     </w:p>
     <w:p>
@@ -9543,8 +9549,9 @@
           <w:highlight w:val="yellow"/>
           <w:lang w:val="en-US" w:eastAsia="zh-CN"/>
         </w:rPr>
-        <w:t>行动点(Action Points, AP)</w:t>
-      </w:r>
+        <w:t>行动点</w:t>
+      </w:r>
+      <w:bookmarkStart w:id="0" w:name="_GoBack"/>
       <w:r>
         <w:rPr>
           <w:rStyle w:val="10"/>
@@ -9553,9 +9560,35 @@
           <w:iCs/>
           <w:sz w:val="28"/>
           <w:szCs w:val="28"/>
-          <w:lang w:val="en-US" w:eastAsia="zh-CN"/>
-        </w:rPr>
-        <w:t>：玩家执行各类事件的核心资源。初始默认发放10点。</w:t>
+          <w:highlight w:val="yellow"/>
+          <w:lang w:val="en-US" w:eastAsia="zh-CN"/>
+        </w:rPr>
+        <w:t>(Action Points, AP)</w:t>
+      </w:r>
+      <w:r>
+        <w:rPr>
+          <w:rStyle w:val="10"/>
+          <w:rFonts w:hint="default" w:ascii="Times New Roman" w:hAnsi="Times New Roman" w:eastAsia="宋体" w:cs="Times New Roman"/>
+          <w:i w:val="0"/>
+          <w:iCs/>
+          <w:sz w:val="28"/>
+          <w:szCs w:val="28"/>
+          <w:lang w:val="en-US" w:eastAsia="zh-CN"/>
+        </w:rPr>
+        <w:t>：</w:t>
+      </w:r>
+      <w:bookmarkEnd w:id="0"/>
+      <w:r>
+        <w:rPr>
+          <w:rStyle w:val="10"/>
+          <w:rFonts w:hint="default" w:ascii="Times New Roman" w:hAnsi="Times New Roman" w:eastAsia="宋体" w:cs="Times New Roman"/>
+          <w:i w:val="0"/>
+          <w:iCs/>
+          <w:sz w:val="28"/>
+          <w:szCs w:val="28"/>
+          <w:lang w:val="en-US" w:eastAsia="zh-CN"/>
+        </w:rPr>
+        <w:t>玩家执行各类事件的核心资源。初始默认发放10点。</w:t>
       </w:r>
     </w:p>
     <w:p>
@@ -9673,7 +9706,7 @@
           <w:szCs w:val="30"/>
           <w:lang w:val="en-US" w:eastAsia="zh-CN" w:bidi="ar"/>
         </w:rPr>
-        <w:t>常规事件与常规结局 (Normal Events &amp; Endings)</w:t>
+        <w:t>常规事件与常规结局</w:t>
       </w:r>
     </w:p>
     <w:p>
@@ -9877,7 +9910,7 @@
           <w:szCs w:val="30"/>
           <w:lang w:val="en-US" w:eastAsia="zh-CN" w:bidi="ar"/>
         </w:rPr>
-        <w:t>男主特殊事件 (Male Lead Special Events)</w:t>
+        <w:t>男主特殊事件</w:t>
       </w:r>
     </w:p>
     <w:p>
@@ -11657,6 +11690,7 @@
     </w:p>
     <w:tbl>
       <w:tblPr>
+        <w:tblStyle w:val="6"/>
         <w:tblW w:w="10296" w:type="dxa"/>
         <w:tblInd w:w="-804" w:type="dxa"/>
         <w:tblBorders>
@@ -11667,7 +11701,7 @@
           <w:insideH w:val="none" w:color="auto" w:sz="0" w:space="0"/>
           <w:insideV w:val="none" w:color="auto" w:sz="0" w:space="0"/>
         </w:tblBorders>
-        <w:shd w:val="clear"/>
+        <w:shd w:val="clear" w:color="auto" w:fill="auto"/>
         <w:tblLayout w:type="fixed"/>
         <w:tblCellMar>
           <w:top w:w="0" w:type="dxa"/>
@@ -11692,7 +11726,7 @@
             <w:insideH w:val="none" w:color="auto" w:sz="0" w:space="0"/>
             <w:insideV w:val="none" w:color="auto" w:sz="0" w:space="0"/>
           </w:tblBorders>
-          <w:shd w:val="clear"/>
+          <w:shd w:val="clear" w:color="auto" w:fill="auto"/>
           <w:tblCellMar>
             <w:top w:w="0" w:type="dxa"/>
             <w:left w:w="108" w:type="dxa"/>
@@ -11712,7 +11746,7 @@
               <w:bottom w:val="nil"/>
               <w:right w:val="nil"/>
             </w:tcBorders>
-            <w:shd w:val="clear"/>
+            <w:shd w:val="clear" w:color="auto" w:fill="auto"/>
             <w:vAlign w:val="center"/>
           </w:tcPr>
           <w:p>
@@ -11747,7 +11781,6 @@
                 <w:sz w:val="22"/>
                 <w:szCs w:val="22"/>
                 <w:u w:val="none"/>
-                <w:bdr w:val="none" w:color="auto" w:sz="0" w:space="0"/>
                 <w:lang w:val="en-US" w:eastAsia="zh-CN" w:bidi="ar"/>
               </w:rPr>
               <w:t>字段名 (Field)</w:t>
@@ -11763,7 +11796,7 @@
               <w:bottom w:val="nil"/>
               <w:right w:val="nil"/>
             </w:tcBorders>
-            <w:shd w:val="clear"/>
+            <w:shd w:val="clear" w:color="auto" w:fill="auto"/>
             <w:vAlign w:val="center"/>
           </w:tcPr>
           <w:p>
@@ -11798,7 +11831,6 @@
                 <w:sz w:val="22"/>
                 <w:szCs w:val="22"/>
                 <w:u w:val="none"/>
-                <w:bdr w:val="none" w:color="auto" w:sz="0" w:space="0"/>
                 <w:lang w:val="en-US" w:eastAsia="zh-CN" w:bidi="ar"/>
               </w:rPr>
               <w:t>类型 (Type)</w:t>
@@ -11814,7 +11846,7 @@
               <w:bottom w:val="nil"/>
               <w:right w:val="nil"/>
             </w:tcBorders>
-            <w:shd w:val="clear"/>
+            <w:shd w:val="clear" w:color="auto" w:fill="auto"/>
             <w:vAlign w:val="center"/>
           </w:tcPr>
           <w:p>
@@ -11849,7 +11881,6 @@
                 <w:sz w:val="22"/>
                 <w:szCs w:val="22"/>
                 <w:u w:val="none"/>
-                <w:bdr w:val="none" w:color="auto" w:sz="0" w:space="0"/>
                 <w:lang w:val="en-US" w:eastAsia="zh-CN" w:bidi="ar"/>
               </w:rPr>
               <w:t>策划说明</w:t>
@@ -11865,7 +11896,7 @@
               <w:bottom w:val="nil"/>
               <w:right w:val="nil"/>
             </w:tcBorders>
-            <w:shd w:val="clear"/>
+            <w:shd w:val="clear" w:color="auto" w:fill="auto"/>
             <w:vAlign w:val="center"/>
           </w:tcPr>
           <w:p>
@@ -11900,7 +11931,6 @@
                 <w:sz w:val="22"/>
                 <w:szCs w:val="22"/>
                 <w:u w:val="none"/>
-                <w:bdr w:val="none" w:color="auto" w:sz="0" w:space="0"/>
                 <w:lang w:val="en-US" w:eastAsia="zh-CN" w:bidi="ar"/>
               </w:rPr>
               <w:t>示例数据填入</w:t>
@@ -11937,7 +11967,7 @@
               <w:bottom w:val="nil"/>
               <w:right w:val="nil"/>
             </w:tcBorders>
-            <w:shd w:val="clear"/>
+            <w:shd w:val="clear" w:color="auto" w:fill="auto"/>
             <w:vAlign w:val="center"/>
           </w:tcPr>
           <w:p>
@@ -11968,7 +11998,6 @@
                 <w:sz w:val="22"/>
                 <w:szCs w:val="22"/>
                 <w:u w:val="none"/>
-                <w:bdr w:val="none" w:color="auto" w:sz="0" w:space="0"/>
                 <w:lang w:val="en-US" w:eastAsia="zh-CN" w:bidi="ar"/>
               </w:rPr>
               <w:t>Stage_ID</w:t>
@@ -11984,7 +12013,7 @@
               <w:bottom w:val="nil"/>
               <w:right w:val="nil"/>
             </w:tcBorders>
-            <w:shd w:val="clear"/>
+            <w:shd w:val="clear" w:color="auto" w:fill="auto"/>
             <w:vAlign w:val="center"/>
           </w:tcPr>
           <w:p>
@@ -12015,7 +12044,6 @@
                 <w:sz w:val="22"/>
                 <w:szCs w:val="22"/>
                 <w:u w:val="none"/>
-                <w:bdr w:val="none" w:color="auto" w:sz="0" w:space="0"/>
                 <w:lang w:val="en-US" w:eastAsia="zh-CN" w:bidi="ar"/>
               </w:rPr>
               <w:t>String</w:t>
@@ -12031,7 +12059,7 @@
               <w:bottom w:val="nil"/>
               <w:right w:val="nil"/>
             </w:tcBorders>
-            <w:shd w:val="clear"/>
+            <w:shd w:val="clear" w:color="auto" w:fill="auto"/>
             <w:vAlign w:val="center"/>
           </w:tcPr>
           <w:p>
@@ -12062,7 +12090,6 @@
                 <w:sz w:val="22"/>
                 <w:szCs w:val="22"/>
                 <w:u w:val="none"/>
-                <w:bdr w:val="none" w:color="auto" w:sz="0" w:space="0"/>
                 <w:lang w:val="en-US" w:eastAsia="zh-CN" w:bidi="ar"/>
               </w:rPr>
               <w:t>关卡的唯一标识</w:t>
@@ -12078,7 +12105,7 @@
               <w:bottom w:val="nil"/>
               <w:right w:val="nil"/>
             </w:tcBorders>
-            <w:shd w:val="clear"/>
+            <w:shd w:val="clear" w:color="auto" w:fill="auto"/>
             <w:vAlign w:val="center"/>
           </w:tcPr>
           <w:p>
@@ -12109,7 +12136,6 @@
                 <w:sz w:val="22"/>
                 <w:szCs w:val="22"/>
                 <w:u w:val="none"/>
-                <w:bdr w:val="none" w:color="auto" w:sz="0" w:space="0"/>
                 <w:lang w:val="en-US" w:eastAsia="zh-CN" w:bidi="ar"/>
               </w:rPr>
               <w:t>Stage_Nightmare_01</w:t>
@@ -12146,7 +12172,7 @@
               <w:bottom w:val="nil"/>
               <w:right w:val="nil"/>
             </w:tcBorders>
-            <w:shd w:val="clear"/>
+            <w:shd w:val="clear" w:color="auto" w:fill="auto"/>
             <w:vAlign w:val="center"/>
           </w:tcPr>
           <w:p>
@@ -12177,7 +12203,6 @@
                 <w:sz w:val="22"/>
                 <w:szCs w:val="22"/>
                 <w:u w:val="none"/>
-                <w:bdr w:val="none" w:color="auto" w:sz="0" w:space="0"/>
                 <w:lang w:val="en-US" w:eastAsia="zh-CN" w:bidi="ar"/>
               </w:rPr>
               <w:t>Pre_Condition</w:t>
@@ -12193,7 +12218,7 @@
               <w:bottom w:val="nil"/>
               <w:right w:val="nil"/>
             </w:tcBorders>
-            <w:shd w:val="clear"/>
+            <w:shd w:val="clear" w:color="auto" w:fill="auto"/>
             <w:vAlign w:val="center"/>
           </w:tcPr>
           <w:p>
@@ -12224,7 +12249,6 @@
                 <w:sz w:val="22"/>
                 <w:szCs w:val="22"/>
                 <w:u w:val="none"/>
-                <w:bdr w:val="none" w:color="auto" w:sz="0" w:space="0"/>
                 <w:lang w:val="en-US" w:eastAsia="zh-CN" w:bidi="ar"/>
               </w:rPr>
               <w:t>String</w:t>
@@ -12240,7 +12264,7 @@
               <w:bottom w:val="nil"/>
               <w:right w:val="nil"/>
             </w:tcBorders>
-            <w:shd w:val="clear"/>
+            <w:shd w:val="clear" w:color="auto" w:fill="auto"/>
             <w:vAlign w:val="center"/>
           </w:tcPr>
           <w:p>
@@ -12271,7 +12295,6 @@
                 <w:sz w:val="22"/>
                 <w:szCs w:val="22"/>
                 <w:u w:val="none"/>
-                <w:bdr w:val="none" w:color="auto" w:sz="0" w:space="0"/>
                 <w:lang w:val="en-US" w:eastAsia="zh-CN" w:bidi="ar"/>
               </w:rPr>
               <w:t>进入关卡的前置状态检查</w:t>
@@ -12287,7 +12310,7 @@
               <w:bottom w:val="nil"/>
               <w:right w:val="nil"/>
             </w:tcBorders>
-            <w:shd w:val="clear"/>
+            <w:shd w:val="clear" w:color="auto" w:fill="auto"/>
             <w:vAlign w:val="center"/>
           </w:tcPr>
           <w:p>
@@ -12318,7 +12341,6 @@
                 <w:sz w:val="22"/>
                 <w:szCs w:val="22"/>
                 <w:u w:val="none"/>
-                <w:bdr w:val="none" w:color="auto" w:sz="0" w:space="0"/>
                 <w:lang w:val="en-US" w:eastAsia="zh-CN" w:bidi="ar"/>
               </w:rPr>
               <w:t>Pact_HeXingZhou==1;Pact_ZhouShan==0</w:t>
@@ -12355,7 +12377,7 @@
               <w:bottom w:val="nil"/>
               <w:right w:val="nil"/>
             </w:tcBorders>
-            <w:shd w:val="clear"/>
+            <w:shd w:val="clear" w:color="auto" w:fill="auto"/>
             <w:vAlign w:val="center"/>
           </w:tcPr>
           <w:p>
@@ -12386,7 +12408,6 @@
                 <w:sz w:val="22"/>
                 <w:szCs w:val="22"/>
                 <w:u w:val="none"/>
-                <w:bdr w:val="none" w:color="auto" w:sz="0" w:space="0"/>
                 <w:lang w:val="en-US" w:eastAsia="zh-CN" w:bidi="ar"/>
               </w:rPr>
               <w:t>Max_Attempts</w:t>
@@ -12402,7 +12423,7 @@
               <w:bottom w:val="nil"/>
               <w:right w:val="nil"/>
             </w:tcBorders>
-            <w:shd w:val="clear"/>
+            <w:shd w:val="clear" w:color="auto" w:fill="auto"/>
             <w:vAlign w:val="center"/>
           </w:tcPr>
           <w:p>
@@ -12433,7 +12454,6 @@
                 <w:sz w:val="22"/>
                 <w:szCs w:val="22"/>
                 <w:u w:val="none"/>
-                <w:bdr w:val="none" w:color="auto" w:sz="0" w:space="0"/>
                 <w:lang w:val="en-US" w:eastAsia="zh-CN" w:bidi="ar"/>
               </w:rPr>
               <w:t>Int</w:t>
@@ -12449,7 +12469,7 @@
               <w:bottom w:val="nil"/>
               <w:right w:val="nil"/>
             </w:tcBorders>
-            <w:shd w:val="clear"/>
+            <w:shd w:val="clear" w:color="auto" w:fill="auto"/>
             <w:vAlign w:val="center"/>
           </w:tcPr>
           <w:p>
@@ -12480,7 +12500,6 @@
                 <w:sz w:val="22"/>
                 <w:szCs w:val="22"/>
                 <w:u w:val="none"/>
-                <w:bdr w:val="none" w:color="auto" w:sz="0" w:space="0"/>
                 <w:lang w:val="en-US" w:eastAsia="zh-CN" w:bidi="ar"/>
               </w:rPr>
               <w:t>最大允许推演的次数</w:t>
@@ -12496,7 +12515,7 @@
               <w:bottom w:val="nil"/>
               <w:right w:val="nil"/>
             </w:tcBorders>
-            <w:shd w:val="clear"/>
+            <w:shd w:val="clear" w:color="auto" w:fill="auto"/>
             <w:vAlign w:val="center"/>
           </w:tcPr>
           <w:p>
@@ -12527,7 +12546,6 @@
                 <w:sz w:val="22"/>
                 <w:szCs w:val="22"/>
                 <w:u w:val="none"/>
-                <w:bdr w:val="none" w:color="auto" w:sz="0" w:space="0"/>
                 <w:lang w:val="en-US" w:eastAsia="zh-CN" w:bidi="ar"/>
               </w:rPr>
               <w:t>7</w:t>
@@ -12545,6 +12563,7 @@
             <w:insideH w:val="none" w:color="auto" w:sz="0" w:space="0"/>
             <w:insideV w:val="none" w:color="auto" w:sz="0" w:space="0"/>
           </w:tblBorders>
+          <w:shd w:val="clear" w:color="auto" w:fill="auto"/>
           <w:tblCellMar>
             <w:top w:w="0" w:type="dxa"/>
             <w:left w:w="108" w:type="dxa"/>
@@ -12564,7 +12583,7 @@
               <w:bottom w:val="nil"/>
               <w:right w:val="nil"/>
             </w:tcBorders>
-            <w:shd w:val="clear"/>
+            <w:shd w:val="clear" w:color="auto" w:fill="auto"/>
             <w:vAlign w:val="center"/>
           </w:tcPr>
           <w:p>
@@ -12595,7 +12614,6 @@
                 <w:sz w:val="22"/>
                 <w:szCs w:val="22"/>
                 <w:u w:val="none"/>
-                <w:bdr w:val="none" w:color="auto" w:sz="0" w:space="0"/>
                 <w:lang w:val="en-US" w:eastAsia="zh-CN" w:bidi="ar"/>
               </w:rPr>
               <w:t>Target_Count</w:t>
@@ -12611,7 +12629,7 @@
               <w:bottom w:val="nil"/>
               <w:right w:val="nil"/>
             </w:tcBorders>
-            <w:shd w:val="clear"/>
+            <w:shd w:val="clear" w:color="auto" w:fill="auto"/>
             <w:vAlign w:val="center"/>
           </w:tcPr>
           <w:p>
@@ -12642,7 +12660,6 @@
                 <w:sz w:val="22"/>
                 <w:szCs w:val="22"/>
                 <w:u w:val="none"/>
-                <w:bdr w:val="none" w:color="auto" w:sz="0" w:space="0"/>
                 <w:lang w:val="en-US" w:eastAsia="zh-CN" w:bidi="ar"/>
               </w:rPr>
               <w:t>Int</w:t>
@@ -12658,7 +12675,7 @@
               <w:bottom w:val="nil"/>
               <w:right w:val="nil"/>
             </w:tcBorders>
-            <w:shd w:val="clear"/>
+            <w:shd w:val="clear" w:color="auto" w:fill="auto"/>
             <w:vAlign w:val="center"/>
           </w:tcPr>
           <w:p>
@@ -12689,7 +12706,6 @@
                 <w:sz w:val="22"/>
                 <w:szCs w:val="22"/>
                 <w:u w:val="none"/>
-                <w:bdr w:val="none" w:color="auto" w:sz="0" w:space="0"/>
                 <w:lang w:val="en-US" w:eastAsia="zh-CN" w:bidi="ar"/>
               </w:rPr>
               <w:t>通关需要合成的结论数量</w:t>
@@ -12705,7 +12721,7 @@
               <w:bottom w:val="nil"/>
               <w:right w:val="nil"/>
             </w:tcBorders>
-            <w:shd w:val="clear"/>
+            <w:shd w:val="clear" w:color="auto" w:fill="auto"/>
             <w:vAlign w:val="center"/>
           </w:tcPr>
           <w:p>
@@ -12736,7 +12752,6 @@
                 <w:sz w:val="22"/>
                 <w:szCs w:val="22"/>
                 <w:u w:val="none"/>
-                <w:bdr w:val="none" w:color="auto" w:sz="0" w:space="0"/>
                 <w:lang w:val="en-US" w:eastAsia="zh-CN" w:bidi="ar"/>
               </w:rPr>
               <w:t>3</w:t>
@@ -12754,7 +12769,7 @@
             <w:insideH w:val="none" w:color="auto" w:sz="0" w:space="0"/>
             <w:insideV w:val="none" w:color="auto" w:sz="0" w:space="0"/>
           </w:tblBorders>
-          <w:shd w:val="clear"/>
+          <w:shd w:val="clear" w:color="auto" w:fill="auto"/>
           <w:tblCellMar>
             <w:top w:w="0" w:type="dxa"/>
             <w:left w:w="108" w:type="dxa"/>
@@ -12774,7 +12789,7 @@
               <w:bottom w:val="nil"/>
               <w:right w:val="nil"/>
             </w:tcBorders>
-            <w:shd w:val="clear"/>
+            <w:shd w:val="clear" w:color="auto" w:fill="auto"/>
             <w:vAlign w:val="center"/>
           </w:tcPr>
           <w:p>
@@ -12805,7 +12820,6 @@
                 <w:sz w:val="22"/>
                 <w:szCs w:val="22"/>
                 <w:u w:val="none"/>
-                <w:bdr w:val="none" w:color="auto" w:sz="0" w:space="0"/>
                 <w:lang w:val="en-US" w:eastAsia="zh-CN" w:bidi="ar"/>
               </w:rPr>
               <w:t>Final_Truth_ID</w:t>
@@ -12821,7 +12835,7 @@
               <w:bottom w:val="nil"/>
               <w:right w:val="nil"/>
             </w:tcBorders>
-            <w:shd w:val="clear"/>
+            <w:shd w:val="clear" w:color="auto" w:fill="auto"/>
             <w:vAlign w:val="center"/>
           </w:tcPr>
           <w:p>
@@ -12852,7 +12866,6 @@
                 <w:sz w:val="22"/>
                 <w:szCs w:val="22"/>
                 <w:u w:val="none"/>
-                <w:bdr w:val="none" w:color="auto" w:sz="0" w:space="0"/>
                 <w:lang w:val="en-US" w:eastAsia="zh-CN" w:bidi="ar"/>
               </w:rPr>
               <w:t>String</w:t>
@@ -12868,7 +12881,7 @@
               <w:bottom w:val="nil"/>
               <w:right w:val="nil"/>
             </w:tcBorders>
-            <w:shd w:val="clear"/>
+            <w:shd w:val="clear" w:color="auto" w:fill="auto"/>
             <w:vAlign w:val="center"/>
           </w:tcPr>
           <w:p>
@@ -12899,7 +12912,6 @@
                 <w:sz w:val="22"/>
                 <w:szCs w:val="22"/>
                 <w:u w:val="none"/>
-                <w:bdr w:val="none" w:color="auto" w:sz="0" w:space="0"/>
                 <w:lang w:val="en-US" w:eastAsia="zh-CN" w:bidi="ar"/>
               </w:rPr>
               <w:t>达成条件后自动解锁的终极真相ID</w:t>
@@ -12915,7 +12927,7 @@
               <w:bottom w:val="nil"/>
               <w:right w:val="nil"/>
             </w:tcBorders>
-            <w:shd w:val="clear"/>
+            <w:shd w:val="clear" w:color="auto" w:fill="auto"/>
             <w:vAlign w:val="center"/>
           </w:tcPr>
           <w:p>
@@ -12946,7 +12958,6 @@
                 <w:sz w:val="22"/>
                 <w:szCs w:val="22"/>
                 <w:u w:val="none"/>
-                <w:bdr w:val="none" w:color="auto" w:sz="0" w:space="0"/>
                 <w:lang w:val="en-US" w:eastAsia="zh-CN" w:bidi="ar"/>
               </w:rPr>
               <w:t>C_Truth_01</w:t>
@@ -13064,6 +13075,7 @@
     </w:p>
     <w:tbl>
       <w:tblPr>
+        <w:tblStyle w:val="6"/>
         <w:tblW w:w="10309" w:type="dxa"/>
         <w:tblCellSpacing w:w="15" w:type="dxa"/>
         <w:tblInd w:w="-867" w:type="dxa"/>
@@ -13075,7 +13087,7 @@
           <w:insideH w:val="none" w:color="auto" w:sz="0" w:space="0"/>
           <w:insideV w:val="none" w:color="auto" w:sz="0" w:space="0"/>
         </w:tblBorders>
-        <w:shd w:val="clear"/>
+        <w:shd w:val="clear" w:color="auto" w:fill="auto"/>
         <w:tblLayout w:type="fixed"/>
         <w:tblCellMar>
           <w:top w:w="15" w:type="dxa"/>
@@ -13102,7 +13114,7 @@
             <w:insideH w:val="none" w:color="auto" w:sz="0" w:space="0"/>
             <w:insideV w:val="none" w:color="auto" w:sz="0" w:space="0"/>
           </w:tblBorders>
-          <w:shd w:val="clear"/>
+          <w:shd w:val="clear" w:color="auto" w:fill="auto"/>
           <w:tblCellMar>
             <w:top w:w="15" w:type="dxa"/>
             <w:left w:w="15" w:type="dxa"/>
@@ -13116,7 +13128,7 @@
         <w:tc>
           <w:tcPr>
             <w:tcW w:w="1399" w:type="dxa"/>
-            <w:shd w:val="clear"/>
+            <w:shd w:val="clear" w:color="auto" w:fill="auto"/>
             <w:vAlign w:val="center"/>
           </w:tcPr>
           <w:p>
@@ -13162,7 +13174,7 @@
         <w:tc>
           <w:tcPr>
             <w:tcW w:w="788" w:type="dxa"/>
-            <w:shd w:val="clear"/>
+            <w:shd w:val="clear" w:color="auto" w:fill="auto"/>
             <w:vAlign w:val="center"/>
           </w:tcPr>
           <w:p>
@@ -13208,7 +13220,7 @@
         <w:tc>
           <w:tcPr>
             <w:tcW w:w="1497" w:type="dxa"/>
-            <w:shd w:val="clear"/>
+            <w:shd w:val="clear" w:color="auto" w:fill="auto"/>
             <w:vAlign w:val="center"/>
           </w:tcPr>
           <w:p>
@@ -13254,7 +13266,7 @@
         <w:tc>
           <w:tcPr>
             <w:tcW w:w="1942" w:type="dxa"/>
-            <w:shd w:val="clear"/>
+            <w:shd w:val="clear" w:color="auto" w:fill="auto"/>
             <w:vAlign w:val="center"/>
           </w:tcPr>
           <w:p>
@@ -13300,7 +13312,7 @@
         <w:tc>
           <w:tcPr>
             <w:tcW w:w="1942" w:type="dxa"/>
-            <w:shd w:val="clear"/>
+            <w:shd w:val="clear" w:color="auto" w:fill="auto"/>
             <w:vAlign w:val="center"/>
           </w:tcPr>
           <w:p>
@@ -13346,7 +13358,7 @@
         <w:tc>
           <w:tcPr>
             <w:tcW w:w="2531" w:type="dxa"/>
-            <w:shd w:val="clear"/>
+            <w:shd w:val="clear" w:color="auto" w:fill="auto"/>
             <w:vAlign w:val="center"/>
           </w:tcPr>
           <w:p>
@@ -13400,7 +13412,6 @@
             <w:insideH w:val="none" w:color="auto" w:sz="0" w:space="0"/>
             <w:insideV w:val="none" w:color="auto" w:sz="0" w:space="0"/>
           </w:tblBorders>
-          <w:shd w:val="clear"/>
           <w:tblCellMar>
             <w:top w:w="15" w:type="dxa"/>
             <w:left w:w="15" w:type="dxa"/>
@@ -13414,7 +13425,7 @@
         <w:tc>
           <w:tcPr>
             <w:tcW w:w="1399" w:type="dxa"/>
-            <w:shd w:val="clear"/>
+            <w:shd w:val="clear" w:color="auto" w:fill="auto"/>
             <w:vAlign w:val="center"/>
           </w:tcPr>
           <w:p>
@@ -13456,7 +13467,7 @@
         <w:tc>
           <w:tcPr>
             <w:tcW w:w="788" w:type="dxa"/>
-            <w:shd w:val="clear"/>
+            <w:shd w:val="clear" w:color="auto" w:fill="auto"/>
             <w:vAlign w:val="center"/>
           </w:tcPr>
           <w:p>
@@ -13498,7 +13509,7 @@
         <w:tc>
           <w:tcPr>
             <w:tcW w:w="1497" w:type="dxa"/>
-            <w:shd w:val="clear"/>
+            <w:shd w:val="clear" w:color="auto" w:fill="auto"/>
             <w:vAlign w:val="center"/>
           </w:tcPr>
           <w:p>
@@ -13540,7 +13551,7 @@
         <w:tc>
           <w:tcPr>
             <w:tcW w:w="1942" w:type="dxa"/>
-            <w:shd w:val="clear"/>
+            <w:shd w:val="clear" w:color="auto" w:fill="auto"/>
             <w:vAlign w:val="center"/>
           </w:tcPr>
           <w:p>
@@ -13582,7 +13593,7 @@
         <w:tc>
           <w:tcPr>
             <w:tcW w:w="1942" w:type="dxa"/>
-            <w:shd w:val="clear"/>
+            <w:shd w:val="clear" w:color="auto" w:fill="auto"/>
             <w:vAlign w:val="center"/>
           </w:tcPr>
           <w:p>
@@ -13624,7 +13635,7 @@
         <w:tc>
           <w:tcPr>
             <w:tcW w:w="2531" w:type="dxa"/>
-            <w:shd w:val="clear"/>
+            <w:shd w:val="clear" w:color="auto" w:fill="auto"/>
             <w:vAlign w:val="center"/>
           </w:tcPr>
           <w:p>
@@ -13674,7 +13685,6 @@
             <w:insideH w:val="none" w:color="auto" w:sz="0" w:space="0"/>
             <w:insideV w:val="none" w:color="auto" w:sz="0" w:space="0"/>
           </w:tblBorders>
-          <w:shd w:val="clear"/>
           <w:tblCellMar>
             <w:top w:w="15" w:type="dxa"/>
             <w:left w:w="15" w:type="dxa"/>
@@ -13688,7 +13698,7 @@
         <w:tc>
           <w:tcPr>
             <w:tcW w:w="1399" w:type="dxa"/>
-            <w:shd w:val="clear"/>
+            <w:shd w:val="clear" w:color="auto" w:fill="auto"/>
             <w:vAlign w:val="center"/>
           </w:tcPr>
           <w:p>
@@ -13730,7 +13740,7 @@
         <w:tc>
           <w:tcPr>
             <w:tcW w:w="788" w:type="dxa"/>
-            <w:shd w:val="clear"/>
+            <w:shd w:val="clear" w:color="auto" w:fill="auto"/>
             <w:vAlign w:val="center"/>
           </w:tcPr>
           <w:p>
@@ -13772,7 +13782,7 @@
         <w:tc>
           <w:tcPr>
             <w:tcW w:w="1497" w:type="dxa"/>
-            <w:shd w:val="clear"/>
+            <w:shd w:val="clear" w:color="auto" w:fill="auto"/>
             <w:vAlign w:val="center"/>
           </w:tcPr>
           <w:p>
@@ -13814,7 +13824,7 @@
         <w:tc>
           <w:tcPr>
             <w:tcW w:w="1942" w:type="dxa"/>
-            <w:shd w:val="clear"/>
+            <w:shd w:val="clear" w:color="auto" w:fill="auto"/>
             <w:vAlign w:val="center"/>
           </w:tcPr>
           <w:p>
@@ -13856,7 +13866,7 @@
         <w:tc>
           <w:tcPr>
             <w:tcW w:w="1942" w:type="dxa"/>
-            <w:shd w:val="clear"/>
+            <w:shd w:val="clear" w:color="auto" w:fill="auto"/>
             <w:vAlign w:val="center"/>
           </w:tcPr>
           <w:p>
@@ -13898,7 +13908,7 @@
         <w:tc>
           <w:tcPr>
             <w:tcW w:w="2531" w:type="dxa"/>
-            <w:shd w:val="clear"/>
+            <w:shd w:val="clear" w:color="auto" w:fill="auto"/>
             <w:vAlign w:val="center"/>
           </w:tcPr>
           <w:p>
@@ -13948,7 +13958,6 @@
             <w:insideH w:val="none" w:color="auto" w:sz="0" w:space="0"/>
             <w:insideV w:val="none" w:color="auto" w:sz="0" w:space="0"/>
           </w:tblBorders>
-          <w:shd w:val="clear"/>
           <w:tblCellMar>
             <w:top w:w="15" w:type="dxa"/>
             <w:left w:w="15" w:type="dxa"/>
@@ -13962,7 +13971,7 @@
         <w:tc>
           <w:tcPr>
             <w:tcW w:w="1399" w:type="dxa"/>
-            <w:shd w:val="clear"/>
+            <w:shd w:val="clear" w:color="auto" w:fill="auto"/>
             <w:vAlign w:val="center"/>
           </w:tcPr>
           <w:p>
@@ -14004,7 +14013,7 @@
         <w:tc>
           <w:tcPr>
             <w:tcW w:w="788" w:type="dxa"/>
-            <w:shd w:val="clear"/>
+            <w:shd w:val="clear" w:color="auto" w:fill="auto"/>
             <w:vAlign w:val="center"/>
           </w:tcPr>
           <w:p>
@@ -14046,7 +14055,7 @@
         <w:tc>
           <w:tcPr>
             <w:tcW w:w="1497" w:type="dxa"/>
-            <w:shd w:val="clear"/>
+            <w:shd w:val="clear" w:color="auto" w:fill="auto"/>
             <w:vAlign w:val="center"/>
           </w:tcPr>
           <w:p>
@@ -14088,7 +14097,7 @@
         <w:tc>
           <w:tcPr>
             <w:tcW w:w="1942" w:type="dxa"/>
-            <w:shd w:val="clear"/>
+            <w:shd w:val="clear" w:color="auto" w:fill="auto"/>
             <w:vAlign w:val="center"/>
           </w:tcPr>
           <w:p>
@@ -14130,7 +14139,7 @@
         <w:tc>
           <w:tcPr>
             <w:tcW w:w="1942" w:type="dxa"/>
-            <w:shd w:val="clear"/>
+            <w:shd w:val="clear" w:color="auto" w:fill="auto"/>
             <w:vAlign w:val="center"/>
           </w:tcPr>
           <w:p>
@@ -14172,7 +14181,7 @@
         <w:tc>
           <w:tcPr>
             <w:tcW w:w="2531" w:type="dxa"/>
-            <w:shd w:val="clear"/>
+            <w:shd w:val="clear" w:color="auto" w:fill="auto"/>
             <w:vAlign w:val="center"/>
           </w:tcPr>
           <w:p>
@@ -14222,7 +14231,6 @@
             <w:insideH w:val="none" w:color="auto" w:sz="0" w:space="0"/>
             <w:insideV w:val="none" w:color="auto" w:sz="0" w:space="0"/>
           </w:tblBorders>
-          <w:shd w:val="clear"/>
           <w:tblCellMar>
             <w:top w:w="15" w:type="dxa"/>
             <w:left w:w="15" w:type="dxa"/>
@@ -14236,7 +14244,7 @@
         <w:tc>
           <w:tcPr>
             <w:tcW w:w="1399" w:type="dxa"/>
-            <w:shd w:val="clear"/>
+            <w:shd w:val="clear" w:color="auto" w:fill="auto"/>
             <w:vAlign w:val="center"/>
           </w:tcPr>
           <w:p>
@@ -14278,7 +14286,7 @@
         <w:tc>
           <w:tcPr>
             <w:tcW w:w="788" w:type="dxa"/>
-            <w:shd w:val="clear"/>
+            <w:shd w:val="clear" w:color="auto" w:fill="auto"/>
             <w:vAlign w:val="center"/>
           </w:tcPr>
           <w:p>
@@ -14320,7 +14328,7 @@
         <w:tc>
           <w:tcPr>
             <w:tcW w:w="1497" w:type="dxa"/>
-            <w:shd w:val="clear"/>
+            <w:shd w:val="clear" w:color="auto" w:fill="auto"/>
             <w:vAlign w:val="center"/>
           </w:tcPr>
           <w:p>
@@ -14362,7 +14370,7 @@
         <w:tc>
           <w:tcPr>
             <w:tcW w:w="1942" w:type="dxa"/>
-            <w:shd w:val="clear"/>
+            <w:shd w:val="clear" w:color="auto" w:fill="auto"/>
             <w:vAlign w:val="center"/>
           </w:tcPr>
           <w:p>
@@ -14404,7 +14412,7 @@
         <w:tc>
           <w:tcPr>
             <w:tcW w:w="1942" w:type="dxa"/>
-            <w:shd w:val="clear"/>
+            <w:shd w:val="clear" w:color="auto" w:fill="auto"/>
             <w:vAlign w:val="center"/>
           </w:tcPr>
           <w:p>
@@ -14446,7 +14454,7 @@
         <w:tc>
           <w:tcPr>
             <w:tcW w:w="2531" w:type="dxa"/>
-            <w:shd w:val="clear"/>
+            <w:shd w:val="clear" w:color="auto" w:fill="auto"/>
             <w:vAlign w:val="center"/>
           </w:tcPr>
           <w:p>
@@ -14496,7 +14504,7 @@
             <w:insideH w:val="none" w:color="auto" w:sz="0" w:space="0"/>
             <w:insideV w:val="none" w:color="auto" w:sz="0" w:space="0"/>
           </w:tblBorders>
-          <w:shd w:val="clear"/>
+          <w:shd w:val="clear" w:color="auto" w:fill="auto"/>
           <w:tblCellMar>
             <w:top w:w="15" w:type="dxa"/>
             <w:left w:w="15" w:type="dxa"/>
@@ -14510,7 +14518,7 @@
         <w:tc>
           <w:tcPr>
             <w:tcW w:w="1399" w:type="dxa"/>
-            <w:shd w:val="clear"/>
+            <w:shd w:val="clear" w:color="auto" w:fill="auto"/>
             <w:vAlign w:val="center"/>
           </w:tcPr>
           <w:p>
@@ -14552,7 +14560,7 @@
         <w:tc>
           <w:tcPr>
             <w:tcW w:w="788" w:type="dxa"/>
-            <w:shd w:val="clear"/>
+            <w:shd w:val="clear" w:color="auto" w:fill="auto"/>
             <w:vAlign w:val="center"/>
           </w:tcPr>
           <w:p>
@@ -14594,7 +14602,7 @@
         <w:tc>
           <w:tcPr>
             <w:tcW w:w="1497" w:type="dxa"/>
-            <w:shd w:val="clear"/>
+            <w:shd w:val="clear" w:color="auto" w:fill="auto"/>
             <w:vAlign w:val="center"/>
           </w:tcPr>
           <w:p>
@@ -14636,7 +14644,7 @@
         <w:tc>
           <w:tcPr>
             <w:tcW w:w="1942" w:type="dxa"/>
-            <w:shd w:val="clear"/>
+            <w:shd w:val="clear" w:color="auto" w:fill="auto"/>
             <w:vAlign w:val="center"/>
           </w:tcPr>
           <w:p>
@@ -14678,7 +14686,7 @@
         <w:tc>
           <w:tcPr>
             <w:tcW w:w="1942" w:type="dxa"/>
-            <w:shd w:val="clear"/>
+            <w:shd w:val="clear" w:color="auto" w:fill="auto"/>
             <w:vAlign w:val="center"/>
           </w:tcPr>
           <w:p>
@@ -14720,7 +14728,7 @@
         <w:tc>
           <w:tcPr>
             <w:tcW w:w="2531" w:type="dxa"/>
-            <w:shd w:val="clear"/>
+            <w:shd w:val="clear" w:color="auto" w:fill="auto"/>
             <w:vAlign w:val="center"/>
           </w:tcPr>
           <w:p>
@@ -14770,7 +14778,6 @@
             <w:insideH w:val="none" w:color="auto" w:sz="0" w:space="0"/>
             <w:insideV w:val="none" w:color="auto" w:sz="0" w:space="0"/>
           </w:tblBorders>
-          <w:shd w:val="clear"/>
           <w:tblCellMar>
             <w:top w:w="15" w:type="dxa"/>
             <w:left w:w="15" w:type="dxa"/>
@@ -14784,7 +14791,7 @@
         <w:tc>
           <w:tcPr>
             <w:tcW w:w="1399" w:type="dxa"/>
-            <w:shd w:val="clear"/>
+            <w:shd w:val="clear" w:color="auto" w:fill="auto"/>
             <w:vAlign w:val="center"/>
           </w:tcPr>
           <w:p>
@@ -14826,7 +14833,7 @@
         <w:tc>
           <w:tcPr>
             <w:tcW w:w="788" w:type="dxa"/>
-            <w:shd w:val="clear"/>
+            <w:shd w:val="clear" w:color="auto" w:fill="auto"/>
             <w:vAlign w:val="center"/>
           </w:tcPr>
           <w:p>
@@ -14868,7 +14875,7 @@
         <w:tc>
           <w:tcPr>
             <w:tcW w:w="1497" w:type="dxa"/>
-            <w:shd w:val="clear"/>
+            <w:shd w:val="clear" w:color="auto" w:fill="auto"/>
             <w:vAlign w:val="center"/>
           </w:tcPr>
           <w:p>
@@ -14910,7 +14917,7 @@
         <w:tc>
           <w:tcPr>
             <w:tcW w:w="1942" w:type="dxa"/>
-            <w:shd w:val="clear"/>
+            <w:shd w:val="clear" w:color="auto" w:fill="auto"/>
             <w:vAlign w:val="center"/>
           </w:tcPr>
           <w:p>
@@ -14952,7 +14959,7 @@
         <w:tc>
           <w:tcPr>
             <w:tcW w:w="1942" w:type="dxa"/>
-            <w:shd w:val="clear"/>
+            <w:shd w:val="clear" w:color="auto" w:fill="auto"/>
             <w:vAlign w:val="center"/>
           </w:tcPr>
           <w:p>
@@ -14994,7 +15001,7 @@
         <w:tc>
           <w:tcPr>
             <w:tcW w:w="2531" w:type="dxa"/>
-            <w:shd w:val="clear"/>
+            <w:shd w:val="clear" w:color="auto" w:fill="auto"/>
             <w:vAlign w:val="center"/>
           </w:tcPr>
           <w:p>
@@ -15044,7 +15051,6 @@
             <w:insideH w:val="none" w:color="auto" w:sz="0" w:space="0"/>
             <w:insideV w:val="none" w:color="auto" w:sz="0" w:space="0"/>
           </w:tblBorders>
-          <w:shd w:val="clear"/>
           <w:tblCellMar>
             <w:top w:w="15" w:type="dxa"/>
             <w:left w:w="15" w:type="dxa"/>
@@ -15058,7 +15064,7 @@
         <w:tc>
           <w:tcPr>
             <w:tcW w:w="1399" w:type="dxa"/>
-            <w:shd w:val="clear"/>
+            <w:shd w:val="clear" w:color="auto" w:fill="auto"/>
             <w:vAlign w:val="center"/>
           </w:tcPr>
           <w:p>
@@ -15100,7 +15106,7 @@
         <w:tc>
           <w:tcPr>
             <w:tcW w:w="788" w:type="dxa"/>
-            <w:shd w:val="clear"/>
+            <w:shd w:val="clear" w:color="auto" w:fill="auto"/>
             <w:vAlign w:val="center"/>
           </w:tcPr>
           <w:p>
@@ -15142,7 +15148,7 @@
         <w:tc>
           <w:tcPr>
             <w:tcW w:w="1497" w:type="dxa"/>
-            <w:shd w:val="clear"/>
+            <w:shd w:val="clear" w:color="auto" w:fill="auto"/>
             <w:vAlign w:val="center"/>
           </w:tcPr>
           <w:p>
@@ -15184,7 +15190,7 @@
         <w:tc>
           <w:tcPr>
             <w:tcW w:w="1942" w:type="dxa"/>
-            <w:shd w:val="clear"/>
+            <w:shd w:val="clear" w:color="auto" w:fill="auto"/>
             <w:vAlign w:val="center"/>
           </w:tcPr>
           <w:p>
@@ -15226,7 +15232,7 @@
         <w:tc>
           <w:tcPr>
             <w:tcW w:w="1942" w:type="dxa"/>
-            <w:shd w:val="clear"/>
+            <w:shd w:val="clear" w:color="auto" w:fill="auto"/>
             <w:vAlign w:val="center"/>
           </w:tcPr>
           <w:p>
@@ -15268,7 +15274,7 @@
         <w:tc>
           <w:tcPr>
             <w:tcW w:w="2531" w:type="dxa"/>
-            <w:shd w:val="clear"/>
+            <w:shd w:val="clear" w:color="auto" w:fill="auto"/>
             <w:vAlign w:val="center"/>
           </w:tcPr>
           <w:p>
@@ -15418,6 +15424,7 @@
     </w:p>
     <w:tbl>
       <w:tblPr>
+        <w:tblStyle w:val="6"/>
         <w:tblW w:w="10296" w:type="dxa"/>
         <w:tblCellSpacing w:w="15" w:type="dxa"/>
         <w:tblInd w:w="-855" w:type="dxa"/>
@@ -15429,7 +15436,7 @@
           <w:insideH w:val="none" w:color="auto" w:sz="0" w:space="0"/>
           <w:insideV w:val="none" w:color="auto" w:sz="0" w:space="0"/>
         </w:tblBorders>
-        <w:shd w:val="clear"/>
+        <w:shd w:val="clear" w:color="auto" w:fill="auto"/>
         <w:tblLayout w:type="autofit"/>
         <w:tblCellMar>
           <w:top w:w="15" w:type="dxa"/>
@@ -15455,7 +15462,7 @@
             <w:insideH w:val="none" w:color="auto" w:sz="0" w:space="0"/>
             <w:insideV w:val="none" w:color="auto" w:sz="0" w:space="0"/>
           </w:tblBorders>
-          <w:shd w:val="clear"/>
+          <w:shd w:val="clear" w:color="auto" w:fill="auto"/>
           <w:tblCellMar>
             <w:top w:w="15" w:type="dxa"/>
             <w:left w:w="15" w:type="dxa"/>
@@ -15469,7 +15476,7 @@
         <w:tc>
           <w:tcPr>
             <w:tcW w:w="2187" w:type="dxa"/>
-            <w:shd w:val="clear"/>
+            <w:shd w:val="clear" w:color="auto" w:fill="auto"/>
             <w:vAlign w:val="center"/>
           </w:tcPr>
           <w:p>
@@ -15515,7 +15522,7 @@
         <w:tc>
           <w:tcPr>
             <w:tcW w:w="0" w:type="auto"/>
-            <w:shd w:val="clear"/>
+            <w:shd w:val="clear" w:color="auto" w:fill="auto"/>
             <w:vAlign w:val="center"/>
           </w:tcPr>
           <w:p>
@@ -15561,7 +15568,7 @@
         <w:tc>
           <w:tcPr>
             <w:tcW w:w="0" w:type="auto"/>
-            <w:shd w:val="clear"/>
+            <w:shd w:val="clear" w:color="auto" w:fill="auto"/>
             <w:vAlign w:val="center"/>
           </w:tcPr>
           <w:p>
@@ -15607,7 +15614,7 @@
         <w:tc>
           <w:tcPr>
             <w:tcW w:w="0" w:type="auto"/>
-            <w:shd w:val="clear"/>
+            <w:shd w:val="clear" w:color="auto" w:fill="auto"/>
             <w:vAlign w:val="center"/>
           </w:tcPr>
           <w:p>
@@ -15653,7 +15660,7 @@
         <w:tc>
           <w:tcPr>
             <w:tcW w:w="2983" w:type="dxa"/>
-            <w:shd w:val="clear"/>
+            <w:shd w:val="clear" w:color="auto" w:fill="auto"/>
             <w:vAlign w:val="center"/>
           </w:tcPr>
           <w:p>
@@ -15693,6 +15700,1166 @@
                 <w:lang w:val="en-US" w:eastAsia="zh-CN" w:bidi="ar"/>
               </w:rPr>
               <w:t>示例：踩中干扰项</w:t>
+            </w:r>
+          </w:p>
+        </w:tc>
+      </w:tr>
+      <w:tr>
+        <w:tblPrEx>
+          <w:tblBorders>
+            <w:top w:val="none" w:color="auto" w:sz="0" w:space="0"/>
+            <w:left w:val="none" w:color="auto" w:sz="0" w:space="0"/>
+            <w:bottom w:val="none" w:color="auto" w:sz="0" w:space="0"/>
+            <w:right w:val="none" w:color="auto" w:sz="0" w:space="0"/>
+            <w:insideH w:val="none" w:color="auto" w:sz="0" w:space="0"/>
+            <w:insideV w:val="none" w:color="auto" w:sz="0" w:space="0"/>
+          </w:tblBorders>
+          <w:shd w:val="clear" w:color="auto" w:fill="auto"/>
+          <w:tblCellMar>
+            <w:top w:w="15" w:type="dxa"/>
+            <w:left w:w="15" w:type="dxa"/>
+            <w:bottom w:w="15" w:type="dxa"/>
+            <w:right w:w="15" w:type="dxa"/>
+          </w:tblCellMar>
+        </w:tblPrEx>
+        <w:trPr>
+          <w:tblCellSpacing w:w="15" w:type="dxa"/>
+        </w:trPr>
+        <w:tc>
+          <w:tcPr>
+            <w:tcW w:w="2187" w:type="dxa"/>
+            <w:shd w:val="clear" w:color="auto" w:fill="auto"/>
+            <w:vAlign w:val="center"/>
+          </w:tcPr>
+          <w:p>
+            <w:pPr>
+              <w:keepNext w:val="0"/>
+              <w:keepLines w:val="0"/>
+              <w:widowControl/>
+              <w:suppressLineNumbers w:val="0"/>
+              <w:jc w:val="center"/>
+              <w:textAlignment w:val="center"/>
+              <w:rPr>
+                <w:rFonts w:hint="eastAsia" w:ascii="宋体" w:hAnsi="宋体" w:eastAsia="宋体" w:cs="宋体"/>
+                <w:i w:val="0"/>
+                <w:iCs w:val="0"/>
+                <w:color w:val="000000"/>
+                <w:kern w:val="0"/>
+                <w:sz w:val="22"/>
+                <w:szCs w:val="22"/>
+                <w:u w:val="none"/>
+                <w:lang w:val="en-US" w:eastAsia="zh-CN" w:bidi="ar"/>
+              </w:rPr>
+            </w:pPr>
+            <w:r>
+              <w:rPr>
+                <w:rFonts w:hint="eastAsia" w:ascii="宋体" w:hAnsi="宋体" w:eastAsia="宋体" w:cs="宋体"/>
+                <w:i w:val="0"/>
+                <w:iCs w:val="0"/>
+                <w:color w:val="000000"/>
+                <w:kern w:val="0"/>
+                <w:sz w:val="22"/>
+                <w:szCs w:val="22"/>
+                <w:u w:val="none"/>
+                <w:lang w:val="en-US" w:eastAsia="zh-CN" w:bidi="ar"/>
+              </w:rPr>
+              <w:t>Formula_ID</w:t>
+            </w:r>
+          </w:p>
+        </w:tc>
+        <w:tc>
+          <w:tcPr>
+            <w:tcW w:w="0" w:type="auto"/>
+            <w:shd w:val="clear" w:color="auto" w:fill="auto"/>
+            <w:vAlign w:val="center"/>
+          </w:tcPr>
+          <w:p>
+            <w:pPr>
+              <w:keepNext w:val="0"/>
+              <w:keepLines w:val="0"/>
+              <w:widowControl/>
+              <w:suppressLineNumbers w:val="0"/>
+              <w:jc w:val="center"/>
+              <w:textAlignment w:val="center"/>
+              <w:rPr>
+                <w:rFonts w:hint="eastAsia" w:ascii="宋体" w:hAnsi="宋体" w:eastAsia="宋体" w:cs="宋体"/>
+                <w:i w:val="0"/>
+                <w:iCs w:val="0"/>
+                <w:color w:val="000000"/>
+                <w:kern w:val="0"/>
+                <w:sz w:val="22"/>
+                <w:szCs w:val="22"/>
+                <w:u w:val="none"/>
+                <w:lang w:val="en-US" w:eastAsia="zh-CN" w:bidi="ar"/>
+              </w:rPr>
+            </w:pPr>
+            <w:r>
+              <w:rPr>
+                <w:rFonts w:hint="eastAsia" w:ascii="宋体" w:hAnsi="宋体" w:eastAsia="宋体" w:cs="宋体"/>
+                <w:i w:val="0"/>
+                <w:iCs w:val="0"/>
+                <w:color w:val="000000"/>
+                <w:kern w:val="0"/>
+                <w:sz w:val="22"/>
+                <w:szCs w:val="22"/>
+                <w:u w:val="none"/>
+                <w:lang w:val="en-US" w:eastAsia="zh-CN" w:bidi="ar"/>
+              </w:rPr>
+              <w:t>String</w:t>
+            </w:r>
+          </w:p>
+        </w:tc>
+        <w:tc>
+          <w:tcPr>
+            <w:tcW w:w="0" w:type="auto"/>
+            <w:shd w:val="clear" w:color="auto" w:fill="auto"/>
+            <w:vAlign w:val="center"/>
+          </w:tcPr>
+          <w:p>
+            <w:pPr>
+              <w:keepNext w:val="0"/>
+              <w:keepLines w:val="0"/>
+              <w:widowControl/>
+              <w:suppressLineNumbers w:val="0"/>
+              <w:jc w:val="center"/>
+              <w:textAlignment w:val="center"/>
+              <w:rPr>
+                <w:rFonts w:hint="eastAsia" w:ascii="宋体" w:hAnsi="宋体" w:eastAsia="宋体" w:cs="宋体"/>
+                <w:i w:val="0"/>
+                <w:iCs w:val="0"/>
+                <w:color w:val="000000"/>
+                <w:kern w:val="0"/>
+                <w:sz w:val="22"/>
+                <w:szCs w:val="22"/>
+                <w:u w:val="none"/>
+                <w:lang w:val="en-US" w:eastAsia="zh-CN" w:bidi="ar"/>
+              </w:rPr>
+            </w:pPr>
+            <w:r>
+              <w:rPr>
+                <w:rFonts w:hint="eastAsia" w:ascii="宋体" w:hAnsi="宋体" w:eastAsia="宋体" w:cs="宋体"/>
+                <w:i w:val="0"/>
+                <w:iCs w:val="0"/>
+                <w:color w:val="000000"/>
+                <w:kern w:val="0"/>
+                <w:sz w:val="22"/>
+                <w:szCs w:val="22"/>
+                <w:u w:val="none"/>
+                <w:lang w:val="en-US" w:eastAsia="zh-CN" w:bidi="ar"/>
+              </w:rPr>
+              <w:t>公式唯一标识</w:t>
+            </w:r>
+          </w:p>
+        </w:tc>
+        <w:tc>
+          <w:tcPr>
+            <w:tcW w:w="0" w:type="auto"/>
+            <w:shd w:val="clear" w:color="auto" w:fill="auto"/>
+            <w:vAlign w:val="center"/>
+          </w:tcPr>
+          <w:p>
+            <w:pPr>
+              <w:keepNext w:val="0"/>
+              <w:keepLines w:val="0"/>
+              <w:widowControl/>
+              <w:suppressLineNumbers w:val="0"/>
+              <w:jc w:val="center"/>
+              <w:textAlignment w:val="center"/>
+              <w:rPr>
+                <w:rFonts w:hint="eastAsia" w:ascii="宋体" w:hAnsi="宋体" w:eastAsia="宋体" w:cs="宋体"/>
+                <w:i w:val="0"/>
+                <w:iCs w:val="0"/>
+                <w:color w:val="000000"/>
+                <w:kern w:val="0"/>
+                <w:sz w:val="22"/>
+                <w:szCs w:val="22"/>
+                <w:u w:val="none"/>
+                <w:lang w:val="en-US" w:eastAsia="zh-CN" w:bidi="ar"/>
+              </w:rPr>
+            </w:pPr>
+            <w:r>
+              <w:rPr>
+                <w:rFonts w:hint="eastAsia" w:ascii="宋体" w:hAnsi="宋体" w:eastAsia="宋体" w:cs="宋体"/>
+                <w:i w:val="0"/>
+                <w:iCs w:val="0"/>
+                <w:color w:val="000000"/>
+                <w:kern w:val="0"/>
+                <w:sz w:val="22"/>
+                <w:szCs w:val="22"/>
+                <w:u w:val="none"/>
+                <w:lang w:val="en-US" w:eastAsia="zh-CN" w:bidi="ar"/>
+              </w:rPr>
+              <w:t>F_001</w:t>
+            </w:r>
+          </w:p>
+        </w:tc>
+        <w:tc>
+          <w:tcPr>
+            <w:tcW w:w="2983" w:type="dxa"/>
+            <w:shd w:val="clear" w:color="auto" w:fill="auto"/>
+            <w:vAlign w:val="center"/>
+          </w:tcPr>
+          <w:p>
+            <w:pPr>
+              <w:keepNext w:val="0"/>
+              <w:keepLines w:val="0"/>
+              <w:widowControl/>
+              <w:suppressLineNumbers w:val="0"/>
+              <w:jc w:val="center"/>
+              <w:textAlignment w:val="center"/>
+              <w:rPr>
+                <w:rFonts w:hint="eastAsia" w:ascii="宋体" w:hAnsi="宋体" w:eastAsia="宋体" w:cs="宋体"/>
+                <w:i w:val="0"/>
+                <w:iCs w:val="0"/>
+                <w:color w:val="000000"/>
+                <w:kern w:val="0"/>
+                <w:sz w:val="22"/>
+                <w:szCs w:val="22"/>
+                <w:u w:val="none"/>
+                <w:lang w:val="en-US" w:eastAsia="zh-CN" w:bidi="ar"/>
+              </w:rPr>
+            </w:pPr>
+            <w:r>
+              <w:rPr>
+                <w:rFonts w:hint="eastAsia" w:ascii="宋体" w:hAnsi="宋体" w:eastAsia="宋体" w:cs="宋体"/>
+                <w:i w:val="0"/>
+                <w:iCs w:val="0"/>
+                <w:color w:val="000000"/>
+                <w:kern w:val="0"/>
+                <w:sz w:val="22"/>
+                <w:szCs w:val="22"/>
+                <w:u w:val="none"/>
+                <w:lang w:val="en-US" w:eastAsia="zh-CN" w:bidi="ar"/>
+              </w:rPr>
+              <w:t>F_Error_01</w:t>
+            </w:r>
+          </w:p>
+        </w:tc>
+      </w:tr>
+      <w:tr>
+        <w:tblPrEx>
+          <w:tblBorders>
+            <w:top w:val="none" w:color="auto" w:sz="0" w:space="0"/>
+            <w:left w:val="none" w:color="auto" w:sz="0" w:space="0"/>
+            <w:bottom w:val="none" w:color="auto" w:sz="0" w:space="0"/>
+            <w:right w:val="none" w:color="auto" w:sz="0" w:space="0"/>
+            <w:insideH w:val="none" w:color="auto" w:sz="0" w:space="0"/>
+            <w:insideV w:val="none" w:color="auto" w:sz="0" w:space="0"/>
+          </w:tblBorders>
+          <w:shd w:val="clear" w:color="auto" w:fill="auto"/>
+          <w:tblCellMar>
+            <w:top w:w="15" w:type="dxa"/>
+            <w:left w:w="15" w:type="dxa"/>
+            <w:bottom w:w="15" w:type="dxa"/>
+            <w:right w:w="15" w:type="dxa"/>
+          </w:tblCellMar>
+        </w:tblPrEx>
+        <w:trPr>
+          <w:tblCellSpacing w:w="15" w:type="dxa"/>
+        </w:trPr>
+        <w:tc>
+          <w:tcPr>
+            <w:tcW w:w="2187" w:type="dxa"/>
+            <w:shd w:val="clear" w:color="auto" w:fill="auto"/>
+            <w:vAlign w:val="center"/>
+          </w:tcPr>
+          <w:p>
+            <w:pPr>
+              <w:keepNext w:val="0"/>
+              <w:keepLines w:val="0"/>
+              <w:widowControl/>
+              <w:suppressLineNumbers w:val="0"/>
+              <w:jc w:val="center"/>
+              <w:textAlignment w:val="center"/>
+              <w:rPr>
+                <w:rFonts w:hint="eastAsia" w:ascii="宋体" w:hAnsi="宋体" w:eastAsia="宋体" w:cs="宋体"/>
+                <w:i w:val="0"/>
+                <w:iCs w:val="0"/>
+                <w:color w:val="000000"/>
+                <w:kern w:val="0"/>
+                <w:sz w:val="22"/>
+                <w:szCs w:val="22"/>
+                <w:u w:val="none"/>
+                <w:lang w:val="en-US" w:eastAsia="zh-CN" w:bidi="ar"/>
+              </w:rPr>
+            </w:pPr>
+            <w:r>
+              <w:rPr>
+                <w:rFonts w:hint="eastAsia" w:ascii="宋体" w:hAnsi="宋体" w:eastAsia="宋体" w:cs="宋体"/>
+                <w:i w:val="0"/>
+                <w:iCs w:val="0"/>
+                <w:color w:val="000000"/>
+                <w:kern w:val="0"/>
+                <w:sz w:val="22"/>
+                <w:szCs w:val="22"/>
+                <w:u w:val="none"/>
+                <w:lang w:val="en-US" w:eastAsia="zh-CN" w:bidi="ar"/>
+              </w:rPr>
+              <w:t>Input_1</w:t>
+            </w:r>
+          </w:p>
+        </w:tc>
+        <w:tc>
+          <w:tcPr>
+            <w:tcW w:w="0" w:type="auto"/>
+            <w:shd w:val="clear" w:color="auto" w:fill="auto"/>
+            <w:vAlign w:val="center"/>
+          </w:tcPr>
+          <w:p>
+            <w:pPr>
+              <w:keepNext w:val="0"/>
+              <w:keepLines w:val="0"/>
+              <w:widowControl/>
+              <w:suppressLineNumbers w:val="0"/>
+              <w:jc w:val="center"/>
+              <w:textAlignment w:val="center"/>
+              <w:rPr>
+                <w:rFonts w:hint="eastAsia" w:ascii="宋体" w:hAnsi="宋体" w:eastAsia="宋体" w:cs="宋体"/>
+                <w:i w:val="0"/>
+                <w:iCs w:val="0"/>
+                <w:color w:val="000000"/>
+                <w:kern w:val="0"/>
+                <w:sz w:val="22"/>
+                <w:szCs w:val="22"/>
+                <w:u w:val="none"/>
+                <w:lang w:val="en-US" w:eastAsia="zh-CN" w:bidi="ar"/>
+              </w:rPr>
+            </w:pPr>
+            <w:r>
+              <w:rPr>
+                <w:rFonts w:hint="eastAsia" w:ascii="宋体" w:hAnsi="宋体" w:eastAsia="宋体" w:cs="宋体"/>
+                <w:i w:val="0"/>
+                <w:iCs w:val="0"/>
+                <w:color w:val="000000"/>
+                <w:kern w:val="0"/>
+                <w:sz w:val="22"/>
+                <w:szCs w:val="22"/>
+                <w:u w:val="none"/>
+                <w:lang w:val="en-US" w:eastAsia="zh-CN" w:bidi="ar"/>
+              </w:rPr>
+              <w:t>String</w:t>
+            </w:r>
+          </w:p>
+        </w:tc>
+        <w:tc>
+          <w:tcPr>
+            <w:tcW w:w="0" w:type="auto"/>
+            <w:shd w:val="clear" w:color="auto" w:fill="auto"/>
+            <w:vAlign w:val="center"/>
+          </w:tcPr>
+          <w:p>
+            <w:pPr>
+              <w:keepNext w:val="0"/>
+              <w:keepLines w:val="0"/>
+              <w:widowControl/>
+              <w:suppressLineNumbers w:val="0"/>
+              <w:jc w:val="center"/>
+              <w:textAlignment w:val="center"/>
+              <w:rPr>
+                <w:rFonts w:hint="eastAsia" w:ascii="宋体" w:hAnsi="宋体" w:eastAsia="宋体" w:cs="宋体"/>
+                <w:i w:val="0"/>
+                <w:iCs w:val="0"/>
+                <w:color w:val="000000"/>
+                <w:kern w:val="0"/>
+                <w:sz w:val="22"/>
+                <w:szCs w:val="22"/>
+                <w:u w:val="none"/>
+                <w:lang w:val="en-US" w:eastAsia="zh-CN" w:bidi="ar"/>
+              </w:rPr>
+            </w:pPr>
+            <w:r>
+              <w:rPr>
+                <w:rFonts w:hint="eastAsia" w:ascii="宋体" w:hAnsi="宋体" w:eastAsia="宋体" w:cs="宋体"/>
+                <w:i w:val="0"/>
+                <w:iCs w:val="0"/>
+                <w:color w:val="000000"/>
+                <w:kern w:val="0"/>
+                <w:sz w:val="22"/>
+                <w:szCs w:val="22"/>
+                <w:u w:val="none"/>
+                <w:lang w:val="en-US" w:eastAsia="zh-CN" w:bidi="ar"/>
+              </w:rPr>
+              <w:t>输入线索 1 的 ID</w:t>
+            </w:r>
+          </w:p>
+        </w:tc>
+        <w:tc>
+          <w:tcPr>
+            <w:tcW w:w="0" w:type="auto"/>
+            <w:shd w:val="clear" w:color="auto" w:fill="auto"/>
+            <w:vAlign w:val="center"/>
+          </w:tcPr>
+          <w:p>
+            <w:pPr>
+              <w:keepNext w:val="0"/>
+              <w:keepLines w:val="0"/>
+              <w:widowControl/>
+              <w:suppressLineNumbers w:val="0"/>
+              <w:jc w:val="center"/>
+              <w:textAlignment w:val="center"/>
+              <w:rPr>
+                <w:rFonts w:hint="eastAsia" w:ascii="宋体" w:hAnsi="宋体" w:eastAsia="宋体" w:cs="宋体"/>
+                <w:i w:val="0"/>
+                <w:iCs w:val="0"/>
+                <w:color w:val="000000"/>
+                <w:kern w:val="0"/>
+                <w:sz w:val="22"/>
+                <w:szCs w:val="22"/>
+                <w:u w:val="none"/>
+                <w:lang w:val="en-US" w:eastAsia="zh-CN" w:bidi="ar"/>
+              </w:rPr>
+            </w:pPr>
+            <w:r>
+              <w:rPr>
+                <w:rFonts w:hint="eastAsia" w:ascii="宋体" w:hAnsi="宋体" w:eastAsia="宋体" w:cs="宋体"/>
+                <w:i w:val="0"/>
+                <w:iCs w:val="0"/>
+                <w:color w:val="000000"/>
+                <w:kern w:val="0"/>
+                <w:sz w:val="22"/>
+                <w:szCs w:val="22"/>
+                <w:u w:val="none"/>
+                <w:lang w:val="en-US" w:eastAsia="zh-CN" w:bidi="ar"/>
+              </w:rPr>
+              <w:t>C_Base_01 (门锁)</w:t>
+            </w:r>
+          </w:p>
+        </w:tc>
+        <w:tc>
+          <w:tcPr>
+            <w:tcW w:w="2983" w:type="dxa"/>
+            <w:shd w:val="clear" w:color="auto" w:fill="auto"/>
+            <w:vAlign w:val="center"/>
+          </w:tcPr>
+          <w:p>
+            <w:pPr>
+              <w:keepNext w:val="0"/>
+              <w:keepLines w:val="0"/>
+              <w:widowControl/>
+              <w:suppressLineNumbers w:val="0"/>
+              <w:jc w:val="center"/>
+              <w:textAlignment w:val="center"/>
+              <w:rPr>
+                <w:rFonts w:hint="eastAsia" w:ascii="宋体" w:hAnsi="宋体" w:eastAsia="宋体" w:cs="宋体"/>
+                <w:i w:val="0"/>
+                <w:iCs w:val="0"/>
+                <w:color w:val="000000"/>
+                <w:kern w:val="0"/>
+                <w:sz w:val="22"/>
+                <w:szCs w:val="22"/>
+                <w:u w:val="none"/>
+                <w:lang w:val="en-US" w:eastAsia="zh-CN" w:bidi="ar"/>
+              </w:rPr>
+            </w:pPr>
+            <w:r>
+              <w:rPr>
+                <w:rFonts w:hint="eastAsia" w:ascii="宋体" w:hAnsi="宋体" w:eastAsia="宋体" w:cs="宋体"/>
+                <w:i w:val="0"/>
+                <w:iCs w:val="0"/>
+                <w:color w:val="000000"/>
+                <w:kern w:val="0"/>
+                <w:sz w:val="22"/>
+                <w:szCs w:val="22"/>
+                <w:u w:val="none"/>
+                <w:lang w:val="en-US" w:eastAsia="zh-CN" w:bidi="ar"/>
+              </w:rPr>
+              <w:t>C_Base_01 (门锁)</w:t>
+            </w:r>
+          </w:p>
+        </w:tc>
+      </w:tr>
+      <w:tr>
+        <w:tblPrEx>
+          <w:tblBorders>
+            <w:top w:val="none" w:color="auto" w:sz="0" w:space="0"/>
+            <w:left w:val="none" w:color="auto" w:sz="0" w:space="0"/>
+            <w:bottom w:val="none" w:color="auto" w:sz="0" w:space="0"/>
+            <w:right w:val="none" w:color="auto" w:sz="0" w:space="0"/>
+            <w:insideH w:val="none" w:color="auto" w:sz="0" w:space="0"/>
+            <w:insideV w:val="none" w:color="auto" w:sz="0" w:space="0"/>
+          </w:tblBorders>
+          <w:shd w:val="clear" w:color="auto" w:fill="auto"/>
+          <w:tblCellMar>
+            <w:top w:w="15" w:type="dxa"/>
+            <w:left w:w="15" w:type="dxa"/>
+            <w:bottom w:w="15" w:type="dxa"/>
+            <w:right w:w="15" w:type="dxa"/>
+          </w:tblCellMar>
+        </w:tblPrEx>
+        <w:trPr>
+          <w:tblCellSpacing w:w="15" w:type="dxa"/>
+        </w:trPr>
+        <w:tc>
+          <w:tcPr>
+            <w:tcW w:w="2187" w:type="dxa"/>
+            <w:shd w:val="clear" w:color="auto" w:fill="auto"/>
+            <w:vAlign w:val="center"/>
+          </w:tcPr>
+          <w:p>
+            <w:pPr>
+              <w:keepNext w:val="0"/>
+              <w:keepLines w:val="0"/>
+              <w:widowControl/>
+              <w:suppressLineNumbers w:val="0"/>
+              <w:jc w:val="center"/>
+              <w:textAlignment w:val="center"/>
+              <w:rPr>
+                <w:rFonts w:hint="eastAsia" w:ascii="宋体" w:hAnsi="宋体" w:eastAsia="宋体" w:cs="宋体"/>
+                <w:i w:val="0"/>
+                <w:iCs w:val="0"/>
+                <w:color w:val="000000"/>
+                <w:kern w:val="0"/>
+                <w:sz w:val="22"/>
+                <w:szCs w:val="22"/>
+                <w:u w:val="none"/>
+                <w:lang w:val="en-US" w:eastAsia="zh-CN" w:bidi="ar"/>
+              </w:rPr>
+            </w:pPr>
+            <w:r>
+              <w:rPr>
+                <w:rFonts w:hint="eastAsia" w:ascii="宋体" w:hAnsi="宋体" w:eastAsia="宋体" w:cs="宋体"/>
+                <w:i w:val="0"/>
+                <w:iCs w:val="0"/>
+                <w:color w:val="000000"/>
+                <w:kern w:val="0"/>
+                <w:sz w:val="22"/>
+                <w:szCs w:val="22"/>
+                <w:u w:val="none"/>
+                <w:lang w:val="en-US" w:eastAsia="zh-CN" w:bidi="ar"/>
+              </w:rPr>
+              <w:t>Input_2</w:t>
+            </w:r>
+          </w:p>
+        </w:tc>
+        <w:tc>
+          <w:tcPr>
+            <w:tcW w:w="0" w:type="auto"/>
+            <w:shd w:val="clear" w:color="auto" w:fill="auto"/>
+            <w:vAlign w:val="center"/>
+          </w:tcPr>
+          <w:p>
+            <w:pPr>
+              <w:keepNext w:val="0"/>
+              <w:keepLines w:val="0"/>
+              <w:widowControl/>
+              <w:suppressLineNumbers w:val="0"/>
+              <w:jc w:val="center"/>
+              <w:textAlignment w:val="center"/>
+              <w:rPr>
+                <w:rFonts w:hint="eastAsia" w:ascii="宋体" w:hAnsi="宋体" w:eastAsia="宋体" w:cs="宋体"/>
+                <w:i w:val="0"/>
+                <w:iCs w:val="0"/>
+                <w:color w:val="000000"/>
+                <w:kern w:val="0"/>
+                <w:sz w:val="22"/>
+                <w:szCs w:val="22"/>
+                <w:u w:val="none"/>
+                <w:lang w:val="en-US" w:eastAsia="zh-CN" w:bidi="ar"/>
+              </w:rPr>
+            </w:pPr>
+            <w:r>
+              <w:rPr>
+                <w:rFonts w:hint="eastAsia" w:ascii="宋体" w:hAnsi="宋体" w:eastAsia="宋体" w:cs="宋体"/>
+                <w:i w:val="0"/>
+                <w:iCs w:val="0"/>
+                <w:color w:val="000000"/>
+                <w:kern w:val="0"/>
+                <w:sz w:val="22"/>
+                <w:szCs w:val="22"/>
+                <w:u w:val="none"/>
+                <w:lang w:val="en-US" w:eastAsia="zh-CN" w:bidi="ar"/>
+              </w:rPr>
+              <w:t>String</w:t>
+            </w:r>
+          </w:p>
+        </w:tc>
+        <w:tc>
+          <w:tcPr>
+            <w:tcW w:w="0" w:type="auto"/>
+            <w:shd w:val="clear" w:color="auto" w:fill="auto"/>
+            <w:vAlign w:val="center"/>
+          </w:tcPr>
+          <w:p>
+            <w:pPr>
+              <w:keepNext w:val="0"/>
+              <w:keepLines w:val="0"/>
+              <w:widowControl/>
+              <w:suppressLineNumbers w:val="0"/>
+              <w:jc w:val="center"/>
+              <w:textAlignment w:val="center"/>
+              <w:rPr>
+                <w:rFonts w:hint="eastAsia" w:ascii="宋体" w:hAnsi="宋体" w:eastAsia="宋体" w:cs="宋体"/>
+                <w:i w:val="0"/>
+                <w:iCs w:val="0"/>
+                <w:color w:val="000000"/>
+                <w:kern w:val="0"/>
+                <w:sz w:val="22"/>
+                <w:szCs w:val="22"/>
+                <w:u w:val="none"/>
+                <w:lang w:val="en-US" w:eastAsia="zh-CN" w:bidi="ar"/>
+              </w:rPr>
+            </w:pPr>
+            <w:r>
+              <w:rPr>
+                <w:rFonts w:hint="eastAsia" w:ascii="宋体" w:hAnsi="宋体" w:eastAsia="宋体" w:cs="宋体"/>
+                <w:i w:val="0"/>
+                <w:iCs w:val="0"/>
+                <w:color w:val="000000"/>
+                <w:kern w:val="0"/>
+                <w:sz w:val="22"/>
+                <w:szCs w:val="22"/>
+                <w:u w:val="none"/>
+                <w:lang w:val="en-US" w:eastAsia="zh-CN" w:bidi="ar"/>
+              </w:rPr>
+              <w:t>输入线索 2 的 ID</w:t>
+            </w:r>
+          </w:p>
+        </w:tc>
+        <w:tc>
+          <w:tcPr>
+            <w:tcW w:w="0" w:type="auto"/>
+            <w:shd w:val="clear" w:color="auto" w:fill="auto"/>
+            <w:vAlign w:val="center"/>
+          </w:tcPr>
+          <w:p>
+            <w:pPr>
+              <w:keepNext w:val="0"/>
+              <w:keepLines w:val="0"/>
+              <w:widowControl/>
+              <w:suppressLineNumbers w:val="0"/>
+              <w:jc w:val="center"/>
+              <w:textAlignment w:val="center"/>
+              <w:rPr>
+                <w:rFonts w:hint="eastAsia" w:ascii="宋体" w:hAnsi="宋体" w:eastAsia="宋体" w:cs="宋体"/>
+                <w:i w:val="0"/>
+                <w:iCs w:val="0"/>
+                <w:color w:val="000000"/>
+                <w:kern w:val="0"/>
+                <w:sz w:val="22"/>
+                <w:szCs w:val="22"/>
+                <w:u w:val="none"/>
+                <w:lang w:val="en-US" w:eastAsia="zh-CN" w:bidi="ar"/>
+              </w:rPr>
+            </w:pPr>
+            <w:r>
+              <w:rPr>
+                <w:rFonts w:hint="eastAsia" w:ascii="宋体" w:hAnsi="宋体" w:eastAsia="宋体" w:cs="宋体"/>
+                <w:i w:val="0"/>
+                <w:iCs w:val="0"/>
+                <w:color w:val="000000"/>
+                <w:kern w:val="0"/>
+                <w:sz w:val="22"/>
+                <w:szCs w:val="22"/>
+                <w:u w:val="none"/>
+                <w:lang w:val="en-US" w:eastAsia="zh-CN" w:bidi="ar"/>
+              </w:rPr>
+              <w:t>C_Hidden_01 (无划痕)</w:t>
+            </w:r>
+          </w:p>
+        </w:tc>
+        <w:tc>
+          <w:tcPr>
+            <w:tcW w:w="2983" w:type="dxa"/>
+            <w:shd w:val="clear" w:color="auto" w:fill="auto"/>
+            <w:vAlign w:val="center"/>
+          </w:tcPr>
+          <w:p>
+            <w:pPr>
+              <w:keepNext w:val="0"/>
+              <w:keepLines w:val="0"/>
+              <w:widowControl/>
+              <w:suppressLineNumbers w:val="0"/>
+              <w:jc w:val="center"/>
+              <w:textAlignment w:val="center"/>
+              <w:rPr>
+                <w:rFonts w:hint="eastAsia" w:ascii="宋体" w:hAnsi="宋体" w:eastAsia="宋体" w:cs="宋体"/>
+                <w:i w:val="0"/>
+                <w:iCs w:val="0"/>
+                <w:color w:val="000000"/>
+                <w:kern w:val="0"/>
+                <w:sz w:val="22"/>
+                <w:szCs w:val="22"/>
+                <w:u w:val="none"/>
+                <w:lang w:val="en-US" w:eastAsia="zh-CN" w:bidi="ar"/>
+              </w:rPr>
+            </w:pPr>
+            <w:r>
+              <w:rPr>
+                <w:rFonts w:hint="eastAsia" w:ascii="宋体" w:hAnsi="宋体" w:eastAsia="宋体" w:cs="宋体"/>
+                <w:i w:val="0"/>
+                <w:iCs w:val="0"/>
+                <w:color w:val="000000"/>
+                <w:kern w:val="0"/>
+                <w:sz w:val="22"/>
+                <w:szCs w:val="22"/>
+                <w:u w:val="none"/>
+                <w:lang w:val="en-US" w:eastAsia="zh-CN" w:bidi="ar"/>
+              </w:rPr>
+              <w:t>C_Fake_01 (半开窗户)</w:t>
+            </w:r>
+          </w:p>
+        </w:tc>
+      </w:tr>
+      <w:tr>
+        <w:tblPrEx>
+          <w:tblBorders>
+            <w:top w:val="none" w:color="auto" w:sz="0" w:space="0"/>
+            <w:left w:val="none" w:color="auto" w:sz="0" w:space="0"/>
+            <w:bottom w:val="none" w:color="auto" w:sz="0" w:space="0"/>
+            <w:right w:val="none" w:color="auto" w:sz="0" w:space="0"/>
+            <w:insideH w:val="none" w:color="auto" w:sz="0" w:space="0"/>
+            <w:insideV w:val="none" w:color="auto" w:sz="0" w:space="0"/>
+          </w:tblBorders>
+          <w:shd w:val="clear" w:color="auto" w:fill="auto"/>
+          <w:tblCellMar>
+            <w:top w:w="15" w:type="dxa"/>
+            <w:left w:w="15" w:type="dxa"/>
+            <w:bottom w:w="15" w:type="dxa"/>
+            <w:right w:w="15" w:type="dxa"/>
+          </w:tblCellMar>
+        </w:tblPrEx>
+        <w:trPr>
+          <w:tblCellSpacing w:w="15" w:type="dxa"/>
+        </w:trPr>
+        <w:tc>
+          <w:tcPr>
+            <w:tcW w:w="2187" w:type="dxa"/>
+            <w:shd w:val="clear" w:color="auto" w:fill="auto"/>
+            <w:vAlign w:val="center"/>
+          </w:tcPr>
+          <w:p>
+            <w:pPr>
+              <w:keepNext w:val="0"/>
+              <w:keepLines w:val="0"/>
+              <w:widowControl/>
+              <w:suppressLineNumbers w:val="0"/>
+              <w:jc w:val="center"/>
+              <w:textAlignment w:val="center"/>
+              <w:rPr>
+                <w:rFonts w:hint="eastAsia" w:ascii="宋体" w:hAnsi="宋体" w:eastAsia="宋体" w:cs="宋体"/>
+                <w:i w:val="0"/>
+                <w:iCs w:val="0"/>
+                <w:color w:val="000000"/>
+                <w:kern w:val="0"/>
+                <w:sz w:val="22"/>
+                <w:szCs w:val="22"/>
+                <w:u w:val="none"/>
+                <w:lang w:val="en-US" w:eastAsia="zh-CN" w:bidi="ar"/>
+              </w:rPr>
+            </w:pPr>
+            <w:r>
+              <w:rPr>
+                <w:rFonts w:hint="eastAsia" w:ascii="宋体" w:hAnsi="宋体" w:eastAsia="宋体" w:cs="宋体"/>
+                <w:i w:val="0"/>
+                <w:iCs w:val="0"/>
+                <w:color w:val="000000"/>
+                <w:kern w:val="0"/>
+                <w:sz w:val="22"/>
+                <w:szCs w:val="22"/>
+                <w:u w:val="none"/>
+                <w:lang w:val="en-US" w:eastAsia="zh-CN" w:bidi="ar"/>
+              </w:rPr>
+              <w:t>Result_Type</w:t>
+            </w:r>
+          </w:p>
+        </w:tc>
+        <w:tc>
+          <w:tcPr>
+            <w:tcW w:w="0" w:type="auto"/>
+            <w:shd w:val="clear" w:color="auto" w:fill="auto"/>
+            <w:vAlign w:val="center"/>
+          </w:tcPr>
+          <w:p>
+            <w:pPr>
+              <w:keepNext w:val="0"/>
+              <w:keepLines w:val="0"/>
+              <w:widowControl/>
+              <w:suppressLineNumbers w:val="0"/>
+              <w:jc w:val="center"/>
+              <w:textAlignment w:val="center"/>
+              <w:rPr>
+                <w:rFonts w:hint="eastAsia" w:ascii="宋体" w:hAnsi="宋体" w:eastAsia="宋体" w:cs="宋体"/>
+                <w:i w:val="0"/>
+                <w:iCs w:val="0"/>
+                <w:color w:val="000000"/>
+                <w:kern w:val="0"/>
+                <w:sz w:val="22"/>
+                <w:szCs w:val="22"/>
+                <w:u w:val="none"/>
+                <w:lang w:val="en-US" w:eastAsia="zh-CN" w:bidi="ar"/>
+              </w:rPr>
+            </w:pPr>
+            <w:r>
+              <w:rPr>
+                <w:rFonts w:hint="eastAsia" w:ascii="宋体" w:hAnsi="宋体" w:eastAsia="宋体" w:cs="宋体"/>
+                <w:i w:val="0"/>
+                <w:iCs w:val="0"/>
+                <w:color w:val="000000"/>
+                <w:kern w:val="0"/>
+                <w:sz w:val="22"/>
+                <w:szCs w:val="22"/>
+                <w:u w:val="none"/>
+                <w:lang w:val="en-US" w:eastAsia="zh-CN" w:bidi="ar"/>
+              </w:rPr>
+              <w:t>Enum</w:t>
+            </w:r>
+          </w:p>
+        </w:tc>
+        <w:tc>
+          <w:tcPr>
+            <w:tcW w:w="0" w:type="auto"/>
+            <w:shd w:val="clear" w:color="auto" w:fill="auto"/>
+            <w:vAlign w:val="center"/>
+          </w:tcPr>
+          <w:p>
+            <w:pPr>
+              <w:keepNext w:val="0"/>
+              <w:keepLines w:val="0"/>
+              <w:widowControl/>
+              <w:suppressLineNumbers w:val="0"/>
+              <w:jc w:val="center"/>
+              <w:textAlignment w:val="center"/>
+              <w:rPr>
+                <w:rFonts w:hint="eastAsia" w:ascii="宋体" w:hAnsi="宋体" w:eastAsia="宋体" w:cs="宋体"/>
+                <w:i w:val="0"/>
+                <w:iCs w:val="0"/>
+                <w:color w:val="000000"/>
+                <w:kern w:val="0"/>
+                <w:sz w:val="22"/>
+                <w:szCs w:val="22"/>
+                <w:u w:val="none"/>
+                <w:lang w:val="en-US" w:eastAsia="zh-CN" w:bidi="ar"/>
+              </w:rPr>
+            </w:pPr>
+            <w:r>
+              <w:rPr>
+                <w:rFonts w:hint="eastAsia" w:ascii="宋体" w:hAnsi="宋体" w:eastAsia="宋体" w:cs="宋体"/>
+                <w:i w:val="0"/>
+                <w:iCs w:val="0"/>
+                <w:color w:val="000000"/>
+                <w:kern w:val="0"/>
+                <w:sz w:val="22"/>
+                <w:szCs w:val="22"/>
+                <w:u w:val="none"/>
+                <w:lang w:val="en-US" w:eastAsia="zh-CN" w:bidi="ar"/>
+              </w:rPr>
+              <w:t>Success(成功) / Fail_Specific(特定错误)</w:t>
+            </w:r>
+          </w:p>
+        </w:tc>
+        <w:tc>
+          <w:tcPr>
+            <w:tcW w:w="0" w:type="auto"/>
+            <w:shd w:val="clear" w:color="auto" w:fill="auto"/>
+            <w:vAlign w:val="center"/>
+          </w:tcPr>
+          <w:p>
+            <w:pPr>
+              <w:keepNext w:val="0"/>
+              <w:keepLines w:val="0"/>
+              <w:widowControl/>
+              <w:suppressLineNumbers w:val="0"/>
+              <w:jc w:val="center"/>
+              <w:textAlignment w:val="center"/>
+              <w:rPr>
+                <w:rFonts w:hint="eastAsia" w:ascii="宋体" w:hAnsi="宋体" w:eastAsia="宋体" w:cs="宋体"/>
+                <w:i w:val="0"/>
+                <w:iCs w:val="0"/>
+                <w:color w:val="000000"/>
+                <w:kern w:val="0"/>
+                <w:sz w:val="22"/>
+                <w:szCs w:val="22"/>
+                <w:u w:val="none"/>
+                <w:lang w:val="en-US" w:eastAsia="zh-CN" w:bidi="ar"/>
+              </w:rPr>
+            </w:pPr>
+            <w:r>
+              <w:rPr>
+                <w:rFonts w:hint="eastAsia" w:ascii="宋体" w:hAnsi="宋体" w:eastAsia="宋体" w:cs="宋体"/>
+                <w:i w:val="0"/>
+                <w:iCs w:val="0"/>
+                <w:color w:val="000000"/>
+                <w:kern w:val="0"/>
+                <w:sz w:val="22"/>
+                <w:szCs w:val="22"/>
+                <w:u w:val="none"/>
+                <w:lang w:val="en-US" w:eastAsia="zh-CN" w:bidi="ar"/>
+              </w:rPr>
+              <w:t>Success</w:t>
+            </w:r>
+          </w:p>
+        </w:tc>
+        <w:tc>
+          <w:tcPr>
+            <w:tcW w:w="2983" w:type="dxa"/>
+            <w:shd w:val="clear" w:color="auto" w:fill="auto"/>
+            <w:vAlign w:val="center"/>
+          </w:tcPr>
+          <w:p>
+            <w:pPr>
+              <w:keepNext w:val="0"/>
+              <w:keepLines w:val="0"/>
+              <w:widowControl/>
+              <w:suppressLineNumbers w:val="0"/>
+              <w:jc w:val="center"/>
+              <w:textAlignment w:val="center"/>
+              <w:rPr>
+                <w:rFonts w:hint="eastAsia" w:ascii="宋体" w:hAnsi="宋体" w:eastAsia="宋体" w:cs="宋体"/>
+                <w:i w:val="0"/>
+                <w:iCs w:val="0"/>
+                <w:color w:val="000000"/>
+                <w:kern w:val="0"/>
+                <w:sz w:val="22"/>
+                <w:szCs w:val="22"/>
+                <w:u w:val="none"/>
+                <w:lang w:val="en-US" w:eastAsia="zh-CN" w:bidi="ar"/>
+              </w:rPr>
+            </w:pPr>
+            <w:r>
+              <w:rPr>
+                <w:rFonts w:hint="eastAsia" w:ascii="宋体" w:hAnsi="宋体" w:eastAsia="宋体" w:cs="宋体"/>
+                <w:i w:val="0"/>
+                <w:iCs w:val="0"/>
+                <w:color w:val="000000"/>
+                <w:kern w:val="0"/>
+                <w:sz w:val="22"/>
+                <w:szCs w:val="22"/>
+                <w:u w:val="none"/>
+                <w:lang w:val="en-US" w:eastAsia="zh-CN" w:bidi="ar"/>
+              </w:rPr>
+              <w:t>Fail_Specific</w:t>
+            </w:r>
+          </w:p>
+        </w:tc>
+      </w:tr>
+      <w:tr>
+        <w:tblPrEx>
+          <w:tblBorders>
+            <w:top w:val="none" w:color="auto" w:sz="0" w:space="0"/>
+            <w:left w:val="none" w:color="auto" w:sz="0" w:space="0"/>
+            <w:bottom w:val="none" w:color="auto" w:sz="0" w:space="0"/>
+            <w:right w:val="none" w:color="auto" w:sz="0" w:space="0"/>
+            <w:insideH w:val="none" w:color="auto" w:sz="0" w:space="0"/>
+            <w:insideV w:val="none" w:color="auto" w:sz="0" w:space="0"/>
+          </w:tblBorders>
+          <w:shd w:val="clear" w:color="auto" w:fill="auto"/>
+          <w:tblCellMar>
+            <w:top w:w="15" w:type="dxa"/>
+            <w:left w:w="15" w:type="dxa"/>
+            <w:bottom w:w="15" w:type="dxa"/>
+            <w:right w:w="15" w:type="dxa"/>
+          </w:tblCellMar>
+        </w:tblPrEx>
+        <w:trPr>
+          <w:tblCellSpacing w:w="15" w:type="dxa"/>
+        </w:trPr>
+        <w:tc>
+          <w:tcPr>
+            <w:tcW w:w="2187" w:type="dxa"/>
+            <w:shd w:val="clear" w:color="auto" w:fill="auto"/>
+            <w:vAlign w:val="center"/>
+          </w:tcPr>
+          <w:p>
+            <w:pPr>
+              <w:keepNext w:val="0"/>
+              <w:keepLines w:val="0"/>
+              <w:widowControl/>
+              <w:suppressLineNumbers w:val="0"/>
+              <w:jc w:val="center"/>
+              <w:textAlignment w:val="center"/>
+              <w:rPr>
+                <w:rFonts w:hint="eastAsia" w:ascii="宋体" w:hAnsi="宋体" w:eastAsia="宋体" w:cs="宋体"/>
+                <w:i w:val="0"/>
+                <w:iCs w:val="0"/>
+                <w:color w:val="000000"/>
+                <w:kern w:val="0"/>
+                <w:sz w:val="22"/>
+                <w:szCs w:val="22"/>
+                <w:u w:val="none"/>
+                <w:lang w:val="en-US" w:eastAsia="zh-CN" w:bidi="ar"/>
+              </w:rPr>
+            </w:pPr>
+            <w:r>
+              <w:rPr>
+                <w:rFonts w:hint="eastAsia" w:ascii="宋体" w:hAnsi="宋体" w:eastAsia="宋体" w:cs="宋体"/>
+                <w:i w:val="0"/>
+                <w:iCs w:val="0"/>
+                <w:color w:val="000000"/>
+                <w:kern w:val="0"/>
+                <w:sz w:val="22"/>
+                <w:szCs w:val="22"/>
+                <w:u w:val="none"/>
+                <w:lang w:val="en-US" w:eastAsia="zh-CN" w:bidi="ar"/>
+              </w:rPr>
+              <w:t>Output_ID</w:t>
+            </w:r>
+          </w:p>
+        </w:tc>
+        <w:tc>
+          <w:tcPr>
+            <w:tcW w:w="0" w:type="auto"/>
+            <w:shd w:val="clear" w:color="auto" w:fill="auto"/>
+            <w:vAlign w:val="center"/>
+          </w:tcPr>
+          <w:p>
+            <w:pPr>
+              <w:keepNext w:val="0"/>
+              <w:keepLines w:val="0"/>
+              <w:widowControl/>
+              <w:suppressLineNumbers w:val="0"/>
+              <w:jc w:val="center"/>
+              <w:textAlignment w:val="center"/>
+              <w:rPr>
+                <w:rFonts w:hint="eastAsia" w:ascii="宋体" w:hAnsi="宋体" w:eastAsia="宋体" w:cs="宋体"/>
+                <w:i w:val="0"/>
+                <w:iCs w:val="0"/>
+                <w:color w:val="000000"/>
+                <w:kern w:val="0"/>
+                <w:sz w:val="22"/>
+                <w:szCs w:val="22"/>
+                <w:u w:val="none"/>
+                <w:lang w:val="en-US" w:eastAsia="zh-CN" w:bidi="ar"/>
+              </w:rPr>
+            </w:pPr>
+            <w:r>
+              <w:rPr>
+                <w:rFonts w:hint="eastAsia" w:ascii="宋体" w:hAnsi="宋体" w:eastAsia="宋体" w:cs="宋体"/>
+                <w:i w:val="0"/>
+                <w:iCs w:val="0"/>
+                <w:color w:val="000000"/>
+                <w:kern w:val="0"/>
+                <w:sz w:val="22"/>
+                <w:szCs w:val="22"/>
+                <w:u w:val="none"/>
+                <w:lang w:val="en-US" w:eastAsia="zh-CN" w:bidi="ar"/>
+              </w:rPr>
+              <w:t>String</w:t>
+            </w:r>
+          </w:p>
+        </w:tc>
+        <w:tc>
+          <w:tcPr>
+            <w:tcW w:w="0" w:type="auto"/>
+            <w:shd w:val="clear" w:color="auto" w:fill="auto"/>
+            <w:vAlign w:val="center"/>
+          </w:tcPr>
+          <w:p>
+            <w:pPr>
+              <w:keepNext w:val="0"/>
+              <w:keepLines w:val="0"/>
+              <w:widowControl/>
+              <w:suppressLineNumbers w:val="0"/>
+              <w:jc w:val="center"/>
+              <w:textAlignment w:val="center"/>
+              <w:rPr>
+                <w:rFonts w:hint="eastAsia" w:ascii="宋体" w:hAnsi="宋体" w:eastAsia="宋体" w:cs="宋体"/>
+                <w:i w:val="0"/>
+                <w:iCs w:val="0"/>
+                <w:color w:val="000000"/>
+                <w:kern w:val="0"/>
+                <w:sz w:val="22"/>
+                <w:szCs w:val="22"/>
+                <w:u w:val="none"/>
+                <w:lang w:val="en-US" w:eastAsia="zh-CN" w:bidi="ar"/>
+              </w:rPr>
+            </w:pPr>
+            <w:r>
+              <w:rPr>
+                <w:rFonts w:hint="eastAsia" w:ascii="宋体" w:hAnsi="宋体" w:eastAsia="宋体" w:cs="宋体"/>
+                <w:i w:val="0"/>
+                <w:iCs w:val="0"/>
+                <w:color w:val="000000"/>
+                <w:kern w:val="0"/>
+                <w:sz w:val="22"/>
+                <w:szCs w:val="22"/>
+                <w:u w:val="none"/>
+                <w:lang w:val="en-US" w:eastAsia="zh-CN" w:bidi="ar"/>
+              </w:rPr>
+              <w:t>成功合成的结论线索ID (失败留空)</w:t>
+            </w:r>
+          </w:p>
+        </w:tc>
+        <w:tc>
+          <w:tcPr>
+            <w:tcW w:w="0" w:type="auto"/>
+            <w:shd w:val="clear" w:color="auto" w:fill="auto"/>
+            <w:vAlign w:val="center"/>
+          </w:tcPr>
+          <w:p>
+            <w:pPr>
+              <w:keepNext w:val="0"/>
+              <w:keepLines w:val="0"/>
+              <w:widowControl/>
+              <w:suppressLineNumbers w:val="0"/>
+              <w:jc w:val="center"/>
+              <w:textAlignment w:val="center"/>
+              <w:rPr>
+                <w:rFonts w:hint="eastAsia" w:ascii="宋体" w:hAnsi="宋体" w:eastAsia="宋体" w:cs="宋体"/>
+                <w:i w:val="0"/>
+                <w:iCs w:val="0"/>
+                <w:color w:val="000000"/>
+                <w:kern w:val="0"/>
+                <w:sz w:val="22"/>
+                <w:szCs w:val="22"/>
+                <w:u w:val="none"/>
+                <w:lang w:val="en-US" w:eastAsia="zh-CN" w:bidi="ar"/>
+              </w:rPr>
+            </w:pPr>
+            <w:r>
+              <w:rPr>
+                <w:rFonts w:hint="eastAsia" w:ascii="宋体" w:hAnsi="宋体" w:eastAsia="宋体" w:cs="宋体"/>
+                <w:i w:val="0"/>
+                <w:iCs w:val="0"/>
+                <w:color w:val="000000"/>
+                <w:kern w:val="0"/>
+                <w:sz w:val="22"/>
+                <w:szCs w:val="22"/>
+                <w:u w:val="none"/>
+                <w:lang w:val="en-US" w:eastAsia="zh-CN" w:bidi="ar"/>
+              </w:rPr>
+              <w:t>C_Conclu_01</w:t>
+            </w:r>
+          </w:p>
+        </w:tc>
+        <w:tc>
+          <w:tcPr>
+            <w:tcW w:w="2983" w:type="dxa"/>
+            <w:shd w:val="clear" w:color="auto" w:fill="auto"/>
+            <w:vAlign w:val="center"/>
+          </w:tcPr>
+          <w:p>
+            <w:pPr>
+              <w:keepNext w:val="0"/>
+              <w:keepLines w:val="0"/>
+              <w:widowControl/>
+              <w:suppressLineNumbers w:val="0"/>
+              <w:jc w:val="center"/>
+              <w:textAlignment w:val="center"/>
+              <w:rPr>
+                <w:rFonts w:hint="eastAsia" w:ascii="宋体" w:hAnsi="宋体" w:eastAsia="宋体" w:cs="宋体"/>
+                <w:i w:val="0"/>
+                <w:iCs w:val="0"/>
+                <w:color w:val="000000"/>
+                <w:kern w:val="0"/>
+                <w:sz w:val="22"/>
+                <w:szCs w:val="22"/>
+                <w:u w:val="none"/>
+                <w:lang w:val="en-US" w:eastAsia="zh-CN" w:bidi="ar"/>
+              </w:rPr>
+            </w:pPr>
+            <w:r>
+              <w:rPr>
+                <w:rFonts w:hint="eastAsia" w:ascii="宋体" w:hAnsi="宋体" w:eastAsia="宋体" w:cs="宋体"/>
+                <w:i w:val="0"/>
+                <w:iCs w:val="0"/>
+                <w:color w:val="000000"/>
+                <w:kern w:val="0"/>
+                <w:sz w:val="22"/>
+                <w:szCs w:val="22"/>
+                <w:u w:val="none"/>
+                <w:lang w:val="en-US" w:eastAsia="zh-CN" w:bidi="ar"/>
+              </w:rPr>
+              <w:t>NULL</w:t>
             </w:r>
           </w:p>
         </w:tc>
@@ -15720,7 +16887,7 @@
         <w:tc>
           <w:tcPr>
             <w:tcW w:w="2187" w:type="dxa"/>
-            <w:shd w:val="clear"/>
+            <w:shd w:val="clear" w:color="auto" w:fill="auto"/>
             <w:vAlign w:val="center"/>
           </w:tcPr>
           <w:p>
@@ -15755,14 +16922,14 @@
                 <w:u w:val="none"/>
                 <w:lang w:val="en-US" w:eastAsia="zh-CN" w:bidi="ar"/>
               </w:rPr>
-              <w:t>Formula_ID</w:t>
+              <w:t>Feedback</w:t>
             </w:r>
           </w:p>
         </w:tc>
         <w:tc>
           <w:tcPr>
             <w:tcW w:w="0" w:type="auto"/>
-            <w:shd w:val="clear"/>
+            <w:shd w:val="clear" w:color="auto" w:fill="auto"/>
             <w:vAlign w:val="center"/>
           </w:tcPr>
           <w:p>
@@ -15804,7 +16971,7 @@
         <w:tc>
           <w:tcPr>
             <w:tcW w:w="0" w:type="auto"/>
-            <w:shd w:val="clear"/>
+            <w:shd w:val="clear" w:color="auto" w:fill="auto"/>
             <w:vAlign w:val="center"/>
           </w:tcPr>
           <w:p>
@@ -15839,14 +17006,14 @@
                 <w:u w:val="none"/>
                 <w:lang w:val="en-US" w:eastAsia="zh-CN" w:bidi="ar"/>
               </w:rPr>
-              <w:t>公式唯一标识</w:t>
+              <w:t>界面弹出的系统旁白提示文案</w:t>
             </w:r>
           </w:p>
         </w:tc>
         <w:tc>
           <w:tcPr>
             <w:tcW w:w="0" w:type="auto"/>
-            <w:shd w:val="clear"/>
+            <w:shd w:val="clear" w:color="auto" w:fill="auto"/>
             <w:vAlign w:val="center"/>
           </w:tcPr>
           <w:p>
@@ -15881,14 +17048,14 @@
                 <w:u w:val="none"/>
                 <w:lang w:val="en-US" w:eastAsia="zh-CN" w:bidi="ar"/>
               </w:rPr>
-              <w:t>F_001</w:t>
+              <w:t>来人绝对不是破门而入，而是...</w:t>
             </w:r>
           </w:p>
         </w:tc>
         <w:tc>
           <w:tcPr>
             <w:tcW w:w="2983" w:type="dxa"/>
-            <w:shd w:val="clear"/>
+            <w:shd w:val="clear" w:color="auto" w:fill="auto"/>
             <w:vAlign w:val="center"/>
           </w:tcPr>
           <w:p>
@@ -15923,1161 +17090,6 @@
                 <w:u w:val="none"/>
                 <w:lang w:val="en-US" w:eastAsia="zh-CN" w:bidi="ar"/>
               </w:rPr>
-              <w:t>F_Error_01</w:t>
-            </w:r>
-          </w:p>
-        </w:tc>
-      </w:tr>
-      <w:tr>
-        <w:tblPrEx>
-          <w:tblBorders>
-            <w:top w:val="none" w:color="auto" w:sz="0" w:space="0"/>
-            <w:left w:val="none" w:color="auto" w:sz="0" w:space="0"/>
-            <w:bottom w:val="none" w:color="auto" w:sz="0" w:space="0"/>
-            <w:right w:val="none" w:color="auto" w:sz="0" w:space="0"/>
-            <w:insideH w:val="none" w:color="auto" w:sz="0" w:space="0"/>
-            <w:insideV w:val="none" w:color="auto" w:sz="0" w:space="0"/>
-          </w:tblBorders>
-          <w:tblCellMar>
-            <w:top w:w="15" w:type="dxa"/>
-            <w:left w:w="15" w:type="dxa"/>
-            <w:bottom w:w="15" w:type="dxa"/>
-            <w:right w:w="15" w:type="dxa"/>
-          </w:tblCellMar>
-        </w:tblPrEx>
-        <w:trPr>
-          <w:tblCellSpacing w:w="15" w:type="dxa"/>
-        </w:trPr>
-        <w:tc>
-          <w:tcPr>
-            <w:tcW w:w="2187" w:type="dxa"/>
-            <w:shd w:val="clear"/>
-            <w:vAlign w:val="center"/>
-          </w:tcPr>
-          <w:p>
-            <w:pPr>
-              <w:keepNext w:val="0"/>
-              <w:keepLines w:val="0"/>
-              <w:widowControl/>
-              <w:suppressLineNumbers w:val="0"/>
-              <w:jc w:val="center"/>
-              <w:textAlignment w:val="center"/>
-              <w:rPr>
-                <w:rFonts w:hint="eastAsia" w:ascii="宋体" w:hAnsi="宋体" w:eastAsia="宋体" w:cs="宋体"/>
-                <w:i w:val="0"/>
-                <w:iCs w:val="0"/>
-                <w:color w:val="000000"/>
-                <w:kern w:val="0"/>
-                <w:sz w:val="22"/>
-                <w:szCs w:val="22"/>
-                <w:u w:val="none"/>
-                <w:lang w:val="en-US" w:eastAsia="zh-CN" w:bidi="ar"/>
-              </w:rPr>
-            </w:pPr>
-            <w:r>
-              <w:rPr>
-                <w:rFonts w:hint="eastAsia" w:ascii="宋体" w:hAnsi="宋体" w:eastAsia="宋体" w:cs="宋体"/>
-                <w:i w:val="0"/>
-                <w:iCs w:val="0"/>
-                <w:color w:val="000000"/>
-                <w:kern w:val="0"/>
-                <w:sz w:val="22"/>
-                <w:szCs w:val="22"/>
-                <w:u w:val="none"/>
-                <w:lang w:val="en-US" w:eastAsia="zh-CN" w:bidi="ar"/>
-              </w:rPr>
-              <w:t>Input_1</w:t>
-            </w:r>
-          </w:p>
-        </w:tc>
-        <w:tc>
-          <w:tcPr>
-            <w:tcW w:w="0" w:type="auto"/>
-            <w:shd w:val="clear"/>
-            <w:vAlign w:val="center"/>
-          </w:tcPr>
-          <w:p>
-            <w:pPr>
-              <w:keepNext w:val="0"/>
-              <w:keepLines w:val="0"/>
-              <w:widowControl/>
-              <w:suppressLineNumbers w:val="0"/>
-              <w:jc w:val="center"/>
-              <w:textAlignment w:val="center"/>
-              <w:rPr>
-                <w:rFonts w:hint="eastAsia" w:ascii="宋体" w:hAnsi="宋体" w:eastAsia="宋体" w:cs="宋体"/>
-                <w:i w:val="0"/>
-                <w:iCs w:val="0"/>
-                <w:color w:val="000000"/>
-                <w:kern w:val="0"/>
-                <w:sz w:val="22"/>
-                <w:szCs w:val="22"/>
-                <w:u w:val="none"/>
-                <w:lang w:val="en-US" w:eastAsia="zh-CN" w:bidi="ar"/>
-              </w:rPr>
-            </w:pPr>
-            <w:r>
-              <w:rPr>
-                <w:rFonts w:hint="eastAsia" w:ascii="宋体" w:hAnsi="宋体" w:eastAsia="宋体" w:cs="宋体"/>
-                <w:i w:val="0"/>
-                <w:iCs w:val="0"/>
-                <w:color w:val="000000"/>
-                <w:kern w:val="0"/>
-                <w:sz w:val="22"/>
-                <w:szCs w:val="22"/>
-                <w:u w:val="none"/>
-                <w:lang w:val="en-US" w:eastAsia="zh-CN" w:bidi="ar"/>
-              </w:rPr>
-              <w:t>String</w:t>
-            </w:r>
-          </w:p>
-        </w:tc>
-        <w:tc>
-          <w:tcPr>
-            <w:tcW w:w="0" w:type="auto"/>
-            <w:shd w:val="clear"/>
-            <w:vAlign w:val="center"/>
-          </w:tcPr>
-          <w:p>
-            <w:pPr>
-              <w:keepNext w:val="0"/>
-              <w:keepLines w:val="0"/>
-              <w:widowControl/>
-              <w:suppressLineNumbers w:val="0"/>
-              <w:jc w:val="center"/>
-              <w:textAlignment w:val="center"/>
-              <w:rPr>
-                <w:rFonts w:hint="eastAsia" w:ascii="宋体" w:hAnsi="宋体" w:eastAsia="宋体" w:cs="宋体"/>
-                <w:i w:val="0"/>
-                <w:iCs w:val="0"/>
-                <w:color w:val="000000"/>
-                <w:kern w:val="0"/>
-                <w:sz w:val="22"/>
-                <w:szCs w:val="22"/>
-                <w:u w:val="none"/>
-                <w:lang w:val="en-US" w:eastAsia="zh-CN" w:bidi="ar"/>
-              </w:rPr>
-            </w:pPr>
-            <w:r>
-              <w:rPr>
-                <w:rFonts w:hint="eastAsia" w:ascii="宋体" w:hAnsi="宋体" w:eastAsia="宋体" w:cs="宋体"/>
-                <w:i w:val="0"/>
-                <w:iCs w:val="0"/>
-                <w:color w:val="000000"/>
-                <w:kern w:val="0"/>
-                <w:sz w:val="22"/>
-                <w:szCs w:val="22"/>
-                <w:u w:val="none"/>
-                <w:lang w:val="en-US" w:eastAsia="zh-CN" w:bidi="ar"/>
-              </w:rPr>
-              <w:t>输入线索 1 的 ID</w:t>
-            </w:r>
-          </w:p>
-        </w:tc>
-        <w:tc>
-          <w:tcPr>
-            <w:tcW w:w="0" w:type="auto"/>
-            <w:shd w:val="clear"/>
-            <w:vAlign w:val="center"/>
-          </w:tcPr>
-          <w:p>
-            <w:pPr>
-              <w:keepNext w:val="0"/>
-              <w:keepLines w:val="0"/>
-              <w:widowControl/>
-              <w:suppressLineNumbers w:val="0"/>
-              <w:jc w:val="center"/>
-              <w:textAlignment w:val="center"/>
-              <w:rPr>
-                <w:rFonts w:hint="eastAsia" w:ascii="宋体" w:hAnsi="宋体" w:eastAsia="宋体" w:cs="宋体"/>
-                <w:i w:val="0"/>
-                <w:iCs w:val="0"/>
-                <w:color w:val="000000"/>
-                <w:kern w:val="0"/>
-                <w:sz w:val="22"/>
-                <w:szCs w:val="22"/>
-                <w:u w:val="none"/>
-                <w:lang w:val="en-US" w:eastAsia="zh-CN" w:bidi="ar"/>
-              </w:rPr>
-            </w:pPr>
-            <w:r>
-              <w:rPr>
-                <w:rFonts w:hint="eastAsia" w:ascii="宋体" w:hAnsi="宋体" w:eastAsia="宋体" w:cs="宋体"/>
-                <w:i w:val="0"/>
-                <w:iCs w:val="0"/>
-                <w:color w:val="000000"/>
-                <w:kern w:val="0"/>
-                <w:sz w:val="22"/>
-                <w:szCs w:val="22"/>
-                <w:u w:val="none"/>
-                <w:lang w:val="en-US" w:eastAsia="zh-CN" w:bidi="ar"/>
-              </w:rPr>
-              <w:t>C_Base_01 (门锁)</w:t>
-            </w:r>
-          </w:p>
-        </w:tc>
-        <w:tc>
-          <w:tcPr>
-            <w:tcW w:w="2983" w:type="dxa"/>
-            <w:shd w:val="clear"/>
-            <w:vAlign w:val="center"/>
-          </w:tcPr>
-          <w:p>
-            <w:pPr>
-              <w:keepNext w:val="0"/>
-              <w:keepLines w:val="0"/>
-              <w:widowControl/>
-              <w:suppressLineNumbers w:val="0"/>
-              <w:jc w:val="center"/>
-              <w:textAlignment w:val="center"/>
-              <w:rPr>
-                <w:rFonts w:hint="eastAsia" w:ascii="宋体" w:hAnsi="宋体" w:eastAsia="宋体" w:cs="宋体"/>
-                <w:i w:val="0"/>
-                <w:iCs w:val="0"/>
-                <w:color w:val="000000"/>
-                <w:kern w:val="0"/>
-                <w:sz w:val="22"/>
-                <w:szCs w:val="22"/>
-                <w:u w:val="none"/>
-                <w:lang w:val="en-US" w:eastAsia="zh-CN" w:bidi="ar"/>
-              </w:rPr>
-            </w:pPr>
-            <w:r>
-              <w:rPr>
-                <w:rFonts w:hint="eastAsia" w:ascii="宋体" w:hAnsi="宋体" w:eastAsia="宋体" w:cs="宋体"/>
-                <w:i w:val="0"/>
-                <w:iCs w:val="0"/>
-                <w:color w:val="000000"/>
-                <w:kern w:val="0"/>
-                <w:sz w:val="22"/>
-                <w:szCs w:val="22"/>
-                <w:u w:val="none"/>
-                <w:lang w:val="en-US" w:eastAsia="zh-CN" w:bidi="ar"/>
-              </w:rPr>
-              <w:t>C_Base_01 (门锁)</w:t>
-            </w:r>
-          </w:p>
-        </w:tc>
-      </w:tr>
-      <w:tr>
-        <w:tblPrEx>
-          <w:tblBorders>
-            <w:top w:val="none" w:color="auto" w:sz="0" w:space="0"/>
-            <w:left w:val="none" w:color="auto" w:sz="0" w:space="0"/>
-            <w:bottom w:val="none" w:color="auto" w:sz="0" w:space="0"/>
-            <w:right w:val="none" w:color="auto" w:sz="0" w:space="0"/>
-            <w:insideH w:val="none" w:color="auto" w:sz="0" w:space="0"/>
-            <w:insideV w:val="none" w:color="auto" w:sz="0" w:space="0"/>
-          </w:tblBorders>
-          <w:tblCellMar>
-            <w:top w:w="15" w:type="dxa"/>
-            <w:left w:w="15" w:type="dxa"/>
-            <w:bottom w:w="15" w:type="dxa"/>
-            <w:right w:w="15" w:type="dxa"/>
-          </w:tblCellMar>
-        </w:tblPrEx>
-        <w:trPr>
-          <w:tblCellSpacing w:w="15" w:type="dxa"/>
-        </w:trPr>
-        <w:tc>
-          <w:tcPr>
-            <w:tcW w:w="2187" w:type="dxa"/>
-            <w:shd w:val="clear"/>
-            <w:vAlign w:val="center"/>
-          </w:tcPr>
-          <w:p>
-            <w:pPr>
-              <w:keepNext w:val="0"/>
-              <w:keepLines w:val="0"/>
-              <w:widowControl/>
-              <w:suppressLineNumbers w:val="0"/>
-              <w:jc w:val="center"/>
-              <w:textAlignment w:val="center"/>
-              <w:rPr>
-                <w:rFonts w:hint="eastAsia" w:ascii="宋体" w:hAnsi="宋体" w:eastAsia="宋体" w:cs="宋体"/>
-                <w:i w:val="0"/>
-                <w:iCs w:val="0"/>
-                <w:color w:val="000000"/>
-                <w:kern w:val="0"/>
-                <w:sz w:val="22"/>
-                <w:szCs w:val="22"/>
-                <w:u w:val="none"/>
-                <w:lang w:val="en-US" w:eastAsia="zh-CN" w:bidi="ar"/>
-              </w:rPr>
-            </w:pPr>
-            <w:r>
-              <w:rPr>
-                <w:rFonts w:hint="eastAsia" w:ascii="宋体" w:hAnsi="宋体" w:eastAsia="宋体" w:cs="宋体"/>
-                <w:i w:val="0"/>
-                <w:iCs w:val="0"/>
-                <w:color w:val="000000"/>
-                <w:kern w:val="0"/>
-                <w:sz w:val="22"/>
-                <w:szCs w:val="22"/>
-                <w:u w:val="none"/>
-                <w:lang w:val="en-US" w:eastAsia="zh-CN" w:bidi="ar"/>
-              </w:rPr>
-              <w:t>Input_2</w:t>
-            </w:r>
-          </w:p>
-        </w:tc>
-        <w:tc>
-          <w:tcPr>
-            <w:tcW w:w="0" w:type="auto"/>
-            <w:shd w:val="clear"/>
-            <w:vAlign w:val="center"/>
-          </w:tcPr>
-          <w:p>
-            <w:pPr>
-              <w:keepNext w:val="0"/>
-              <w:keepLines w:val="0"/>
-              <w:widowControl/>
-              <w:suppressLineNumbers w:val="0"/>
-              <w:jc w:val="center"/>
-              <w:textAlignment w:val="center"/>
-              <w:rPr>
-                <w:rFonts w:hint="eastAsia" w:ascii="宋体" w:hAnsi="宋体" w:eastAsia="宋体" w:cs="宋体"/>
-                <w:i w:val="0"/>
-                <w:iCs w:val="0"/>
-                <w:color w:val="000000"/>
-                <w:kern w:val="0"/>
-                <w:sz w:val="22"/>
-                <w:szCs w:val="22"/>
-                <w:u w:val="none"/>
-                <w:lang w:val="en-US" w:eastAsia="zh-CN" w:bidi="ar"/>
-              </w:rPr>
-            </w:pPr>
-            <w:r>
-              <w:rPr>
-                <w:rFonts w:hint="eastAsia" w:ascii="宋体" w:hAnsi="宋体" w:eastAsia="宋体" w:cs="宋体"/>
-                <w:i w:val="0"/>
-                <w:iCs w:val="0"/>
-                <w:color w:val="000000"/>
-                <w:kern w:val="0"/>
-                <w:sz w:val="22"/>
-                <w:szCs w:val="22"/>
-                <w:u w:val="none"/>
-                <w:lang w:val="en-US" w:eastAsia="zh-CN" w:bidi="ar"/>
-              </w:rPr>
-              <w:t>String</w:t>
-            </w:r>
-          </w:p>
-        </w:tc>
-        <w:tc>
-          <w:tcPr>
-            <w:tcW w:w="0" w:type="auto"/>
-            <w:shd w:val="clear"/>
-            <w:vAlign w:val="center"/>
-          </w:tcPr>
-          <w:p>
-            <w:pPr>
-              <w:keepNext w:val="0"/>
-              <w:keepLines w:val="0"/>
-              <w:widowControl/>
-              <w:suppressLineNumbers w:val="0"/>
-              <w:jc w:val="center"/>
-              <w:textAlignment w:val="center"/>
-              <w:rPr>
-                <w:rFonts w:hint="eastAsia" w:ascii="宋体" w:hAnsi="宋体" w:eastAsia="宋体" w:cs="宋体"/>
-                <w:i w:val="0"/>
-                <w:iCs w:val="0"/>
-                <w:color w:val="000000"/>
-                <w:kern w:val="0"/>
-                <w:sz w:val="22"/>
-                <w:szCs w:val="22"/>
-                <w:u w:val="none"/>
-                <w:lang w:val="en-US" w:eastAsia="zh-CN" w:bidi="ar"/>
-              </w:rPr>
-            </w:pPr>
-            <w:r>
-              <w:rPr>
-                <w:rFonts w:hint="eastAsia" w:ascii="宋体" w:hAnsi="宋体" w:eastAsia="宋体" w:cs="宋体"/>
-                <w:i w:val="0"/>
-                <w:iCs w:val="0"/>
-                <w:color w:val="000000"/>
-                <w:kern w:val="0"/>
-                <w:sz w:val="22"/>
-                <w:szCs w:val="22"/>
-                <w:u w:val="none"/>
-                <w:lang w:val="en-US" w:eastAsia="zh-CN" w:bidi="ar"/>
-              </w:rPr>
-              <w:t>输入线索 2 的 ID</w:t>
-            </w:r>
-          </w:p>
-        </w:tc>
-        <w:tc>
-          <w:tcPr>
-            <w:tcW w:w="0" w:type="auto"/>
-            <w:shd w:val="clear"/>
-            <w:vAlign w:val="center"/>
-          </w:tcPr>
-          <w:p>
-            <w:pPr>
-              <w:keepNext w:val="0"/>
-              <w:keepLines w:val="0"/>
-              <w:widowControl/>
-              <w:suppressLineNumbers w:val="0"/>
-              <w:jc w:val="center"/>
-              <w:textAlignment w:val="center"/>
-              <w:rPr>
-                <w:rFonts w:hint="eastAsia" w:ascii="宋体" w:hAnsi="宋体" w:eastAsia="宋体" w:cs="宋体"/>
-                <w:i w:val="0"/>
-                <w:iCs w:val="0"/>
-                <w:color w:val="000000"/>
-                <w:kern w:val="0"/>
-                <w:sz w:val="22"/>
-                <w:szCs w:val="22"/>
-                <w:u w:val="none"/>
-                <w:lang w:val="en-US" w:eastAsia="zh-CN" w:bidi="ar"/>
-              </w:rPr>
-            </w:pPr>
-            <w:r>
-              <w:rPr>
-                <w:rFonts w:hint="eastAsia" w:ascii="宋体" w:hAnsi="宋体" w:eastAsia="宋体" w:cs="宋体"/>
-                <w:i w:val="0"/>
-                <w:iCs w:val="0"/>
-                <w:color w:val="000000"/>
-                <w:kern w:val="0"/>
-                <w:sz w:val="22"/>
-                <w:szCs w:val="22"/>
-                <w:u w:val="none"/>
-                <w:lang w:val="en-US" w:eastAsia="zh-CN" w:bidi="ar"/>
-              </w:rPr>
-              <w:t>C_Hidden_01 (无划痕)</w:t>
-            </w:r>
-          </w:p>
-        </w:tc>
-        <w:tc>
-          <w:tcPr>
-            <w:tcW w:w="2983" w:type="dxa"/>
-            <w:shd w:val="clear"/>
-            <w:vAlign w:val="center"/>
-          </w:tcPr>
-          <w:p>
-            <w:pPr>
-              <w:keepNext w:val="0"/>
-              <w:keepLines w:val="0"/>
-              <w:widowControl/>
-              <w:suppressLineNumbers w:val="0"/>
-              <w:jc w:val="center"/>
-              <w:textAlignment w:val="center"/>
-              <w:rPr>
-                <w:rFonts w:hint="eastAsia" w:ascii="宋体" w:hAnsi="宋体" w:eastAsia="宋体" w:cs="宋体"/>
-                <w:i w:val="0"/>
-                <w:iCs w:val="0"/>
-                <w:color w:val="000000"/>
-                <w:kern w:val="0"/>
-                <w:sz w:val="22"/>
-                <w:szCs w:val="22"/>
-                <w:u w:val="none"/>
-                <w:lang w:val="en-US" w:eastAsia="zh-CN" w:bidi="ar"/>
-              </w:rPr>
-            </w:pPr>
-            <w:r>
-              <w:rPr>
-                <w:rFonts w:hint="eastAsia" w:ascii="宋体" w:hAnsi="宋体" w:eastAsia="宋体" w:cs="宋体"/>
-                <w:i w:val="0"/>
-                <w:iCs w:val="0"/>
-                <w:color w:val="000000"/>
-                <w:kern w:val="0"/>
-                <w:sz w:val="22"/>
-                <w:szCs w:val="22"/>
-                <w:u w:val="none"/>
-                <w:lang w:val="en-US" w:eastAsia="zh-CN" w:bidi="ar"/>
-              </w:rPr>
-              <w:t>C_Fake_01 (半开窗户)</w:t>
-            </w:r>
-          </w:p>
-        </w:tc>
-      </w:tr>
-      <w:tr>
-        <w:tblPrEx>
-          <w:tblBorders>
-            <w:top w:val="none" w:color="auto" w:sz="0" w:space="0"/>
-            <w:left w:val="none" w:color="auto" w:sz="0" w:space="0"/>
-            <w:bottom w:val="none" w:color="auto" w:sz="0" w:space="0"/>
-            <w:right w:val="none" w:color="auto" w:sz="0" w:space="0"/>
-            <w:insideH w:val="none" w:color="auto" w:sz="0" w:space="0"/>
-            <w:insideV w:val="none" w:color="auto" w:sz="0" w:space="0"/>
-          </w:tblBorders>
-          <w:tblCellMar>
-            <w:top w:w="15" w:type="dxa"/>
-            <w:left w:w="15" w:type="dxa"/>
-            <w:bottom w:w="15" w:type="dxa"/>
-            <w:right w:w="15" w:type="dxa"/>
-          </w:tblCellMar>
-        </w:tblPrEx>
-        <w:trPr>
-          <w:tblCellSpacing w:w="15" w:type="dxa"/>
-        </w:trPr>
-        <w:tc>
-          <w:tcPr>
-            <w:tcW w:w="2187" w:type="dxa"/>
-            <w:shd w:val="clear"/>
-            <w:vAlign w:val="center"/>
-          </w:tcPr>
-          <w:p>
-            <w:pPr>
-              <w:keepNext w:val="0"/>
-              <w:keepLines w:val="0"/>
-              <w:widowControl/>
-              <w:suppressLineNumbers w:val="0"/>
-              <w:jc w:val="center"/>
-              <w:textAlignment w:val="center"/>
-              <w:rPr>
-                <w:rFonts w:hint="eastAsia" w:ascii="宋体" w:hAnsi="宋体" w:eastAsia="宋体" w:cs="宋体"/>
-                <w:i w:val="0"/>
-                <w:iCs w:val="0"/>
-                <w:color w:val="000000"/>
-                <w:kern w:val="0"/>
-                <w:sz w:val="22"/>
-                <w:szCs w:val="22"/>
-                <w:u w:val="none"/>
-                <w:lang w:val="en-US" w:eastAsia="zh-CN" w:bidi="ar"/>
-              </w:rPr>
-            </w:pPr>
-            <w:r>
-              <w:rPr>
-                <w:rFonts w:hint="eastAsia" w:ascii="宋体" w:hAnsi="宋体" w:eastAsia="宋体" w:cs="宋体"/>
-                <w:i w:val="0"/>
-                <w:iCs w:val="0"/>
-                <w:color w:val="000000"/>
-                <w:kern w:val="0"/>
-                <w:sz w:val="22"/>
-                <w:szCs w:val="22"/>
-                <w:u w:val="none"/>
-                <w:lang w:val="en-US" w:eastAsia="zh-CN" w:bidi="ar"/>
-              </w:rPr>
-              <w:t>Result_Type</w:t>
-            </w:r>
-          </w:p>
-        </w:tc>
-        <w:tc>
-          <w:tcPr>
-            <w:tcW w:w="0" w:type="auto"/>
-            <w:shd w:val="clear"/>
-            <w:vAlign w:val="center"/>
-          </w:tcPr>
-          <w:p>
-            <w:pPr>
-              <w:keepNext w:val="0"/>
-              <w:keepLines w:val="0"/>
-              <w:widowControl/>
-              <w:suppressLineNumbers w:val="0"/>
-              <w:jc w:val="center"/>
-              <w:textAlignment w:val="center"/>
-              <w:rPr>
-                <w:rFonts w:hint="eastAsia" w:ascii="宋体" w:hAnsi="宋体" w:eastAsia="宋体" w:cs="宋体"/>
-                <w:i w:val="0"/>
-                <w:iCs w:val="0"/>
-                <w:color w:val="000000"/>
-                <w:kern w:val="0"/>
-                <w:sz w:val="22"/>
-                <w:szCs w:val="22"/>
-                <w:u w:val="none"/>
-                <w:lang w:val="en-US" w:eastAsia="zh-CN" w:bidi="ar"/>
-              </w:rPr>
-            </w:pPr>
-            <w:r>
-              <w:rPr>
-                <w:rFonts w:hint="eastAsia" w:ascii="宋体" w:hAnsi="宋体" w:eastAsia="宋体" w:cs="宋体"/>
-                <w:i w:val="0"/>
-                <w:iCs w:val="0"/>
-                <w:color w:val="000000"/>
-                <w:kern w:val="0"/>
-                <w:sz w:val="22"/>
-                <w:szCs w:val="22"/>
-                <w:u w:val="none"/>
-                <w:lang w:val="en-US" w:eastAsia="zh-CN" w:bidi="ar"/>
-              </w:rPr>
-              <w:t>Enum</w:t>
-            </w:r>
-          </w:p>
-        </w:tc>
-        <w:tc>
-          <w:tcPr>
-            <w:tcW w:w="0" w:type="auto"/>
-            <w:shd w:val="clear"/>
-            <w:vAlign w:val="center"/>
-          </w:tcPr>
-          <w:p>
-            <w:pPr>
-              <w:keepNext w:val="0"/>
-              <w:keepLines w:val="0"/>
-              <w:widowControl/>
-              <w:suppressLineNumbers w:val="0"/>
-              <w:jc w:val="center"/>
-              <w:textAlignment w:val="center"/>
-              <w:rPr>
-                <w:rFonts w:hint="eastAsia" w:ascii="宋体" w:hAnsi="宋体" w:eastAsia="宋体" w:cs="宋体"/>
-                <w:i w:val="0"/>
-                <w:iCs w:val="0"/>
-                <w:color w:val="000000"/>
-                <w:kern w:val="0"/>
-                <w:sz w:val="22"/>
-                <w:szCs w:val="22"/>
-                <w:u w:val="none"/>
-                <w:lang w:val="en-US" w:eastAsia="zh-CN" w:bidi="ar"/>
-              </w:rPr>
-            </w:pPr>
-            <w:r>
-              <w:rPr>
-                <w:rFonts w:hint="eastAsia" w:ascii="宋体" w:hAnsi="宋体" w:eastAsia="宋体" w:cs="宋体"/>
-                <w:i w:val="0"/>
-                <w:iCs w:val="0"/>
-                <w:color w:val="000000"/>
-                <w:kern w:val="0"/>
-                <w:sz w:val="22"/>
-                <w:szCs w:val="22"/>
-                <w:u w:val="none"/>
-                <w:lang w:val="en-US" w:eastAsia="zh-CN" w:bidi="ar"/>
-              </w:rPr>
-              <w:t>Success(成功) / Fail_Specific(特定错误)</w:t>
-            </w:r>
-          </w:p>
-        </w:tc>
-        <w:tc>
-          <w:tcPr>
-            <w:tcW w:w="0" w:type="auto"/>
-            <w:shd w:val="clear"/>
-            <w:vAlign w:val="center"/>
-          </w:tcPr>
-          <w:p>
-            <w:pPr>
-              <w:keepNext w:val="0"/>
-              <w:keepLines w:val="0"/>
-              <w:widowControl/>
-              <w:suppressLineNumbers w:val="0"/>
-              <w:jc w:val="center"/>
-              <w:textAlignment w:val="center"/>
-              <w:rPr>
-                <w:rFonts w:hint="eastAsia" w:ascii="宋体" w:hAnsi="宋体" w:eastAsia="宋体" w:cs="宋体"/>
-                <w:i w:val="0"/>
-                <w:iCs w:val="0"/>
-                <w:color w:val="000000"/>
-                <w:kern w:val="0"/>
-                <w:sz w:val="22"/>
-                <w:szCs w:val="22"/>
-                <w:u w:val="none"/>
-                <w:lang w:val="en-US" w:eastAsia="zh-CN" w:bidi="ar"/>
-              </w:rPr>
-            </w:pPr>
-            <w:r>
-              <w:rPr>
-                <w:rFonts w:hint="eastAsia" w:ascii="宋体" w:hAnsi="宋体" w:eastAsia="宋体" w:cs="宋体"/>
-                <w:i w:val="0"/>
-                <w:iCs w:val="0"/>
-                <w:color w:val="000000"/>
-                <w:kern w:val="0"/>
-                <w:sz w:val="22"/>
-                <w:szCs w:val="22"/>
-                <w:u w:val="none"/>
-                <w:lang w:val="en-US" w:eastAsia="zh-CN" w:bidi="ar"/>
-              </w:rPr>
-              <w:t>Success</w:t>
-            </w:r>
-          </w:p>
-        </w:tc>
-        <w:tc>
-          <w:tcPr>
-            <w:tcW w:w="2983" w:type="dxa"/>
-            <w:shd w:val="clear"/>
-            <w:vAlign w:val="center"/>
-          </w:tcPr>
-          <w:p>
-            <w:pPr>
-              <w:keepNext w:val="0"/>
-              <w:keepLines w:val="0"/>
-              <w:widowControl/>
-              <w:suppressLineNumbers w:val="0"/>
-              <w:jc w:val="center"/>
-              <w:textAlignment w:val="center"/>
-              <w:rPr>
-                <w:rFonts w:hint="eastAsia" w:ascii="宋体" w:hAnsi="宋体" w:eastAsia="宋体" w:cs="宋体"/>
-                <w:i w:val="0"/>
-                <w:iCs w:val="0"/>
-                <w:color w:val="000000"/>
-                <w:kern w:val="0"/>
-                <w:sz w:val="22"/>
-                <w:szCs w:val="22"/>
-                <w:u w:val="none"/>
-                <w:lang w:val="en-US" w:eastAsia="zh-CN" w:bidi="ar"/>
-              </w:rPr>
-            </w:pPr>
-            <w:r>
-              <w:rPr>
-                <w:rFonts w:hint="eastAsia" w:ascii="宋体" w:hAnsi="宋体" w:eastAsia="宋体" w:cs="宋体"/>
-                <w:i w:val="0"/>
-                <w:iCs w:val="0"/>
-                <w:color w:val="000000"/>
-                <w:kern w:val="0"/>
-                <w:sz w:val="22"/>
-                <w:szCs w:val="22"/>
-                <w:u w:val="none"/>
-                <w:lang w:val="en-US" w:eastAsia="zh-CN" w:bidi="ar"/>
-              </w:rPr>
-              <w:t>Fail_Specific</w:t>
-            </w:r>
-          </w:p>
-        </w:tc>
-      </w:tr>
-      <w:tr>
-        <w:tblPrEx>
-          <w:tblBorders>
-            <w:top w:val="none" w:color="auto" w:sz="0" w:space="0"/>
-            <w:left w:val="none" w:color="auto" w:sz="0" w:space="0"/>
-            <w:bottom w:val="none" w:color="auto" w:sz="0" w:space="0"/>
-            <w:right w:val="none" w:color="auto" w:sz="0" w:space="0"/>
-            <w:insideH w:val="none" w:color="auto" w:sz="0" w:space="0"/>
-            <w:insideV w:val="none" w:color="auto" w:sz="0" w:space="0"/>
-          </w:tblBorders>
-          <w:tblCellMar>
-            <w:top w:w="15" w:type="dxa"/>
-            <w:left w:w="15" w:type="dxa"/>
-            <w:bottom w:w="15" w:type="dxa"/>
-            <w:right w:w="15" w:type="dxa"/>
-          </w:tblCellMar>
-        </w:tblPrEx>
-        <w:trPr>
-          <w:tblCellSpacing w:w="15" w:type="dxa"/>
-        </w:trPr>
-        <w:tc>
-          <w:tcPr>
-            <w:tcW w:w="2187" w:type="dxa"/>
-            <w:shd w:val="clear"/>
-            <w:vAlign w:val="center"/>
-          </w:tcPr>
-          <w:p>
-            <w:pPr>
-              <w:keepNext w:val="0"/>
-              <w:keepLines w:val="0"/>
-              <w:widowControl/>
-              <w:suppressLineNumbers w:val="0"/>
-              <w:jc w:val="center"/>
-              <w:textAlignment w:val="center"/>
-              <w:rPr>
-                <w:rFonts w:hint="eastAsia" w:ascii="宋体" w:hAnsi="宋体" w:eastAsia="宋体" w:cs="宋体"/>
-                <w:i w:val="0"/>
-                <w:iCs w:val="0"/>
-                <w:color w:val="000000"/>
-                <w:kern w:val="0"/>
-                <w:sz w:val="22"/>
-                <w:szCs w:val="22"/>
-                <w:u w:val="none"/>
-                <w:lang w:val="en-US" w:eastAsia="zh-CN" w:bidi="ar"/>
-              </w:rPr>
-            </w:pPr>
-            <w:r>
-              <w:rPr>
-                <w:rFonts w:hint="eastAsia" w:ascii="宋体" w:hAnsi="宋体" w:eastAsia="宋体" w:cs="宋体"/>
-                <w:i w:val="0"/>
-                <w:iCs w:val="0"/>
-                <w:color w:val="000000"/>
-                <w:kern w:val="0"/>
-                <w:sz w:val="22"/>
-                <w:szCs w:val="22"/>
-                <w:u w:val="none"/>
-                <w:lang w:val="en-US" w:eastAsia="zh-CN" w:bidi="ar"/>
-              </w:rPr>
-              <w:t>Output_ID</w:t>
-            </w:r>
-          </w:p>
-        </w:tc>
-        <w:tc>
-          <w:tcPr>
-            <w:tcW w:w="0" w:type="auto"/>
-            <w:shd w:val="clear"/>
-            <w:vAlign w:val="center"/>
-          </w:tcPr>
-          <w:p>
-            <w:pPr>
-              <w:keepNext w:val="0"/>
-              <w:keepLines w:val="0"/>
-              <w:widowControl/>
-              <w:suppressLineNumbers w:val="0"/>
-              <w:jc w:val="center"/>
-              <w:textAlignment w:val="center"/>
-              <w:rPr>
-                <w:rFonts w:hint="eastAsia" w:ascii="宋体" w:hAnsi="宋体" w:eastAsia="宋体" w:cs="宋体"/>
-                <w:i w:val="0"/>
-                <w:iCs w:val="0"/>
-                <w:color w:val="000000"/>
-                <w:kern w:val="0"/>
-                <w:sz w:val="22"/>
-                <w:szCs w:val="22"/>
-                <w:u w:val="none"/>
-                <w:lang w:val="en-US" w:eastAsia="zh-CN" w:bidi="ar"/>
-              </w:rPr>
-            </w:pPr>
-            <w:r>
-              <w:rPr>
-                <w:rFonts w:hint="eastAsia" w:ascii="宋体" w:hAnsi="宋体" w:eastAsia="宋体" w:cs="宋体"/>
-                <w:i w:val="0"/>
-                <w:iCs w:val="0"/>
-                <w:color w:val="000000"/>
-                <w:kern w:val="0"/>
-                <w:sz w:val="22"/>
-                <w:szCs w:val="22"/>
-                <w:u w:val="none"/>
-                <w:lang w:val="en-US" w:eastAsia="zh-CN" w:bidi="ar"/>
-              </w:rPr>
-              <w:t>String</w:t>
-            </w:r>
-          </w:p>
-        </w:tc>
-        <w:tc>
-          <w:tcPr>
-            <w:tcW w:w="0" w:type="auto"/>
-            <w:shd w:val="clear"/>
-            <w:vAlign w:val="center"/>
-          </w:tcPr>
-          <w:p>
-            <w:pPr>
-              <w:keepNext w:val="0"/>
-              <w:keepLines w:val="0"/>
-              <w:widowControl/>
-              <w:suppressLineNumbers w:val="0"/>
-              <w:jc w:val="center"/>
-              <w:textAlignment w:val="center"/>
-              <w:rPr>
-                <w:rFonts w:hint="eastAsia" w:ascii="宋体" w:hAnsi="宋体" w:eastAsia="宋体" w:cs="宋体"/>
-                <w:i w:val="0"/>
-                <w:iCs w:val="0"/>
-                <w:color w:val="000000"/>
-                <w:kern w:val="0"/>
-                <w:sz w:val="22"/>
-                <w:szCs w:val="22"/>
-                <w:u w:val="none"/>
-                <w:lang w:val="en-US" w:eastAsia="zh-CN" w:bidi="ar"/>
-              </w:rPr>
-            </w:pPr>
-            <w:r>
-              <w:rPr>
-                <w:rFonts w:hint="eastAsia" w:ascii="宋体" w:hAnsi="宋体" w:eastAsia="宋体" w:cs="宋体"/>
-                <w:i w:val="0"/>
-                <w:iCs w:val="0"/>
-                <w:color w:val="000000"/>
-                <w:kern w:val="0"/>
-                <w:sz w:val="22"/>
-                <w:szCs w:val="22"/>
-                <w:u w:val="none"/>
-                <w:lang w:val="en-US" w:eastAsia="zh-CN" w:bidi="ar"/>
-              </w:rPr>
-              <w:t>成功合成的结论线索ID (失败留空)</w:t>
-            </w:r>
-          </w:p>
-        </w:tc>
-        <w:tc>
-          <w:tcPr>
-            <w:tcW w:w="0" w:type="auto"/>
-            <w:shd w:val="clear"/>
-            <w:vAlign w:val="center"/>
-          </w:tcPr>
-          <w:p>
-            <w:pPr>
-              <w:keepNext w:val="0"/>
-              <w:keepLines w:val="0"/>
-              <w:widowControl/>
-              <w:suppressLineNumbers w:val="0"/>
-              <w:jc w:val="center"/>
-              <w:textAlignment w:val="center"/>
-              <w:rPr>
-                <w:rFonts w:hint="eastAsia" w:ascii="宋体" w:hAnsi="宋体" w:eastAsia="宋体" w:cs="宋体"/>
-                <w:i w:val="0"/>
-                <w:iCs w:val="0"/>
-                <w:color w:val="000000"/>
-                <w:kern w:val="0"/>
-                <w:sz w:val="22"/>
-                <w:szCs w:val="22"/>
-                <w:u w:val="none"/>
-                <w:lang w:val="en-US" w:eastAsia="zh-CN" w:bidi="ar"/>
-              </w:rPr>
-            </w:pPr>
-            <w:r>
-              <w:rPr>
-                <w:rFonts w:hint="eastAsia" w:ascii="宋体" w:hAnsi="宋体" w:eastAsia="宋体" w:cs="宋体"/>
-                <w:i w:val="0"/>
-                <w:iCs w:val="0"/>
-                <w:color w:val="000000"/>
-                <w:kern w:val="0"/>
-                <w:sz w:val="22"/>
-                <w:szCs w:val="22"/>
-                <w:u w:val="none"/>
-                <w:lang w:val="en-US" w:eastAsia="zh-CN" w:bidi="ar"/>
-              </w:rPr>
-              <w:t>C_Conclu_01</w:t>
-            </w:r>
-          </w:p>
-        </w:tc>
-        <w:tc>
-          <w:tcPr>
-            <w:tcW w:w="2983" w:type="dxa"/>
-            <w:shd w:val="clear"/>
-            <w:vAlign w:val="center"/>
-          </w:tcPr>
-          <w:p>
-            <w:pPr>
-              <w:keepNext w:val="0"/>
-              <w:keepLines w:val="0"/>
-              <w:widowControl/>
-              <w:suppressLineNumbers w:val="0"/>
-              <w:jc w:val="center"/>
-              <w:textAlignment w:val="center"/>
-              <w:rPr>
-                <w:rFonts w:hint="eastAsia" w:ascii="宋体" w:hAnsi="宋体" w:eastAsia="宋体" w:cs="宋体"/>
-                <w:i w:val="0"/>
-                <w:iCs w:val="0"/>
-                <w:color w:val="000000"/>
-                <w:kern w:val="0"/>
-                <w:sz w:val="22"/>
-                <w:szCs w:val="22"/>
-                <w:u w:val="none"/>
-                <w:lang w:val="en-US" w:eastAsia="zh-CN" w:bidi="ar"/>
-              </w:rPr>
-            </w:pPr>
-            <w:r>
-              <w:rPr>
-                <w:rFonts w:hint="eastAsia" w:ascii="宋体" w:hAnsi="宋体" w:eastAsia="宋体" w:cs="宋体"/>
-                <w:i w:val="0"/>
-                <w:iCs w:val="0"/>
-                <w:color w:val="000000"/>
-                <w:kern w:val="0"/>
-                <w:sz w:val="22"/>
-                <w:szCs w:val="22"/>
-                <w:u w:val="none"/>
-                <w:lang w:val="en-US" w:eastAsia="zh-CN" w:bidi="ar"/>
-              </w:rPr>
-              <w:t>NULL</w:t>
-            </w:r>
-          </w:p>
-        </w:tc>
-      </w:tr>
-      <w:tr>
-        <w:tblPrEx>
-          <w:tblBorders>
-            <w:top w:val="none" w:color="auto" w:sz="0" w:space="0"/>
-            <w:left w:val="none" w:color="auto" w:sz="0" w:space="0"/>
-            <w:bottom w:val="none" w:color="auto" w:sz="0" w:space="0"/>
-            <w:right w:val="none" w:color="auto" w:sz="0" w:space="0"/>
-            <w:insideH w:val="none" w:color="auto" w:sz="0" w:space="0"/>
-            <w:insideV w:val="none" w:color="auto" w:sz="0" w:space="0"/>
-          </w:tblBorders>
-          <w:tblCellMar>
-            <w:top w:w="15" w:type="dxa"/>
-            <w:left w:w="15" w:type="dxa"/>
-            <w:bottom w:w="15" w:type="dxa"/>
-            <w:right w:w="15" w:type="dxa"/>
-          </w:tblCellMar>
-        </w:tblPrEx>
-        <w:trPr>
-          <w:tblCellSpacing w:w="15" w:type="dxa"/>
-        </w:trPr>
-        <w:tc>
-          <w:tcPr>
-            <w:tcW w:w="2187" w:type="dxa"/>
-            <w:shd w:val="clear"/>
-            <w:vAlign w:val="center"/>
-          </w:tcPr>
-          <w:p>
-            <w:pPr>
-              <w:keepNext w:val="0"/>
-              <w:keepLines w:val="0"/>
-              <w:widowControl/>
-              <w:suppressLineNumbers w:val="0"/>
-              <w:jc w:val="center"/>
-              <w:textAlignment w:val="center"/>
-              <w:rPr>
-                <w:rFonts w:hint="eastAsia" w:ascii="宋体" w:hAnsi="宋体" w:eastAsia="宋体" w:cs="宋体"/>
-                <w:i w:val="0"/>
-                <w:iCs w:val="0"/>
-                <w:color w:val="000000"/>
-                <w:kern w:val="0"/>
-                <w:sz w:val="22"/>
-                <w:szCs w:val="22"/>
-                <w:u w:val="none"/>
-                <w:lang w:val="en-US" w:eastAsia="zh-CN" w:bidi="ar"/>
-              </w:rPr>
-            </w:pPr>
-            <w:r>
-              <w:rPr>
-                <w:rFonts w:hint="eastAsia" w:ascii="宋体" w:hAnsi="宋体" w:eastAsia="宋体" w:cs="宋体"/>
-                <w:i w:val="0"/>
-                <w:iCs w:val="0"/>
-                <w:color w:val="000000"/>
-                <w:kern w:val="0"/>
-                <w:sz w:val="22"/>
-                <w:szCs w:val="22"/>
-                <w:u w:val="none"/>
-                <w:lang w:val="en-US" w:eastAsia="zh-CN" w:bidi="ar"/>
-              </w:rPr>
-              <w:t>Feedback</w:t>
-            </w:r>
-          </w:p>
-        </w:tc>
-        <w:tc>
-          <w:tcPr>
-            <w:tcW w:w="0" w:type="auto"/>
-            <w:shd w:val="clear"/>
-            <w:vAlign w:val="center"/>
-          </w:tcPr>
-          <w:p>
-            <w:pPr>
-              <w:keepNext w:val="0"/>
-              <w:keepLines w:val="0"/>
-              <w:widowControl/>
-              <w:suppressLineNumbers w:val="0"/>
-              <w:jc w:val="center"/>
-              <w:textAlignment w:val="center"/>
-              <w:rPr>
-                <w:rFonts w:hint="eastAsia" w:ascii="宋体" w:hAnsi="宋体" w:eastAsia="宋体" w:cs="宋体"/>
-                <w:i w:val="0"/>
-                <w:iCs w:val="0"/>
-                <w:color w:val="000000"/>
-                <w:kern w:val="0"/>
-                <w:sz w:val="22"/>
-                <w:szCs w:val="22"/>
-                <w:u w:val="none"/>
-                <w:lang w:val="en-US" w:eastAsia="zh-CN" w:bidi="ar"/>
-              </w:rPr>
-            </w:pPr>
-            <w:r>
-              <w:rPr>
-                <w:rFonts w:hint="eastAsia" w:ascii="宋体" w:hAnsi="宋体" w:eastAsia="宋体" w:cs="宋体"/>
-                <w:i w:val="0"/>
-                <w:iCs w:val="0"/>
-                <w:color w:val="000000"/>
-                <w:kern w:val="0"/>
-                <w:sz w:val="22"/>
-                <w:szCs w:val="22"/>
-                <w:u w:val="none"/>
-                <w:lang w:val="en-US" w:eastAsia="zh-CN" w:bidi="ar"/>
-              </w:rPr>
-              <w:t>String</w:t>
-            </w:r>
-          </w:p>
-        </w:tc>
-        <w:tc>
-          <w:tcPr>
-            <w:tcW w:w="0" w:type="auto"/>
-            <w:shd w:val="clear"/>
-            <w:vAlign w:val="center"/>
-          </w:tcPr>
-          <w:p>
-            <w:pPr>
-              <w:keepNext w:val="0"/>
-              <w:keepLines w:val="0"/>
-              <w:widowControl/>
-              <w:suppressLineNumbers w:val="0"/>
-              <w:jc w:val="center"/>
-              <w:textAlignment w:val="center"/>
-              <w:rPr>
-                <w:rFonts w:hint="eastAsia" w:ascii="宋体" w:hAnsi="宋体" w:eastAsia="宋体" w:cs="宋体"/>
-                <w:i w:val="0"/>
-                <w:iCs w:val="0"/>
-                <w:color w:val="000000"/>
-                <w:kern w:val="0"/>
-                <w:sz w:val="22"/>
-                <w:szCs w:val="22"/>
-                <w:u w:val="none"/>
-                <w:lang w:val="en-US" w:eastAsia="zh-CN" w:bidi="ar"/>
-              </w:rPr>
-            </w:pPr>
-            <w:r>
-              <w:rPr>
-                <w:rFonts w:hint="eastAsia" w:ascii="宋体" w:hAnsi="宋体" w:eastAsia="宋体" w:cs="宋体"/>
-                <w:i w:val="0"/>
-                <w:iCs w:val="0"/>
-                <w:color w:val="000000"/>
-                <w:kern w:val="0"/>
-                <w:sz w:val="22"/>
-                <w:szCs w:val="22"/>
-                <w:u w:val="none"/>
-                <w:lang w:val="en-US" w:eastAsia="zh-CN" w:bidi="ar"/>
-              </w:rPr>
-              <w:t>界面弹出的系统旁白提示文案</w:t>
-            </w:r>
-          </w:p>
-        </w:tc>
-        <w:tc>
-          <w:tcPr>
-            <w:tcW w:w="0" w:type="auto"/>
-            <w:shd w:val="clear"/>
-            <w:vAlign w:val="center"/>
-          </w:tcPr>
-          <w:p>
-            <w:pPr>
-              <w:keepNext w:val="0"/>
-              <w:keepLines w:val="0"/>
-              <w:widowControl/>
-              <w:suppressLineNumbers w:val="0"/>
-              <w:jc w:val="center"/>
-              <w:textAlignment w:val="center"/>
-              <w:rPr>
-                <w:rFonts w:hint="eastAsia" w:ascii="宋体" w:hAnsi="宋体" w:eastAsia="宋体" w:cs="宋体"/>
-                <w:i w:val="0"/>
-                <w:iCs w:val="0"/>
-                <w:color w:val="000000"/>
-                <w:kern w:val="0"/>
-                <w:sz w:val="22"/>
-                <w:szCs w:val="22"/>
-                <w:u w:val="none"/>
-                <w:lang w:val="en-US" w:eastAsia="zh-CN" w:bidi="ar"/>
-              </w:rPr>
-            </w:pPr>
-            <w:r>
-              <w:rPr>
-                <w:rFonts w:hint="eastAsia" w:ascii="宋体" w:hAnsi="宋体" w:eastAsia="宋体" w:cs="宋体"/>
-                <w:i w:val="0"/>
-                <w:iCs w:val="0"/>
-                <w:color w:val="000000"/>
-                <w:kern w:val="0"/>
-                <w:sz w:val="22"/>
-                <w:szCs w:val="22"/>
-                <w:u w:val="none"/>
-                <w:lang w:val="en-US" w:eastAsia="zh-CN" w:bidi="ar"/>
-              </w:rPr>
-              <w:t>来人绝对不是破门而入，而是...</w:t>
-            </w:r>
-          </w:p>
-        </w:tc>
-        <w:tc>
-          <w:tcPr>
-            <w:tcW w:w="2983" w:type="dxa"/>
-            <w:shd w:val="clear"/>
-            <w:vAlign w:val="center"/>
-          </w:tcPr>
-          <w:p>
-            <w:pPr>
-              <w:keepNext w:val="0"/>
-              <w:keepLines w:val="0"/>
-              <w:widowControl/>
-              <w:suppressLineNumbers w:val="0"/>
-              <w:jc w:val="center"/>
-              <w:textAlignment w:val="center"/>
-              <w:rPr>
-                <w:rFonts w:hint="eastAsia" w:ascii="宋体" w:hAnsi="宋体" w:eastAsia="宋体" w:cs="宋体"/>
-                <w:i w:val="0"/>
-                <w:iCs w:val="0"/>
-                <w:color w:val="000000"/>
-                <w:kern w:val="0"/>
-                <w:sz w:val="22"/>
-                <w:szCs w:val="22"/>
-                <w:u w:val="none"/>
-                <w:lang w:val="en-US" w:eastAsia="zh-CN" w:bidi="ar"/>
-              </w:rPr>
-            </w:pPr>
-            <w:r>
-              <w:rPr>
-                <w:rFonts w:hint="eastAsia" w:ascii="宋体" w:hAnsi="宋体" w:eastAsia="宋体" w:cs="宋体"/>
-                <w:i w:val="0"/>
-                <w:iCs w:val="0"/>
-                <w:color w:val="000000"/>
-                <w:kern w:val="0"/>
-                <w:sz w:val="22"/>
-                <w:szCs w:val="22"/>
-                <w:u w:val="none"/>
-                <w:lang w:val="en-US" w:eastAsia="zh-CN" w:bidi="ar"/>
-              </w:rPr>
               <w:t>逻辑冲突！如果是从窗户翻入...</w:t>
             </w:r>
           </w:p>
@@ -17177,7 +17189,6 @@
           <w:lang w:val="en-US" w:eastAsia="zh-CN" w:bidi="ar"/>
         </w:rPr>
       </w:pPr>
-      <w:bookmarkStart w:id="0" w:name="_GoBack"/>
       <w:r>
         <w:rPr>
           <w:rStyle w:val="10"/>
@@ -17208,7 +17219,6 @@
         </w:rPr>
         <w:t>阶段一：关卡初始化</w:t>
       </w:r>
-      <w:bookmarkEnd w:id="0"/>
     </w:p>
     <w:p>
       <w:pPr>
@@ -18944,7 +18954,7 @@
     <w:lsdException w:unhideWhenUsed="0" w:uiPriority="0" w:semiHidden="0" w:name="HTML Acronym"/>
     <w:lsdException w:unhideWhenUsed="0" w:uiPriority="0" w:semiHidden="0" w:name="HTML Address"/>
     <w:lsdException w:unhideWhenUsed="0" w:uiPriority="0" w:semiHidden="0" w:name="HTML Cite"/>
-    <w:lsdException w:unhideWhenUsed="0" w:uiPriority="0" w:semiHidden="0" w:name="HTML Code"/>
+    <w:lsdException w:qFormat="1" w:unhideWhenUsed="0" w:uiPriority="0" w:semiHidden="0" w:name="HTML Code"/>
     <w:lsdException w:unhideWhenUsed="0" w:uiPriority="0" w:semiHidden="0" w:name="HTML Definition"/>
     <w:lsdException w:unhideWhenUsed="0" w:uiPriority="0" w:semiHidden="0" w:name="HTML Keyboard"/>
     <w:lsdException w:unhideWhenUsed="0" w:uiPriority="0" w:semiHidden="0" w:name="HTML Preformatted"/>
@@ -19255,6 +19265,7 @@
   <w:style w:type="character" w:styleId="11">
     <w:name w:val="HTML Code"/>
     <w:basedOn w:val="8"/>
+    <w:qFormat/>
     <w:uiPriority w:val="0"/>
     <w:rPr>
       <w:rFonts w:ascii="Courier New" w:hAnsi="Courier New"/>

--- a/Assets/Document/云熹约定项目文档/7.系统功能文档/1.文字游戏核心系统功能策划案.docx
+++ b/Assets/Document/云熹约定项目文档/7.系统功能文档/1.文字游戏核心系统功能策划案.docx
@@ -88,14 +88,6 @@
         </w:rPr>
         <w:t>核心系统功能策划案</w:t>
       </w:r>
-    </w:p>
-    <w:p>
-      <w:pPr>
-        <w:rPr>
-          <w:sz w:val="44"/>
-          <w:szCs w:val="44"/>
-        </w:rPr>
-      </w:pPr>
     </w:p>
     <w:p>
       <w:pPr>
@@ -1216,6 +1208,149 @@
           </w:p>
         </w:tc>
       </w:tr>
+      <w:tr>
+        <w:tblPrEx>
+          <w:tblBorders>
+            <w:top w:val="single" w:color="auto" w:sz="4" w:space="0"/>
+            <w:left w:val="single" w:color="auto" w:sz="4" w:space="0"/>
+            <w:bottom w:val="single" w:color="auto" w:sz="4" w:space="0"/>
+            <w:right w:val="single" w:color="auto" w:sz="4" w:space="0"/>
+            <w:insideH w:val="single" w:color="auto" w:sz="4" w:space="0"/>
+            <w:insideV w:val="single" w:color="auto" w:sz="4" w:space="0"/>
+          </w:tblBorders>
+          <w:tblCellMar>
+            <w:top w:w="0" w:type="dxa"/>
+            <w:left w:w="108" w:type="dxa"/>
+            <w:bottom w:w="0" w:type="dxa"/>
+            <w:right w:w="108" w:type="dxa"/>
+          </w:tblCellMar>
+        </w:tblPrEx>
+        <w:tc>
+          <w:tcPr>
+            <w:tcW w:w="1697" w:type="dxa"/>
+          </w:tcPr>
+          <w:p>
+            <w:pPr>
+              <w:jc w:val="center"/>
+              <w:rPr>
+                <w:rFonts w:hint="default"/>
+                <w:sz w:val="28"/>
+                <w:szCs w:val="28"/>
+                <w:vertAlign w:val="baseline"/>
+                <w:lang w:val="en-US" w:eastAsia="zh-CN"/>
+              </w:rPr>
+            </w:pPr>
+            <w:r>
+              <w:rPr>
+                <w:rFonts w:hint="eastAsia"/>
+                <w:sz w:val="28"/>
+                <w:szCs w:val="28"/>
+                <w:vertAlign w:val="baseline"/>
+                <w:lang w:val="en-US" w:eastAsia="zh-CN"/>
+              </w:rPr>
+              <w:t>V0.7</w:t>
+            </w:r>
+          </w:p>
+        </w:tc>
+        <w:tc>
+          <w:tcPr>
+            <w:tcW w:w="1425" w:type="dxa"/>
+          </w:tcPr>
+          <w:p>
+            <w:pPr>
+              <w:jc w:val="center"/>
+              <w:rPr>
+                <w:rFonts w:hint="default"/>
+                <w:sz w:val="28"/>
+                <w:szCs w:val="28"/>
+                <w:vertAlign w:val="baseline"/>
+                <w:lang w:val="en-US" w:eastAsia="zh-CN"/>
+              </w:rPr>
+            </w:pPr>
+            <w:r>
+              <w:rPr>
+                <w:rFonts w:hint="eastAsia"/>
+                <w:sz w:val="28"/>
+                <w:szCs w:val="28"/>
+                <w:vertAlign w:val="baseline"/>
+                <w:lang w:val="en-US" w:eastAsia="zh-CN"/>
+              </w:rPr>
+              <w:t>吴心怡</w:t>
+            </w:r>
+          </w:p>
+        </w:tc>
+        <w:tc>
+          <w:tcPr>
+            <w:tcW w:w="1819" w:type="dxa"/>
+          </w:tcPr>
+          <w:p>
+            <w:pPr>
+              <w:jc w:val="center"/>
+              <w:rPr>
+                <w:rFonts w:hint="default"/>
+                <w:sz w:val="28"/>
+                <w:szCs w:val="28"/>
+                <w:vertAlign w:val="baseline"/>
+                <w:lang w:val="en-US" w:eastAsia="zh-CN"/>
+              </w:rPr>
+            </w:pPr>
+            <w:r>
+              <w:rPr>
+                <w:rFonts w:hint="eastAsia"/>
+                <w:sz w:val="28"/>
+                <w:szCs w:val="28"/>
+                <w:vertAlign w:val="baseline"/>
+                <w:lang w:val="en-US" w:eastAsia="zh-CN"/>
+              </w:rPr>
+              <w:t>2026.6.9</w:t>
+            </w:r>
+          </w:p>
+        </w:tc>
+        <w:tc>
+          <w:tcPr>
+            <w:tcW w:w="3825" w:type="dxa"/>
+          </w:tcPr>
+          <w:p>
+            <w:pPr>
+              <w:jc w:val="center"/>
+              <w:rPr>
+                <w:rFonts w:hint="default"/>
+                <w:sz w:val="28"/>
+                <w:szCs w:val="28"/>
+                <w:vertAlign w:val="baseline"/>
+                <w:lang w:val="en-US" w:eastAsia="zh-CN"/>
+              </w:rPr>
+            </w:pPr>
+            <w:r>
+              <w:rPr>
+                <w:rFonts w:hint="eastAsia"/>
+                <w:sz w:val="28"/>
+                <w:szCs w:val="28"/>
+                <w:vertAlign w:val="baseline"/>
+                <w:lang w:val="en-US" w:eastAsia="zh-CN"/>
+              </w:rPr>
+              <w:t>功能删减、修改、新增</w:t>
+            </w:r>
+          </w:p>
+        </w:tc>
+        <w:tc>
+          <w:tcPr>
+            <w:tcW w:w="2597" w:type="dxa"/>
+          </w:tcPr>
+          <w:p>
+            <w:pPr>
+              <w:jc w:val="center"/>
+              <w:rPr>
+                <w:rFonts w:hint="eastAsia"/>
+                <w:sz w:val="28"/>
+                <w:szCs w:val="28"/>
+                <w:vertAlign w:val="baseline"/>
+                <w:lang w:val="en-US" w:eastAsia="zh-CN"/>
+              </w:rPr>
+            </w:pPr>
+          </w:p>
+        </w:tc>
+      </w:tr>
     </w:tbl>
     <w:p>
       <w:pPr>
@@ -1292,17 +1427,9 @@
       <w:pPr>
         <w:pStyle w:val="3"/>
         <w:bidi w:val="0"/>
-        <w:rPr>
-          <w:sz w:val="44"/>
-          <w:szCs w:val="44"/>
-        </w:rPr>
-      </w:pPr>
-      <w:r>
-        <w:rPr>
-          <w:sz w:val="44"/>
-          <w:szCs w:val="44"/>
-        </w:rPr>
-        <w:t>1.存档读档(Save&amp;Load System)</w:t>
+      </w:pPr>
+      <w:r>
+        <w:t>1.存档读档</w:t>
       </w:r>
     </w:p>
     <w:p>
@@ -1352,7 +1479,7 @@
           <w:sz w:val="32"/>
           <w:szCs w:val="32"/>
         </w:rPr>
-        <w:t>常规存读档模块(Manual Save/Load)</w:t>
+        <w:t>常规存读档模块</w:t>
       </w:r>
     </w:p>
     <w:p>
@@ -1522,7 +1649,7 @@
           <w:szCs w:val="32"/>
           <w:lang w:val="en-US" w:eastAsia="zh-CN"/>
         </w:rPr>
-        <w:t>1.2快速存读档 (Q.Save / Q.Load)</w:t>
+        <w:t>1.2快速存读档</w:t>
       </w:r>
     </w:p>
     <w:p>
@@ -1581,7 +1708,7 @@
           <w:szCs w:val="30"/>
           <w:lang w:val="en-US" w:eastAsia="zh-CN"/>
         </w:rPr>
-        <w:t>1.3自动存档 (Auto-Save)</w:t>
+        <w:t>1.3自动存档</w:t>
       </w:r>
     </w:p>
     <w:p>
@@ -1640,41 +1767,47 @@
           <w:szCs w:val="32"/>
           <w:lang w:val="en-US" w:eastAsia="zh-CN"/>
         </w:rPr>
-        <w:t>1.4云存档同步 (Cloud Save可选)</w:t>
-      </w:r>
-    </w:p>
-    <w:p>
-      <w:pPr>
-        <w:pStyle w:val="5"/>
-        <w:keepNext w:val="0"/>
-        <w:keepLines w:val="0"/>
-        <w:widowControl/>
-        <w:suppressLineNumbers w:val="0"/>
+        <w:t>1.4云存档同步</w:t>
+      </w:r>
+    </w:p>
+    <w:p>
+      <w:pPr>
+        <w:pStyle w:val="3"/>
+        <w:bidi w:val="0"/>
         <w:ind w:firstLine="560" w:firstLineChars="200"/>
-        <w:rPr>
-          <w:sz w:val="28"/>
-          <w:szCs w:val="28"/>
-        </w:rPr>
-      </w:pPr>
-      <w:r>
-        <w:rPr>
-          <w:sz w:val="28"/>
-          <w:szCs w:val="28"/>
+        <w:jc w:val="left"/>
+        <w:rPr>
+          <w:rFonts w:hint="eastAsia" w:asciiTheme="minorHAnsi" w:hAnsiTheme="minorHAnsi" w:eastAsiaTheme="minorEastAsia" w:cstheme="minorBidi"/>
+          <w:b w:val="0"/>
+          <w:bCs w:val="0"/>
+          <w:kern w:val="0"/>
+          <w:sz w:val="28"/>
+          <w:szCs w:val="28"/>
+          <w:lang w:val="en-US" w:eastAsia="zh-CN" w:bidi="ar"/>
+        </w:rPr>
+      </w:pPr>
+      <w:r>
+        <w:rPr>
+          <w:rFonts w:hint="eastAsia" w:asciiTheme="minorHAnsi" w:hAnsiTheme="minorHAnsi" w:eastAsiaTheme="minorEastAsia" w:cstheme="minorBidi"/>
+          <w:b w:val="0"/>
+          <w:bCs w:val="0"/>
+          <w:kern w:val="0"/>
+          <w:sz w:val="28"/>
+          <w:szCs w:val="28"/>
+          <w:lang w:val="en-US" w:eastAsia="zh-CN" w:bidi="ar"/>
         </w:rPr>
         <w:t>需支持本地存档与云端的同步上传/下载</w:t>
       </w:r>
     </w:p>
     <w:p>
       <w:pPr>
-        <w:pStyle w:val="5"/>
-        <w:keepNext w:val="0"/>
-        <w:keepLines w:val="0"/>
-        <w:widowControl/>
-        <w:suppressLineNumbers w:val="0"/>
-        <w:rPr>
-          <w:rFonts w:hint="eastAsia"/>
+        <w:pStyle w:val="3"/>
+        <w:bidi w:val="0"/>
+        <w:jc w:val="left"/>
+        <w:rPr>
+          <w:rStyle w:val="9"/>
+          <w:rFonts w:hint="eastAsia" w:cs="Times New Roman"/>
           <w:b/>
-          <w:bCs/>
           <w:sz w:val="32"/>
           <w:szCs w:val="32"/>
           <w:lang w:val="en-US" w:eastAsia="zh-CN"/>
@@ -1682,14 +1815,14 @@
       </w:pPr>
       <w:r>
         <w:rPr>
-          <w:rFonts w:hint="eastAsia"/>
+          <w:rStyle w:val="9"/>
+          <w:rFonts w:hint="eastAsia" w:cs="Times New Roman"/>
           <w:b/>
-          <w:bCs/>
           <w:sz w:val="32"/>
           <w:szCs w:val="32"/>
           <w:lang w:val="en-US" w:eastAsia="zh-CN"/>
         </w:rPr>
-        <w:t>1.5 UI面板及交互设计</w:t>
+        <w:t>1.5UI面板及交互设计</w:t>
       </w:r>
     </w:p>
     <w:p>
@@ -2451,26 +2584,17 @@
       <w:pPr>
         <w:pStyle w:val="3"/>
         <w:bidi w:val="0"/>
-        <w:jc w:val="left"/>
-        <w:rPr>
-          <w:rStyle w:val="9"/>
-          <w:rFonts w:hint="eastAsia" w:cs="Times New Roman"/>
-          <w:b/>
-          <w:sz w:val="32"/>
-          <w:szCs w:val="32"/>
-          <w:lang w:val="en-US" w:eastAsia="zh-CN"/>
-        </w:rPr>
-      </w:pPr>
-      <w:r>
-        <w:rPr>
-          <w:rStyle w:val="9"/>
-          <w:rFonts w:hint="eastAsia" w:cs="Times New Roman"/>
-          <w:b/>
-          <w:sz w:val="32"/>
-          <w:szCs w:val="32"/>
-          <w:lang w:val="en-US" w:eastAsia="zh-CN"/>
-        </w:rPr>
-        <w:t>2.约定系统 (Pact/Inventory System)</w:t>
+        <w:rPr>
+          <w:rFonts w:hint="eastAsia"/>
+          <w:lang w:val="en-US" w:eastAsia="zh-CN"/>
+        </w:rPr>
+      </w:pPr>
+      <w:r>
+        <w:rPr>
+          <w:rFonts w:hint="eastAsia"/>
+          <w:lang w:val="en-US" w:eastAsia="zh-CN"/>
+        </w:rPr>
+        <w:t>2.约定系统</w:t>
       </w:r>
     </w:p>
     <w:p>
@@ -2532,7 +2656,7 @@
           <w:szCs w:val="30"/>
           <w:lang w:val="en-US" w:eastAsia="zh-CN"/>
         </w:rPr>
-        <w:t>2.1分类与页签 (Tabs &amp; Categories)</w:t>
+        <w:t>2.1分类与页签</w:t>
       </w:r>
     </w:p>
     <w:p>
@@ -2899,26 +3023,17 @@
       <w:pPr>
         <w:pStyle w:val="3"/>
         <w:bidi w:val="0"/>
-        <w:jc w:val="left"/>
-        <w:rPr>
-          <w:rStyle w:val="9"/>
-          <w:rFonts w:hint="eastAsia" w:cs="Times New Roman"/>
-          <w:b/>
-          <w:sz w:val="32"/>
-          <w:szCs w:val="32"/>
-          <w:lang w:val="en-US" w:eastAsia="zh-CN"/>
-        </w:rPr>
-      </w:pPr>
-      <w:r>
-        <w:rPr>
-          <w:rStyle w:val="9"/>
-          <w:rFonts w:hint="eastAsia" w:cs="Times New Roman"/>
-          <w:b/>
-          <w:sz w:val="32"/>
-          <w:szCs w:val="32"/>
-          <w:lang w:val="en-US" w:eastAsia="zh-CN"/>
-        </w:rPr>
-        <w:t>3.属性查看(Attribute &amp; Affection System)</w:t>
+        <w:rPr>
+          <w:rFonts w:hint="eastAsia"/>
+          <w:lang w:val="en-US" w:eastAsia="zh-CN"/>
+        </w:rPr>
+      </w:pPr>
+      <w:r>
+        <w:rPr>
+          <w:rFonts w:hint="eastAsia"/>
+          <w:lang w:val="en-US" w:eastAsia="zh-CN"/>
+        </w:rPr>
+        <w:t>3.属性查看</w:t>
       </w:r>
     </w:p>
     <w:p>
@@ -2964,324 +3079,7 @@
           <w:szCs w:val="30"/>
           <w:lang w:val="en-US" w:eastAsia="zh-CN"/>
         </w:rPr>
-        <w:t>3.1分页签一：个人属性 (Personal Stats)</w:t>
-      </w:r>
-    </w:p>
-    <w:p>
-      <w:pPr>
-        <w:pStyle w:val="5"/>
-        <w:keepNext w:val="0"/>
-        <w:keepLines w:val="0"/>
-        <w:widowControl/>
-        <w:suppressLineNumbers w:val="0"/>
-        <w:rPr>
-          <w:rFonts w:hint="eastAsia"/>
-          <w:sz w:val="28"/>
-          <w:szCs w:val="28"/>
-          <w:lang w:val="en-US" w:eastAsia="zh-CN"/>
-        </w:rPr>
-      </w:pPr>
-      <w:r>
-        <w:rPr>
-          <w:rStyle w:val="9"/>
-          <w:b w:val="0"/>
-          <w:bCs/>
-          <w:sz w:val="28"/>
-          <w:szCs w:val="28"/>
-          <w:highlight w:val="yellow"/>
-        </w:rPr>
-        <w:t>数值面板</w:t>
-      </w:r>
-      <w:r>
-        <w:rPr>
-          <w:sz w:val="28"/>
-          <w:szCs w:val="28"/>
-          <w:highlight w:val="yellow"/>
-        </w:rPr>
-        <w:t>：</w:t>
-      </w:r>
-      <w:r>
-        <w:rPr>
-          <w:rFonts w:hint="eastAsia"/>
-          <w:sz w:val="28"/>
-          <w:szCs w:val="28"/>
-          <w:lang w:val="en-US" w:eastAsia="zh-CN"/>
-        </w:rPr>
-        <w:t>魅力值、灵感值、理智值（通过数值+进度条的方式体现）</w:t>
-      </w:r>
-    </w:p>
-    <w:p>
-      <w:pPr>
-        <w:pStyle w:val="5"/>
-        <w:keepNext w:val="0"/>
-        <w:keepLines w:val="0"/>
-        <w:widowControl/>
-        <w:suppressLineNumbers w:val="0"/>
-        <w:rPr>
-          <w:rFonts w:hint="eastAsia" w:eastAsiaTheme="minorEastAsia"/>
-          <w:lang w:eastAsia="zh-CN"/>
-        </w:rPr>
-      </w:pPr>
-      <w:r>
-        <w:rPr>
-          <w:rFonts w:hint="eastAsia" w:eastAsiaTheme="minorEastAsia"/>
-          <w:lang w:eastAsia="zh-CN"/>
-        </w:rPr>
-        <w:drawing>
-          <wp:inline distT="0" distB="0" distL="114300" distR="114300">
-            <wp:extent cx="5267960" cy="2966085"/>
-            <wp:effectExtent l="0" t="0" r="8890" b="5715"/>
-            <wp:docPr id="1" name="图片 1" descr="972c2b8681d39e523196c2647601b4b3"/>
-            <wp:cNvGraphicFramePr>
-              <a:graphicFrameLocks xmlns:a="http://schemas.openxmlformats.org/drawingml/2006/main" noChangeAspect="1"/>
-            </wp:cNvGraphicFramePr>
-            <a:graphic xmlns:a="http://schemas.openxmlformats.org/drawingml/2006/main">
-              <a:graphicData uri="http://schemas.openxmlformats.org/drawingml/2006/picture">
-                <pic:pic xmlns:pic="http://schemas.openxmlformats.org/drawingml/2006/picture">
-                  <pic:nvPicPr>
-                    <pic:cNvPr id="1" name="图片 1" descr="972c2b8681d39e523196c2647601b4b3"/>
-                    <pic:cNvPicPr>
-                      <a:picLocks noChangeAspect="1"/>
-                    </pic:cNvPicPr>
-                  </pic:nvPicPr>
-                  <pic:blipFill>
-                    <a:blip r:embed="rId9"/>
-                    <a:stretch>
-                      <a:fillRect/>
-                    </a:stretch>
-                  </pic:blipFill>
-                  <pic:spPr>
-                    <a:xfrm>
-                      <a:off x="0" y="0"/>
-                      <a:ext cx="5267960" cy="2966085"/>
-                    </a:xfrm>
-                    <a:prstGeom prst="rect">
-                      <a:avLst/>
-                    </a:prstGeom>
-                  </pic:spPr>
-                </pic:pic>
-              </a:graphicData>
-            </a:graphic>
-          </wp:inline>
-        </w:drawing>
-      </w:r>
-    </w:p>
-    <w:p>
-      <w:pPr>
-        <w:pStyle w:val="5"/>
-        <w:keepNext w:val="0"/>
-        <w:keepLines w:val="0"/>
-        <w:widowControl/>
-        <w:numPr>
-          <w:ilvl w:val="0"/>
-          <w:numId w:val="4"/>
-        </w:numPr>
-        <w:suppressLineNumbers w:val="0"/>
-        <w:rPr>
-          <w:rFonts w:hint="eastAsia"/>
-          <w:sz w:val="28"/>
-          <w:szCs w:val="28"/>
-          <w:lang w:val="en-US" w:eastAsia="zh-CN"/>
-        </w:rPr>
-      </w:pPr>
-      <w:r>
-        <w:rPr>
-          <w:rFonts w:hint="eastAsia"/>
-          <w:sz w:val="28"/>
-          <w:szCs w:val="28"/>
-          <w:lang w:val="en-US" w:eastAsia="zh-CN"/>
-        </w:rPr>
-        <w:t>退出按钮，点击时返回功能页面；</w:t>
-      </w:r>
-    </w:p>
-    <w:p>
-      <w:pPr>
-        <w:pStyle w:val="5"/>
-        <w:keepNext w:val="0"/>
-        <w:keepLines w:val="0"/>
-        <w:widowControl/>
-        <w:numPr>
-          <w:ilvl w:val="0"/>
-          <w:numId w:val="4"/>
-        </w:numPr>
-        <w:suppressLineNumbers w:val="0"/>
-        <w:rPr>
-          <w:rFonts w:hint="default"/>
-          <w:sz w:val="28"/>
-          <w:szCs w:val="28"/>
-          <w:lang w:val="en-US" w:eastAsia="zh-CN"/>
-        </w:rPr>
-      </w:pPr>
-      <w:r>
-        <w:rPr>
-          <w:rFonts w:hint="eastAsia"/>
-          <w:sz w:val="28"/>
-          <w:szCs w:val="28"/>
-          <w:lang w:val="en-US" w:eastAsia="zh-CN"/>
-        </w:rPr>
-        <w:t>个人属性页签，玩家选中时页签置灰，进入个人属性界面；</w:t>
-      </w:r>
-    </w:p>
-    <w:p>
-      <w:pPr>
-        <w:pStyle w:val="5"/>
-        <w:keepNext w:val="0"/>
-        <w:keepLines w:val="0"/>
-        <w:widowControl/>
-        <w:numPr>
-          <w:ilvl w:val="0"/>
-          <w:numId w:val="4"/>
-        </w:numPr>
-        <w:suppressLineNumbers w:val="0"/>
-        <w:rPr>
-          <w:rFonts w:hint="default"/>
-          <w:sz w:val="28"/>
-          <w:szCs w:val="28"/>
-          <w:lang w:val="en-US" w:eastAsia="zh-CN"/>
-        </w:rPr>
-      </w:pPr>
-      <w:r>
-        <w:rPr>
-          <w:rFonts w:hint="eastAsia"/>
-          <w:sz w:val="28"/>
-          <w:szCs w:val="28"/>
-          <w:lang w:val="en-US" w:eastAsia="zh-CN"/>
-        </w:rPr>
-        <w:t>男主好感度页签，玩家点击时切换至男主好感度页面；</w:t>
-      </w:r>
-    </w:p>
-    <w:p>
-      <w:pPr>
-        <w:pStyle w:val="5"/>
-        <w:keepNext w:val="0"/>
-        <w:keepLines w:val="0"/>
-        <w:widowControl/>
-        <w:numPr>
-          <w:ilvl w:val="0"/>
-          <w:numId w:val="4"/>
-        </w:numPr>
-        <w:suppressLineNumbers w:val="0"/>
-        <w:rPr>
-          <w:rFonts w:hint="default"/>
-          <w:sz w:val="28"/>
-          <w:szCs w:val="28"/>
-          <w:lang w:val="en-US" w:eastAsia="zh-CN"/>
-        </w:rPr>
-      </w:pPr>
-      <w:r>
-        <w:rPr>
-          <w:rFonts w:hint="eastAsia"/>
-          <w:sz w:val="28"/>
-          <w:szCs w:val="28"/>
-          <w:lang w:val="en-US" w:eastAsia="zh-CN"/>
-        </w:rPr>
-        <w:t>女主半身or全身立绘图像展示；</w:t>
-      </w:r>
-    </w:p>
-    <w:p>
-      <w:pPr>
-        <w:pStyle w:val="5"/>
-        <w:keepNext w:val="0"/>
-        <w:keepLines w:val="0"/>
-        <w:widowControl/>
-        <w:numPr>
-          <w:ilvl w:val="0"/>
-          <w:numId w:val="4"/>
-        </w:numPr>
-        <w:suppressLineNumbers w:val="0"/>
-        <w:rPr>
-          <w:rFonts w:hint="default"/>
-          <w:sz w:val="28"/>
-          <w:szCs w:val="28"/>
-          <w:lang w:val="en-US" w:eastAsia="zh-CN"/>
-        </w:rPr>
-      </w:pPr>
-      <w:r>
-        <w:rPr>
-          <w:rFonts w:hint="eastAsia"/>
-          <w:sz w:val="28"/>
-          <w:szCs w:val="28"/>
-          <w:lang w:val="en-US" w:eastAsia="zh-CN"/>
-        </w:rPr>
-        <w:t>三值图像显示，图像可通过上色数值进度；</w:t>
-      </w:r>
-    </w:p>
-    <w:p>
-      <w:pPr>
-        <w:pStyle w:val="5"/>
-        <w:keepNext w:val="0"/>
-        <w:keepLines w:val="0"/>
-        <w:widowControl/>
-        <w:numPr>
-          <w:ilvl w:val="0"/>
-          <w:numId w:val="4"/>
-        </w:numPr>
-        <w:suppressLineNumbers w:val="0"/>
-        <w:rPr>
-          <w:rFonts w:hint="default"/>
-          <w:sz w:val="28"/>
-          <w:szCs w:val="28"/>
-          <w:lang w:val="en-US" w:eastAsia="zh-CN"/>
-        </w:rPr>
-      </w:pPr>
-      <w:r>
-        <w:rPr>
-          <w:rFonts w:hint="eastAsia"/>
-          <w:sz w:val="28"/>
-          <w:szCs w:val="28"/>
-          <w:lang w:val="en-US" w:eastAsia="zh-CN"/>
-        </w:rPr>
-        <w:t>三值具体数值显示；</w:t>
-      </w:r>
-    </w:p>
-    <w:p>
-      <w:pPr>
-        <w:pStyle w:val="5"/>
-        <w:keepNext w:val="0"/>
-        <w:keepLines w:val="0"/>
-        <w:widowControl/>
-        <w:numPr>
-          <w:ilvl w:val="0"/>
-          <w:numId w:val="4"/>
-        </w:numPr>
-        <w:suppressLineNumbers w:val="0"/>
-        <w:rPr>
-          <w:rFonts w:hint="default"/>
-          <w:sz w:val="28"/>
-          <w:szCs w:val="28"/>
-          <w:lang w:val="en-US" w:eastAsia="zh-CN"/>
-        </w:rPr>
-      </w:pPr>
-      <w:r>
-        <w:rPr>
-          <w:rFonts w:hint="eastAsia"/>
-          <w:sz w:val="28"/>
-          <w:szCs w:val="28"/>
-          <w:lang w:val="en-US" w:eastAsia="zh-CN"/>
-        </w:rPr>
-        <w:t>显示玩家名称；</w:t>
-      </w:r>
-    </w:p>
-    <w:p>
-      <w:pPr>
-        <w:pStyle w:val="3"/>
-        <w:bidi w:val="0"/>
-        <w:jc w:val="left"/>
-        <w:rPr>
-          <w:sz w:val="28"/>
-          <w:szCs w:val="28"/>
-        </w:rPr>
-      </w:pPr>
-      <w:r>
-        <w:rPr>
-          <w:rStyle w:val="9"/>
-          <w:rFonts w:hint="eastAsia" w:cs="Times New Roman"/>
-          <w:b/>
-          <w:sz w:val="30"/>
-          <w:szCs w:val="30"/>
-          <w:lang w:val="en-US" w:eastAsia="zh-CN"/>
-        </w:rPr>
-        <w:t>3.2分页签二：男主好感度 (Affection/Relationship)</w:t>
+        <w:t>3.1分页签：男主好感度</w:t>
       </w:r>
     </w:p>
     <w:p>
@@ -3329,7 +3127,7 @@
                     </pic:cNvPicPr>
                   </pic:nvPicPr>
                   <pic:blipFill>
-                    <a:blip r:embed="rId10"/>
+                    <a:blip r:embed="rId9"/>
                     <a:stretch>
                       <a:fillRect/>
                     </a:stretch>
@@ -3358,7 +3156,7 @@
         <w:widowControl/>
         <w:numPr>
           <w:ilvl w:val="0"/>
-          <w:numId w:val="5"/>
+          <w:numId w:val="4"/>
         </w:numPr>
         <w:suppressLineNumbers w:val="0"/>
         <w:rPr>
@@ -3392,7 +3190,7 @@
         <w:widowControl/>
         <w:numPr>
           <w:ilvl w:val="0"/>
-          <w:numId w:val="5"/>
+          <w:numId w:val="4"/>
         </w:numPr>
         <w:suppressLineNumbers w:val="0"/>
         <w:rPr>
@@ -3426,7 +3224,7 @@
         <w:widowControl/>
         <w:numPr>
           <w:ilvl w:val="0"/>
-          <w:numId w:val="5"/>
+          <w:numId w:val="4"/>
         </w:numPr>
         <w:suppressLineNumbers w:val="0"/>
         <w:rPr>
@@ -3460,7 +3258,7 @@
         <w:widowControl/>
         <w:numPr>
           <w:ilvl w:val="0"/>
-          <w:numId w:val="5"/>
+          <w:numId w:val="4"/>
         </w:numPr>
         <w:suppressLineNumbers w:val="0"/>
         <w:rPr>
@@ -3494,7 +3292,7 @@
         <w:widowControl/>
         <w:numPr>
           <w:ilvl w:val="0"/>
-          <w:numId w:val="5"/>
+          <w:numId w:val="4"/>
         </w:numPr>
         <w:suppressLineNumbers w:val="0"/>
         <w:rPr>
@@ -3528,7 +3326,7 @@
         <w:widowControl/>
         <w:numPr>
           <w:ilvl w:val="0"/>
-          <w:numId w:val="5"/>
+          <w:numId w:val="4"/>
         </w:numPr>
         <w:suppressLineNumbers w:val="0"/>
         <w:rPr>
@@ -3562,7 +3360,7 @@
         <w:widowControl/>
         <w:numPr>
           <w:ilvl w:val="0"/>
-          <w:numId w:val="5"/>
+          <w:numId w:val="4"/>
         </w:numPr>
         <w:suppressLineNumbers w:val="0"/>
         <w:rPr>
@@ -3596,7 +3394,7 @@
         <w:widowControl/>
         <w:numPr>
           <w:ilvl w:val="0"/>
-          <w:numId w:val="5"/>
+          <w:numId w:val="4"/>
         </w:numPr>
         <w:suppressLineNumbers w:val="0"/>
         <w:rPr>
@@ -3711,26 +3509,17 @@
       <w:pPr>
         <w:pStyle w:val="3"/>
         <w:bidi w:val="0"/>
-        <w:jc w:val="left"/>
-        <w:rPr>
-          <w:rStyle w:val="9"/>
-          <w:rFonts w:hint="eastAsia" w:cs="Times New Roman"/>
-          <w:b/>
-          <w:sz w:val="32"/>
-          <w:szCs w:val="32"/>
-          <w:lang w:val="en-US" w:eastAsia="zh-CN"/>
-        </w:rPr>
-      </w:pPr>
-      <w:r>
-        <w:rPr>
-          <w:rStyle w:val="9"/>
-          <w:rFonts w:hint="eastAsia" w:cs="Times New Roman"/>
-          <w:b/>
-          <w:sz w:val="32"/>
-          <w:szCs w:val="32"/>
-          <w:lang w:val="en-US" w:eastAsia="zh-CN"/>
-        </w:rPr>
-        <w:t>4. 历史回顾 (History / Backlog)</w:t>
+        <w:rPr>
+          <w:rFonts w:hint="eastAsia"/>
+          <w:lang w:val="en-US" w:eastAsia="zh-CN"/>
+        </w:rPr>
+      </w:pPr>
+      <w:r>
+        <w:rPr>
+          <w:rFonts w:hint="eastAsia"/>
+          <w:lang w:val="en-US" w:eastAsia="zh-CN"/>
+        </w:rPr>
+        <w:t>4.历史回顾</w:t>
       </w:r>
     </w:p>
     <w:p>
@@ -3807,7 +3596,7 @@
                     </pic:cNvPicPr>
                   </pic:nvPicPr>
                   <pic:blipFill>
-                    <a:blip r:embed="rId11"/>
+                    <a:blip r:embed="rId10"/>
                     <a:stretch>
                       <a:fillRect/>
                     </a:stretch>
@@ -3836,7 +3625,7 @@
         <w:widowControl/>
         <w:numPr>
           <w:ilvl w:val="0"/>
-          <w:numId w:val="6"/>
+          <w:numId w:val="5"/>
         </w:numPr>
         <w:suppressLineNumbers w:val="0"/>
         <w:ind w:right="0" w:rightChars="0"/>
@@ -3872,7 +3661,7 @@
         <w:widowControl/>
         <w:numPr>
           <w:ilvl w:val="0"/>
-          <w:numId w:val="6"/>
+          <w:numId w:val="5"/>
         </w:numPr>
         <w:suppressLineNumbers w:val="0"/>
         <w:ind w:right="0" w:rightChars="0"/>
@@ -3908,7 +3697,7 @@
         <w:widowControl/>
         <w:numPr>
           <w:ilvl w:val="0"/>
-          <w:numId w:val="6"/>
+          <w:numId w:val="5"/>
         </w:numPr>
         <w:suppressLineNumbers w:val="0"/>
         <w:ind w:right="0" w:rightChars="0"/>
@@ -3944,7 +3733,7 @@
         <w:widowControl/>
         <w:numPr>
           <w:ilvl w:val="0"/>
-          <w:numId w:val="6"/>
+          <w:numId w:val="5"/>
         </w:numPr>
         <w:suppressLineNumbers w:val="0"/>
         <w:ind w:right="0" w:rightChars="0"/>
@@ -3980,7 +3769,7 @@
         <w:widowControl/>
         <w:numPr>
           <w:ilvl w:val="0"/>
-          <w:numId w:val="6"/>
+          <w:numId w:val="5"/>
         </w:numPr>
         <w:suppressLineNumbers w:val="0"/>
         <w:ind w:right="0" w:rightChars="0"/>
@@ -4016,7 +3805,7 @@
         <w:widowControl/>
         <w:numPr>
           <w:ilvl w:val="0"/>
-          <w:numId w:val="6"/>
+          <w:numId w:val="5"/>
         </w:numPr>
         <w:suppressLineNumbers w:val="0"/>
         <w:ind w:right="0" w:rightChars="0"/>
@@ -4052,7 +3841,7 @@
         <w:widowControl/>
         <w:numPr>
           <w:ilvl w:val="0"/>
-          <w:numId w:val="6"/>
+          <w:numId w:val="5"/>
         </w:numPr>
         <w:suppressLineNumbers w:val="0"/>
         <w:ind w:right="0" w:rightChars="0"/>
@@ -4191,7 +3980,7 @@
                     </pic:cNvPicPr>
                   </pic:nvPicPr>
                   <pic:blipFill>
-                    <a:blip r:embed="rId12"/>
+                    <a:blip r:embed="rId11"/>
                     <a:stretch>
                       <a:fillRect/>
                     </a:stretch>
@@ -5043,26 +4832,17 @@
       <w:pPr>
         <w:pStyle w:val="3"/>
         <w:bidi w:val="0"/>
-        <w:jc w:val="left"/>
-        <w:rPr>
-          <w:rStyle w:val="9"/>
-          <w:rFonts w:hint="eastAsia" w:cs="Times New Roman"/>
-          <w:b/>
-          <w:sz w:val="32"/>
-          <w:szCs w:val="32"/>
-          <w:lang w:val="en-US" w:eastAsia="zh-CN"/>
-        </w:rPr>
-      </w:pPr>
-      <w:r>
-        <w:rPr>
-          <w:rStyle w:val="9"/>
-          <w:rFonts w:hint="eastAsia" w:cs="Times New Roman"/>
-          <w:b/>
-          <w:sz w:val="32"/>
-          <w:szCs w:val="32"/>
-          <w:lang w:val="en-US" w:eastAsia="zh-CN"/>
-        </w:rPr>
-        <w:t>7.系统设置 (Config / Settings)</w:t>
+        <w:rPr>
+          <w:rFonts w:hint="eastAsia"/>
+          <w:lang w:val="en-US" w:eastAsia="zh-CN"/>
+        </w:rPr>
+      </w:pPr>
+      <w:r>
+        <w:rPr>
+          <w:rFonts w:hint="eastAsia"/>
+          <w:lang w:val="en-US" w:eastAsia="zh-CN"/>
+        </w:rPr>
+        <w:t>7.系统设置</w:t>
       </w:r>
     </w:p>
     <w:p>
@@ -5136,7 +4916,7 @@
                     </pic:cNvPicPr>
                   </pic:nvPicPr>
                   <pic:blipFill>
-                    <a:blip r:embed="rId13"/>
+                    <a:blip r:embed="rId12"/>
                     <a:stretch>
                       <a:fillRect/>
                     </a:stretch>
@@ -5165,7 +4945,7 @@
         <w:widowControl/>
         <w:numPr>
           <w:ilvl w:val="0"/>
-          <w:numId w:val="7"/>
+          <w:numId w:val="6"/>
         </w:numPr>
         <w:suppressLineNumbers w:val="0"/>
         <w:rPr>
@@ -5199,7 +4979,7 @@
         <w:widowControl/>
         <w:numPr>
           <w:ilvl w:val="0"/>
-          <w:numId w:val="7"/>
+          <w:numId w:val="6"/>
         </w:numPr>
         <w:suppressLineNumbers w:val="0"/>
         <w:rPr>
@@ -5263,7 +5043,6 @@
             <w:insideH w:val="none" w:color="auto" w:sz="0" w:space="0"/>
             <w:insideV w:val="none" w:color="auto" w:sz="0" w:space="0"/>
           </w:tblBorders>
-          <w:shd w:val="clear" w:color="auto" w:fill="auto"/>
           <w:tblCellMar>
             <w:top w:w="15" w:type="dxa"/>
             <w:left w:w="15" w:type="dxa"/>
@@ -5447,177 +5226,6 @@
                 <w:lang w:val="en-US" w:eastAsia="zh-CN" w:bidi="ar"/>
               </w:rPr>
               <w:t>适用场景</w:t>
-            </w:r>
-          </w:p>
-        </w:tc>
-      </w:tr>
-      <w:tr>
-        <w:tblPrEx>
-          <w:tblBorders>
-            <w:top w:val="none" w:color="auto" w:sz="0" w:space="0"/>
-            <w:left w:val="none" w:color="auto" w:sz="0" w:space="0"/>
-            <w:bottom w:val="none" w:color="auto" w:sz="0" w:space="0"/>
-            <w:right w:val="none" w:color="auto" w:sz="0" w:space="0"/>
-            <w:insideH w:val="none" w:color="auto" w:sz="0" w:space="0"/>
-            <w:insideV w:val="none" w:color="auto" w:sz="0" w:space="0"/>
-          </w:tblBorders>
-          <w:shd w:val="clear" w:color="auto" w:fill="auto"/>
-          <w:tblCellMar>
-            <w:top w:w="15" w:type="dxa"/>
-            <w:left w:w="15" w:type="dxa"/>
-            <w:bottom w:w="15" w:type="dxa"/>
-            <w:right w:w="15" w:type="dxa"/>
-          </w:tblCellMar>
-        </w:tblPrEx>
-        <w:tc>
-          <w:tcPr>
-            <w:tcW w:w="0" w:type="auto"/>
-            <w:tcBorders>
-              <w:top w:val="single" w:color="CCCCCC" w:sz="6" w:space="0"/>
-              <w:left w:val="single" w:color="CCCCCC" w:sz="6" w:space="0"/>
-              <w:bottom w:val="single" w:color="CCCCCC" w:sz="6" w:space="0"/>
-              <w:right w:val="single" w:color="CCCCCC" w:sz="6" w:space="0"/>
-            </w:tcBorders>
-            <w:shd w:val="clear" w:color="auto" w:fill="auto"/>
-            <w:tcMar>
-              <w:top w:w="120" w:type="dxa"/>
-              <w:left w:w="120" w:type="dxa"/>
-              <w:bottom w:w="120" w:type="dxa"/>
-              <w:right w:w="120" w:type="dxa"/>
-            </w:tcMar>
-            <w:vAlign w:val="center"/>
-          </w:tcPr>
-          <w:p>
-            <w:pPr>
-              <w:keepNext w:val="0"/>
-              <w:keepLines w:val="0"/>
-              <w:widowControl/>
-              <w:suppressLineNumbers w:val="0"/>
-              <w:jc w:val="left"/>
-            </w:pPr>
-            <w:r>
-              <w:rPr>
-                <w:rFonts w:ascii="宋体" w:hAnsi="宋体" w:eastAsia="宋体" w:cs="宋体"/>
-                <w:kern w:val="0"/>
-                <w:sz w:val="24"/>
-                <w:szCs w:val="24"/>
-                <w:lang w:val="en-US" w:eastAsia="zh-CN" w:bidi="ar"/>
-              </w:rPr>
-              <w:t>极慢</w:t>
-            </w:r>
-          </w:p>
-        </w:tc>
-        <w:tc>
-          <w:tcPr>
-            <w:tcW w:w="0" w:type="auto"/>
-            <w:tcBorders>
-              <w:top w:val="single" w:color="CCCCCC" w:sz="6" w:space="0"/>
-              <w:left w:val="single" w:color="CCCCCC" w:sz="6" w:space="0"/>
-              <w:bottom w:val="single" w:color="CCCCCC" w:sz="6" w:space="0"/>
-              <w:right w:val="single" w:color="CCCCCC" w:sz="6" w:space="0"/>
-            </w:tcBorders>
-            <w:shd w:val="clear" w:color="auto" w:fill="auto"/>
-            <w:tcMar>
-              <w:top w:w="120" w:type="dxa"/>
-              <w:left w:w="120" w:type="dxa"/>
-              <w:bottom w:w="120" w:type="dxa"/>
-              <w:right w:w="120" w:type="dxa"/>
-            </w:tcMar>
-            <w:vAlign w:val="center"/>
-          </w:tcPr>
-          <w:p>
-            <w:pPr>
-              <w:keepNext w:val="0"/>
-              <w:keepLines w:val="0"/>
-              <w:widowControl/>
-              <w:suppressLineNumbers w:val="0"/>
-              <w:jc w:val="left"/>
-            </w:pPr>
-            <w:r>
-              <w:rPr>
-                <w:rFonts w:ascii="宋体" w:hAnsi="宋体" w:eastAsia="宋体" w:cs="宋体"/>
-                <w:kern w:val="0"/>
-                <w:sz w:val="24"/>
-                <w:szCs w:val="24"/>
-                <w:lang w:val="en-US" w:eastAsia="zh-CN" w:bidi="ar"/>
-              </w:rPr>
-              <w:t>15</w:t>
-            </w:r>
-          </w:p>
-        </w:tc>
-        <w:tc>
-          <w:tcPr>
-            <w:tcW w:w="0" w:type="auto"/>
-            <w:tcBorders>
-              <w:top w:val="single" w:color="CCCCCC" w:sz="6" w:space="0"/>
-              <w:left w:val="single" w:color="CCCCCC" w:sz="6" w:space="0"/>
-              <w:bottom w:val="single" w:color="CCCCCC" w:sz="6" w:space="0"/>
-              <w:right w:val="single" w:color="CCCCCC" w:sz="6" w:space="0"/>
-            </w:tcBorders>
-            <w:shd w:val="clear" w:color="auto" w:fill="auto"/>
-            <w:tcMar>
-              <w:top w:w="120" w:type="dxa"/>
-              <w:left w:w="120" w:type="dxa"/>
-              <w:bottom w:w="120" w:type="dxa"/>
-              <w:right w:w="120" w:type="dxa"/>
-            </w:tcMar>
-            <w:vAlign w:val="center"/>
-          </w:tcPr>
-          <w:p>
-            <w:pPr>
-              <w:keepNext w:val="0"/>
-              <w:keepLines w:val="0"/>
-              <w:widowControl/>
-              <w:suppressLineNumbers w:val="0"/>
-              <w:jc w:val="left"/>
-            </w:pPr>
-            <w:r>
-              <w:rPr>
-                <w:rFonts w:ascii="宋体" w:hAnsi="宋体" w:eastAsia="宋体" w:cs="宋体"/>
-                <w:kern w:val="0"/>
-                <w:sz w:val="24"/>
-                <w:szCs w:val="24"/>
-                <w:lang w:val="en-US" w:eastAsia="zh-CN" w:bidi="ar"/>
-              </w:rPr>
-              <w:t>67</w:t>
-            </w:r>
-          </w:p>
-        </w:tc>
-        <w:tc>
-          <w:tcPr>
-            <w:tcW w:w="0" w:type="auto"/>
-            <w:tcBorders>
-              <w:top w:val="single" w:color="CCCCCC" w:sz="6" w:space="0"/>
-              <w:left w:val="single" w:color="CCCCCC" w:sz="6" w:space="0"/>
-              <w:bottom w:val="single" w:color="CCCCCC" w:sz="6" w:space="0"/>
-              <w:right w:val="single" w:color="CCCCCC" w:sz="6" w:space="0"/>
-            </w:tcBorders>
-            <w:shd w:val="clear" w:color="auto" w:fill="auto"/>
-            <w:tcMar>
-              <w:top w:w="120" w:type="dxa"/>
-              <w:left w:w="120" w:type="dxa"/>
-              <w:bottom w:w="120" w:type="dxa"/>
-              <w:right w:w="120" w:type="dxa"/>
-            </w:tcMar>
-            <w:vAlign w:val="center"/>
-          </w:tcPr>
-          <w:p>
-            <w:pPr>
-              <w:keepNext w:val="0"/>
-              <w:keepLines w:val="0"/>
-              <w:widowControl/>
-              <w:suppressLineNumbers w:val="0"/>
-              <w:jc w:val="left"/>
-            </w:pPr>
-            <w:r>
-              <w:rPr>
-                <w:rFonts w:ascii="宋体" w:hAnsi="宋体" w:eastAsia="宋体" w:cs="宋体"/>
-                <w:kern w:val="0"/>
-                <w:sz w:val="24"/>
-                <w:szCs w:val="24"/>
-                <w:lang w:val="en-US" w:eastAsia="zh-CN" w:bidi="ar"/>
-              </w:rPr>
-              <w:t>悬疑低语、悲伤独白、关键伏笔</w:t>
             </w:r>
           </w:p>
         </w:tc>
@@ -5673,7 +5281,7 @@
                 <w:szCs w:val="24"/>
                 <w:lang w:val="en-US" w:eastAsia="zh-CN" w:bidi="ar"/>
               </w:rPr>
-              <w:t>慢速</w:t>
+              <w:t>极慢</w:t>
             </w:r>
           </w:p>
         </w:tc>
@@ -5711,7 +5319,7 @@
                 <w:szCs w:val="24"/>
                 <w:lang w:val="en-US" w:eastAsia="zh-CN" w:bidi="ar"/>
               </w:rPr>
-              <w:t>25</w:t>
+              <w:t>15</w:t>
             </w:r>
           </w:p>
         </w:tc>
@@ -5749,7 +5357,7 @@
                 <w:szCs w:val="24"/>
                 <w:lang w:val="en-US" w:eastAsia="zh-CN" w:bidi="ar"/>
               </w:rPr>
-              <w:t>40</w:t>
+              <w:t>67</w:t>
             </w:r>
           </w:p>
         </w:tc>
@@ -5787,7 +5395,7 @@
                 <w:szCs w:val="24"/>
                 <w:lang w:val="en-US" w:eastAsia="zh-CN" w:bidi="ar"/>
               </w:rPr>
-              <w:t>日常对话、细腻情绪、角色内心戏</w:t>
+              <w:t>悬疑低语、悲伤独白、关键伏笔</w:t>
             </w:r>
           </w:p>
         </w:tc>
@@ -5843,7 +5451,7 @@
                 <w:szCs w:val="24"/>
                 <w:lang w:val="en-US" w:eastAsia="zh-CN" w:bidi="ar"/>
               </w:rPr>
-              <w:t>标准</w:t>
+              <w:t>慢速</w:t>
             </w:r>
           </w:p>
         </w:tc>
@@ -5881,7 +5489,7 @@
                 <w:szCs w:val="24"/>
                 <w:lang w:val="en-US" w:eastAsia="zh-CN" w:bidi="ar"/>
               </w:rPr>
-              <w:t>40</w:t>
+              <w:t>25</w:t>
             </w:r>
           </w:p>
         </w:tc>
@@ -5919,7 +5527,7 @@
                 <w:szCs w:val="24"/>
                 <w:lang w:val="en-US" w:eastAsia="zh-CN" w:bidi="ar"/>
               </w:rPr>
-              <w:t>25</w:t>
+              <w:t>40</w:t>
             </w:r>
           </w:p>
         </w:tc>
@@ -5957,7 +5565,7 @@
                 <w:szCs w:val="24"/>
                 <w:lang w:val="en-US" w:eastAsia="zh-CN" w:bidi="ar"/>
               </w:rPr>
-              <w:t>主线剧情、通用叙事（默认推荐）</w:t>
+              <w:t>日常对话、细腻情绪、角色内心戏</w:t>
             </w:r>
           </w:p>
         </w:tc>
@@ -6013,7 +5621,7 @@
                 <w:szCs w:val="24"/>
                 <w:lang w:val="en-US" w:eastAsia="zh-CN" w:bidi="ar"/>
               </w:rPr>
-              <w:t>快速</w:t>
+              <w:t>标准</w:t>
             </w:r>
           </w:p>
         </w:tc>
@@ -6051,7 +5659,7 @@
                 <w:szCs w:val="24"/>
                 <w:lang w:val="en-US" w:eastAsia="zh-CN" w:bidi="ar"/>
               </w:rPr>
-              <w:t>60</w:t>
+              <w:t>40</w:t>
             </w:r>
           </w:p>
         </w:tc>
@@ -6089,7 +5697,7 @@
                 <w:szCs w:val="24"/>
                 <w:lang w:val="en-US" w:eastAsia="zh-CN" w:bidi="ar"/>
               </w:rPr>
-              <w:t>17</w:t>
+              <w:t>25</w:t>
             </w:r>
           </w:p>
         </w:tc>
@@ -6127,7 +5735,7 @@
                 <w:szCs w:val="24"/>
                 <w:lang w:val="en-US" w:eastAsia="zh-CN" w:bidi="ar"/>
               </w:rPr>
-              <w:t>激烈争吵、快节奏行动、信息密集段</w:t>
+              <w:t>主线剧情、通用叙事（默认推荐）</w:t>
             </w:r>
           </w:p>
         </w:tc>
@@ -6183,7 +5791,7 @@
                 <w:szCs w:val="24"/>
                 <w:lang w:val="en-US" w:eastAsia="zh-CN" w:bidi="ar"/>
               </w:rPr>
-              <w:t>极速</w:t>
+              <w:t>快速</w:t>
             </w:r>
           </w:p>
         </w:tc>
@@ -6221,7 +5829,7 @@
                 <w:szCs w:val="24"/>
                 <w:lang w:val="en-US" w:eastAsia="zh-CN" w:bidi="ar"/>
               </w:rPr>
-              <w:t>90</w:t>
+              <w:t>60</w:t>
             </w:r>
           </w:p>
         </w:tc>
@@ -6259,7 +5867,7 @@
                 <w:szCs w:val="24"/>
                 <w:lang w:val="en-US" w:eastAsia="zh-CN" w:bidi="ar"/>
               </w:rPr>
-              <w:t>11</w:t>
+              <w:t>17</w:t>
             </w:r>
           </w:p>
         </w:tc>
@@ -6297,7 +5905,7 @@
                 <w:szCs w:val="24"/>
                 <w:lang w:val="en-US" w:eastAsia="zh-CN" w:bidi="ar"/>
               </w:rPr>
-              <w:t>系统提示、重复剧情、长段速读</w:t>
+              <w:t>激烈争吵、快节奏行动、信息密集段</w:t>
             </w:r>
           </w:p>
         </w:tc>
@@ -6353,7 +5961,7 @@
                 <w:szCs w:val="24"/>
                 <w:lang w:val="en-US" w:eastAsia="zh-CN" w:bidi="ar"/>
               </w:rPr>
-              <w:t>立即</w:t>
+              <w:t>极速</w:t>
             </w:r>
           </w:p>
         </w:tc>
@@ -6391,7 +5999,7 @@
                 <w:szCs w:val="24"/>
                 <w:lang w:val="en-US" w:eastAsia="zh-CN" w:bidi="ar"/>
               </w:rPr>
-              <w:t>0（无限）</w:t>
+              <w:t>90</w:t>
             </w:r>
           </w:p>
         </w:tc>
@@ -6429,7 +6037,7 @@
                 <w:szCs w:val="24"/>
                 <w:lang w:val="en-US" w:eastAsia="zh-CN" w:bidi="ar"/>
               </w:rPr>
-              <w:t>0</w:t>
+              <w:t>11</w:t>
             </w:r>
           </w:p>
         </w:tc>
@@ -6467,6 +6075,176 @@
                 <w:szCs w:val="24"/>
                 <w:lang w:val="en-US" w:eastAsia="zh-CN" w:bidi="ar"/>
               </w:rPr>
+              <w:t>系统提示、重复剧情、长段速读</w:t>
+            </w:r>
+          </w:p>
+        </w:tc>
+      </w:tr>
+      <w:tr>
+        <w:tblPrEx>
+          <w:tblBorders>
+            <w:top w:val="none" w:color="auto" w:sz="0" w:space="0"/>
+            <w:left w:val="none" w:color="auto" w:sz="0" w:space="0"/>
+            <w:bottom w:val="none" w:color="auto" w:sz="0" w:space="0"/>
+            <w:right w:val="none" w:color="auto" w:sz="0" w:space="0"/>
+            <w:insideH w:val="none" w:color="auto" w:sz="0" w:space="0"/>
+            <w:insideV w:val="none" w:color="auto" w:sz="0" w:space="0"/>
+          </w:tblBorders>
+          <w:tblCellMar>
+            <w:top w:w="15" w:type="dxa"/>
+            <w:left w:w="15" w:type="dxa"/>
+            <w:bottom w:w="15" w:type="dxa"/>
+            <w:right w:w="15" w:type="dxa"/>
+          </w:tblCellMar>
+        </w:tblPrEx>
+        <w:tc>
+          <w:tcPr>
+            <w:tcW w:w="0" w:type="auto"/>
+            <w:tcBorders>
+              <w:top w:val="single" w:color="CCCCCC" w:sz="6" w:space="0"/>
+              <w:left w:val="single" w:color="CCCCCC" w:sz="6" w:space="0"/>
+              <w:bottom w:val="single" w:color="CCCCCC" w:sz="6" w:space="0"/>
+              <w:right w:val="single" w:color="CCCCCC" w:sz="6" w:space="0"/>
+            </w:tcBorders>
+            <w:shd w:val="clear" w:color="auto" w:fill="auto"/>
+            <w:tcMar>
+              <w:top w:w="120" w:type="dxa"/>
+              <w:left w:w="120" w:type="dxa"/>
+              <w:bottom w:w="120" w:type="dxa"/>
+              <w:right w:w="120" w:type="dxa"/>
+            </w:tcMar>
+            <w:vAlign w:val="center"/>
+          </w:tcPr>
+          <w:p>
+            <w:pPr>
+              <w:keepNext w:val="0"/>
+              <w:keepLines w:val="0"/>
+              <w:widowControl/>
+              <w:suppressLineNumbers w:val="0"/>
+              <w:jc w:val="left"/>
+            </w:pPr>
+            <w:r>
+              <w:rPr>
+                <w:rFonts w:ascii="宋体" w:hAnsi="宋体" w:eastAsia="宋体" w:cs="宋体"/>
+                <w:kern w:val="0"/>
+                <w:sz w:val="24"/>
+                <w:szCs w:val="24"/>
+                <w:lang w:val="en-US" w:eastAsia="zh-CN" w:bidi="ar"/>
+              </w:rPr>
+              <w:t>立即</w:t>
+            </w:r>
+          </w:p>
+        </w:tc>
+        <w:tc>
+          <w:tcPr>
+            <w:tcW w:w="0" w:type="auto"/>
+            <w:tcBorders>
+              <w:top w:val="single" w:color="CCCCCC" w:sz="6" w:space="0"/>
+              <w:left w:val="single" w:color="CCCCCC" w:sz="6" w:space="0"/>
+              <w:bottom w:val="single" w:color="CCCCCC" w:sz="6" w:space="0"/>
+              <w:right w:val="single" w:color="CCCCCC" w:sz="6" w:space="0"/>
+            </w:tcBorders>
+            <w:shd w:val="clear" w:color="auto" w:fill="auto"/>
+            <w:tcMar>
+              <w:top w:w="120" w:type="dxa"/>
+              <w:left w:w="120" w:type="dxa"/>
+              <w:bottom w:w="120" w:type="dxa"/>
+              <w:right w:w="120" w:type="dxa"/>
+            </w:tcMar>
+            <w:vAlign w:val="center"/>
+          </w:tcPr>
+          <w:p>
+            <w:pPr>
+              <w:keepNext w:val="0"/>
+              <w:keepLines w:val="0"/>
+              <w:widowControl/>
+              <w:suppressLineNumbers w:val="0"/>
+              <w:jc w:val="left"/>
+            </w:pPr>
+            <w:r>
+              <w:rPr>
+                <w:rFonts w:ascii="宋体" w:hAnsi="宋体" w:eastAsia="宋体" w:cs="宋体"/>
+                <w:kern w:val="0"/>
+                <w:sz w:val="24"/>
+                <w:szCs w:val="24"/>
+                <w:lang w:val="en-US" w:eastAsia="zh-CN" w:bidi="ar"/>
+              </w:rPr>
+              <w:t>0（无限）</w:t>
+            </w:r>
+          </w:p>
+        </w:tc>
+        <w:tc>
+          <w:tcPr>
+            <w:tcW w:w="0" w:type="auto"/>
+            <w:tcBorders>
+              <w:top w:val="single" w:color="CCCCCC" w:sz="6" w:space="0"/>
+              <w:left w:val="single" w:color="CCCCCC" w:sz="6" w:space="0"/>
+              <w:bottom w:val="single" w:color="CCCCCC" w:sz="6" w:space="0"/>
+              <w:right w:val="single" w:color="CCCCCC" w:sz="6" w:space="0"/>
+            </w:tcBorders>
+            <w:shd w:val="clear" w:color="auto" w:fill="auto"/>
+            <w:tcMar>
+              <w:top w:w="120" w:type="dxa"/>
+              <w:left w:w="120" w:type="dxa"/>
+              <w:bottom w:w="120" w:type="dxa"/>
+              <w:right w:w="120" w:type="dxa"/>
+            </w:tcMar>
+            <w:vAlign w:val="center"/>
+          </w:tcPr>
+          <w:p>
+            <w:pPr>
+              <w:keepNext w:val="0"/>
+              <w:keepLines w:val="0"/>
+              <w:widowControl/>
+              <w:suppressLineNumbers w:val="0"/>
+              <w:jc w:val="left"/>
+            </w:pPr>
+            <w:r>
+              <w:rPr>
+                <w:rFonts w:ascii="宋体" w:hAnsi="宋体" w:eastAsia="宋体" w:cs="宋体"/>
+                <w:kern w:val="0"/>
+                <w:sz w:val="24"/>
+                <w:szCs w:val="24"/>
+                <w:lang w:val="en-US" w:eastAsia="zh-CN" w:bidi="ar"/>
+              </w:rPr>
+              <w:t>0</w:t>
+            </w:r>
+          </w:p>
+        </w:tc>
+        <w:tc>
+          <w:tcPr>
+            <w:tcW w:w="0" w:type="auto"/>
+            <w:tcBorders>
+              <w:top w:val="single" w:color="CCCCCC" w:sz="6" w:space="0"/>
+              <w:left w:val="single" w:color="CCCCCC" w:sz="6" w:space="0"/>
+              <w:bottom w:val="single" w:color="CCCCCC" w:sz="6" w:space="0"/>
+              <w:right w:val="single" w:color="CCCCCC" w:sz="6" w:space="0"/>
+            </w:tcBorders>
+            <w:shd w:val="clear" w:color="auto" w:fill="auto"/>
+            <w:tcMar>
+              <w:top w:w="120" w:type="dxa"/>
+              <w:left w:w="120" w:type="dxa"/>
+              <w:bottom w:w="120" w:type="dxa"/>
+              <w:right w:w="120" w:type="dxa"/>
+            </w:tcMar>
+            <w:vAlign w:val="center"/>
+          </w:tcPr>
+          <w:p>
+            <w:pPr>
+              <w:keepNext w:val="0"/>
+              <w:keepLines w:val="0"/>
+              <w:widowControl/>
+              <w:suppressLineNumbers w:val="0"/>
+              <w:jc w:val="left"/>
+            </w:pPr>
+            <w:r>
+              <w:rPr>
+                <w:rFonts w:ascii="宋体" w:hAnsi="宋体" w:eastAsia="宋体" w:cs="宋体"/>
+                <w:kern w:val="0"/>
+                <w:sz w:val="24"/>
+                <w:szCs w:val="24"/>
+                <w:lang w:val="en-US" w:eastAsia="zh-CN" w:bidi="ar"/>
+              </w:rPr>
               <w:t>跳过、回看、玩家手动速览</w:t>
             </w:r>
           </w:p>
@@ -6481,7 +6259,7 @@
         <w:widowControl/>
         <w:numPr>
           <w:ilvl w:val="0"/>
-          <w:numId w:val="7"/>
+          <w:numId w:val="6"/>
         </w:numPr>
         <w:suppressLineNumbers w:val="0"/>
         <w:ind w:left="0" w:leftChars="0" w:right="0" w:rightChars="0" w:firstLine="0" w:firstLineChars="0"/>
@@ -6516,7 +6294,7 @@
         <w:widowControl/>
         <w:numPr>
           <w:ilvl w:val="0"/>
-          <w:numId w:val="7"/>
+          <w:numId w:val="6"/>
         </w:numPr>
         <w:suppressLineNumbers w:val="0"/>
         <w:ind w:left="0" w:leftChars="0" w:right="0" w:rightChars="0" w:firstLine="0" w:firstLineChars="0"/>
@@ -6551,7 +6329,7 @@
         <w:widowControl/>
         <w:numPr>
           <w:ilvl w:val="0"/>
-          <w:numId w:val="7"/>
+          <w:numId w:val="6"/>
         </w:numPr>
         <w:suppressLineNumbers w:val="0"/>
         <w:ind w:left="0" w:leftChars="0" w:right="0" w:rightChars="0" w:firstLine="0" w:firstLineChars="0"/>
@@ -6720,6 +6498,7 @@
             <w:insideH w:val="none" w:color="auto" w:sz="0" w:space="0"/>
             <w:insideV w:val="none" w:color="auto" w:sz="0" w:space="0"/>
           </w:tblBorders>
+          <w:shd w:val="clear" w:color="auto" w:fill="auto"/>
           <w:tblCellMar>
             <w:top w:w="15" w:type="dxa"/>
             <w:left w:w="15" w:type="dxa"/>
@@ -7448,25 +7227,28 @@
         <w:spacing w:before="0" w:beforeAutospacing="0" w:after="0" w:afterAutospacing="0" w:line="360" w:lineRule="atLeast"/>
         <w:ind w:left="0" w:right="0"/>
         <w:rPr>
-          <w:color w:val="000000"/>
-          <w:sz w:val="24"/>
-          <w:szCs w:val="24"/>
-        </w:rPr>
-      </w:pPr>
-      <w:r>
-        <w:rPr>
-          <w:rFonts w:ascii="Symbol" w:hAnsi="Symbol" w:eastAsia="Symbol" w:cs="Symbol"/>
-          <w:sz w:val="24"/>
-        </w:rPr>
-        <w:t>·</w:t>
-      </w:r>
-      <w:r>
-        <w:rPr>
-          <w:color w:val="000000"/>
-          <w:sz w:val="24"/>
-          <w:szCs w:val="24"/>
-        </w:rPr>
-        <w:t>默认自动播放：文字速度 40 字 / 秒 + 句子停留 3 秒</w:t>
+          <w:rStyle w:val="10"/>
+          <w:rFonts w:hint="eastAsia" w:ascii="Times New Roman" w:hAnsi="Times New Roman" w:eastAsia="宋体" w:cs="Times New Roman"/>
+          <w:i w:val="0"/>
+          <w:iCs/>
+          <w:kern w:val="0"/>
+          <w:sz w:val="28"/>
+          <w:szCs w:val="28"/>
+          <w:lang w:val="en-US" w:eastAsia="zh-CN" w:bidi="ar"/>
+        </w:rPr>
+      </w:pPr>
+      <w:r>
+        <w:rPr>
+          <w:rStyle w:val="10"/>
+          <w:rFonts w:hint="eastAsia" w:ascii="Times New Roman" w:hAnsi="Times New Roman" w:eastAsia="宋体" w:cs="Times New Roman"/>
+          <w:i w:val="0"/>
+          <w:iCs/>
+          <w:kern w:val="0"/>
+          <w:sz w:val="28"/>
+          <w:szCs w:val="28"/>
+          <w:lang w:val="en-US" w:eastAsia="zh-CN" w:bidi="ar"/>
+        </w:rPr>
+        <w:t>·默认自动播放：文字速度 40 字 / 秒 + 句子停留 3 秒</w:t>
       </w:r>
     </w:p>
     <w:p>
@@ -7484,25 +7266,28 @@
         <w:spacing w:before="0" w:beforeAutospacing="0" w:after="0" w:afterAutospacing="0" w:line="360" w:lineRule="atLeast"/>
         <w:ind w:left="0" w:right="0"/>
         <w:rPr>
-          <w:color w:val="000000"/>
-          <w:sz w:val="24"/>
-          <w:szCs w:val="24"/>
-        </w:rPr>
-      </w:pPr>
-      <w:r>
-        <w:rPr>
-          <w:rFonts w:hint="default" w:ascii="Symbol" w:hAnsi="Symbol" w:eastAsia="Symbol" w:cs="Symbol"/>
-          <w:sz w:val="24"/>
-        </w:rPr>
-        <w:t>·</w:t>
-      </w:r>
-      <w:r>
-        <w:rPr>
-          <w:color w:val="000000"/>
-          <w:sz w:val="24"/>
-          <w:szCs w:val="24"/>
-        </w:rPr>
-        <w:t>自动最小间隔：1 秒</w:t>
+          <w:rStyle w:val="10"/>
+          <w:rFonts w:hint="eastAsia" w:ascii="Times New Roman" w:hAnsi="Times New Roman" w:eastAsia="宋体" w:cs="Times New Roman"/>
+          <w:i w:val="0"/>
+          <w:iCs/>
+          <w:kern w:val="0"/>
+          <w:sz w:val="28"/>
+          <w:szCs w:val="28"/>
+          <w:lang w:val="en-US" w:eastAsia="zh-CN" w:bidi="ar"/>
+        </w:rPr>
+      </w:pPr>
+      <w:r>
+        <w:rPr>
+          <w:rStyle w:val="10"/>
+          <w:rFonts w:hint="eastAsia" w:ascii="Times New Roman" w:hAnsi="Times New Roman" w:eastAsia="宋体" w:cs="Times New Roman"/>
+          <w:i w:val="0"/>
+          <w:iCs/>
+          <w:kern w:val="0"/>
+          <w:sz w:val="28"/>
+          <w:szCs w:val="28"/>
+          <w:lang w:val="en-US" w:eastAsia="zh-CN" w:bidi="ar"/>
+        </w:rPr>
+        <w:t>·自动最小间隔：1 秒</w:t>
       </w:r>
     </w:p>
     <w:p>
@@ -7520,25 +7305,28 @@
         <w:spacing w:before="0" w:beforeAutospacing="0" w:after="0" w:afterAutospacing="0" w:line="360" w:lineRule="atLeast"/>
         <w:ind w:left="0" w:right="0"/>
         <w:rPr>
-          <w:color w:val="000000"/>
-          <w:sz w:val="24"/>
-          <w:szCs w:val="24"/>
-        </w:rPr>
-      </w:pPr>
-      <w:r>
-        <w:rPr>
-          <w:rFonts w:hint="default" w:ascii="Symbol" w:hAnsi="Symbol" w:eastAsia="Symbol" w:cs="Symbol"/>
-          <w:sz w:val="24"/>
-        </w:rPr>
-        <w:t>·</w:t>
-      </w:r>
-      <w:r>
-        <w:rPr>
-          <w:color w:val="000000"/>
-          <w:sz w:val="24"/>
-          <w:szCs w:val="24"/>
-        </w:rPr>
-        <w:t>自动最大间隔：5 秒</w:t>
+          <w:rStyle w:val="10"/>
+          <w:rFonts w:hint="eastAsia" w:ascii="Times New Roman" w:hAnsi="Times New Roman" w:eastAsia="宋体" w:cs="Times New Roman"/>
+          <w:i w:val="0"/>
+          <w:iCs/>
+          <w:kern w:val="0"/>
+          <w:sz w:val="28"/>
+          <w:szCs w:val="28"/>
+          <w:lang w:val="en-US" w:eastAsia="zh-CN" w:bidi="ar"/>
+        </w:rPr>
+      </w:pPr>
+      <w:r>
+        <w:rPr>
+          <w:rStyle w:val="10"/>
+          <w:rFonts w:hint="eastAsia" w:ascii="Times New Roman" w:hAnsi="Times New Roman" w:eastAsia="宋体" w:cs="Times New Roman"/>
+          <w:i w:val="0"/>
+          <w:iCs/>
+          <w:kern w:val="0"/>
+          <w:sz w:val="28"/>
+          <w:szCs w:val="28"/>
+          <w:lang w:val="en-US" w:eastAsia="zh-CN" w:bidi="ar"/>
+        </w:rPr>
+        <w:t>·自动最大间隔：5 秒</w:t>
       </w:r>
     </w:p>
     <w:p>
@@ -7557,28 +7345,27 @@
         <w:ind w:left="0" w:right="0"/>
         <w:rPr>
           <w:rStyle w:val="10"/>
-          <w:rFonts w:hint="default"/>
-          <w:i w:val="0"/>
-          <w:iCs/>
-          <w:sz w:val="28"/>
-          <w:szCs w:val="28"/>
-          <w:lang w:val="en-US" w:eastAsia="zh-CN"/>
-        </w:rPr>
-      </w:pPr>
-      <w:r>
-        <w:rPr>
-          <w:rFonts w:hint="default" w:ascii="Symbol" w:hAnsi="Symbol" w:eastAsia="Symbol" w:cs="Symbol"/>
-          <w:sz w:val="24"/>
-        </w:rPr>
-        <w:t>·</w:t>
-      </w:r>
-      <w:r>
-        <w:rPr>
-          <w:color w:val="000000"/>
-          <w:sz w:val="24"/>
-          <w:szCs w:val="24"/>
-        </w:rPr>
-        <w:t>禁止自动跳过关键选项、警告提示</w:t>
+          <w:rFonts w:hint="default" w:ascii="Times New Roman" w:hAnsi="Times New Roman" w:eastAsia="宋体" w:cs="Times New Roman"/>
+          <w:i w:val="0"/>
+          <w:iCs/>
+          <w:kern w:val="0"/>
+          <w:sz w:val="28"/>
+          <w:szCs w:val="28"/>
+          <w:lang w:val="en-US" w:eastAsia="zh-CN" w:bidi="ar"/>
+        </w:rPr>
+      </w:pPr>
+      <w:r>
+        <w:rPr>
+          <w:rStyle w:val="10"/>
+          <w:rFonts w:hint="eastAsia" w:ascii="Times New Roman" w:hAnsi="Times New Roman" w:eastAsia="宋体" w:cs="Times New Roman"/>
+          <w:i w:val="0"/>
+          <w:iCs/>
+          <w:kern w:val="0"/>
+          <w:sz w:val="28"/>
+          <w:szCs w:val="28"/>
+          <w:lang w:val="en-US" w:eastAsia="zh-CN" w:bidi="ar"/>
+        </w:rPr>
+        <w:t>·禁止自动跳过关键选项、警告提示</w:t>
       </w:r>
     </w:p>
     <w:tbl>
@@ -7817,7 +7604,6 @@
             <w:insideH w:val="none" w:color="auto" w:sz="0" w:space="0"/>
             <w:insideV w:val="none" w:color="auto" w:sz="0" w:space="0"/>
           </w:tblBorders>
-          <w:shd w:val="clear" w:color="auto" w:fill="auto"/>
           <w:tblCellMar>
             <w:top w:w="15" w:type="dxa"/>
             <w:left w:w="15" w:type="dxa"/>
@@ -7974,6 +7760,176 @@
                 <w:lang w:val="en-US" w:eastAsia="zh-CN" w:bidi="ar"/>
               </w:rPr>
               <w:t>抒情、悬疑、氛围剧情</w:t>
+            </w:r>
+          </w:p>
+        </w:tc>
+      </w:tr>
+      <w:tr>
+        <w:tblPrEx>
+          <w:tblBorders>
+            <w:top w:val="none" w:color="auto" w:sz="0" w:space="0"/>
+            <w:left w:val="none" w:color="auto" w:sz="0" w:space="0"/>
+            <w:bottom w:val="none" w:color="auto" w:sz="0" w:space="0"/>
+            <w:right w:val="none" w:color="auto" w:sz="0" w:space="0"/>
+            <w:insideH w:val="none" w:color="auto" w:sz="0" w:space="0"/>
+            <w:insideV w:val="none" w:color="auto" w:sz="0" w:space="0"/>
+          </w:tblBorders>
+          <w:tblCellMar>
+            <w:top w:w="15" w:type="dxa"/>
+            <w:left w:w="15" w:type="dxa"/>
+            <w:bottom w:w="15" w:type="dxa"/>
+            <w:right w:w="15" w:type="dxa"/>
+          </w:tblCellMar>
+        </w:tblPrEx>
+        <w:tc>
+          <w:tcPr>
+            <w:tcW w:w="0" w:type="auto"/>
+            <w:tcBorders>
+              <w:top w:val="single" w:color="CCCCCC" w:sz="6" w:space="0"/>
+              <w:left w:val="single" w:color="CCCCCC" w:sz="6" w:space="0"/>
+              <w:bottom w:val="single" w:color="CCCCCC" w:sz="6" w:space="0"/>
+              <w:right w:val="single" w:color="CCCCCC" w:sz="6" w:space="0"/>
+            </w:tcBorders>
+            <w:shd w:val="clear" w:color="auto" w:fill="auto"/>
+            <w:tcMar>
+              <w:top w:w="120" w:type="dxa"/>
+              <w:left w:w="120" w:type="dxa"/>
+              <w:bottom w:w="120" w:type="dxa"/>
+              <w:right w:w="120" w:type="dxa"/>
+            </w:tcMar>
+            <w:vAlign w:val="center"/>
+          </w:tcPr>
+          <w:p>
+            <w:pPr>
+              <w:keepNext w:val="0"/>
+              <w:keepLines w:val="0"/>
+              <w:widowControl/>
+              <w:suppressLineNumbers w:val="0"/>
+              <w:jc w:val="left"/>
+            </w:pPr>
+            <w:r>
+              <w:rPr>
+                <w:rFonts w:ascii="宋体" w:hAnsi="宋体" w:eastAsia="宋体" w:cs="宋体"/>
+                <w:kern w:val="0"/>
+                <w:sz w:val="24"/>
+                <w:szCs w:val="24"/>
+                <w:lang w:val="en-US" w:eastAsia="zh-CN" w:bidi="ar"/>
+              </w:rPr>
+              <w:t>标准自动</w:t>
+            </w:r>
+          </w:p>
+        </w:tc>
+        <w:tc>
+          <w:tcPr>
+            <w:tcW w:w="1168" w:type="pct"/>
+            <w:tcBorders>
+              <w:top w:val="single" w:color="CCCCCC" w:sz="6" w:space="0"/>
+              <w:left w:val="single" w:color="CCCCCC" w:sz="6" w:space="0"/>
+              <w:bottom w:val="single" w:color="CCCCCC" w:sz="6" w:space="0"/>
+              <w:right w:val="single" w:color="CCCCCC" w:sz="6" w:space="0"/>
+            </w:tcBorders>
+            <w:shd w:val="clear" w:color="auto" w:fill="auto"/>
+            <w:tcMar>
+              <w:top w:w="120" w:type="dxa"/>
+              <w:left w:w="120" w:type="dxa"/>
+              <w:bottom w:w="120" w:type="dxa"/>
+              <w:right w:w="120" w:type="dxa"/>
+            </w:tcMar>
+            <w:vAlign w:val="center"/>
+          </w:tcPr>
+          <w:p>
+            <w:pPr>
+              <w:keepNext w:val="0"/>
+              <w:keepLines w:val="0"/>
+              <w:widowControl/>
+              <w:suppressLineNumbers w:val="0"/>
+              <w:jc w:val="left"/>
+            </w:pPr>
+            <w:r>
+              <w:rPr>
+                <w:rFonts w:ascii="宋体" w:hAnsi="宋体" w:eastAsia="宋体" w:cs="宋体"/>
+                <w:kern w:val="0"/>
+                <w:sz w:val="24"/>
+                <w:szCs w:val="24"/>
+                <w:lang w:val="en-US" w:eastAsia="zh-CN" w:bidi="ar"/>
+              </w:rPr>
+              <w:t>40 字 / 秒</w:t>
+            </w:r>
+          </w:p>
+        </w:tc>
+        <w:tc>
+          <w:tcPr>
+            <w:tcW w:w="1168" w:type="pct"/>
+            <w:tcBorders>
+              <w:top w:val="single" w:color="CCCCCC" w:sz="6" w:space="0"/>
+              <w:left w:val="single" w:color="CCCCCC" w:sz="6" w:space="0"/>
+              <w:bottom w:val="single" w:color="CCCCCC" w:sz="6" w:space="0"/>
+              <w:right w:val="single" w:color="CCCCCC" w:sz="6" w:space="0"/>
+            </w:tcBorders>
+            <w:shd w:val="clear" w:color="auto" w:fill="auto"/>
+            <w:tcMar>
+              <w:top w:w="120" w:type="dxa"/>
+              <w:left w:w="120" w:type="dxa"/>
+              <w:bottom w:w="120" w:type="dxa"/>
+              <w:right w:w="120" w:type="dxa"/>
+            </w:tcMar>
+            <w:vAlign w:val="center"/>
+          </w:tcPr>
+          <w:p>
+            <w:pPr>
+              <w:keepNext w:val="0"/>
+              <w:keepLines w:val="0"/>
+              <w:widowControl/>
+              <w:suppressLineNumbers w:val="0"/>
+              <w:jc w:val="left"/>
+            </w:pPr>
+            <w:r>
+              <w:rPr>
+                <w:rFonts w:ascii="宋体" w:hAnsi="宋体" w:eastAsia="宋体" w:cs="宋体"/>
+                <w:kern w:val="0"/>
+                <w:sz w:val="24"/>
+                <w:szCs w:val="24"/>
+                <w:lang w:val="en-US" w:eastAsia="zh-CN" w:bidi="ar"/>
+              </w:rPr>
+              <w:t>2.5～3.0 秒</w:t>
+            </w:r>
+          </w:p>
+        </w:tc>
+        <w:tc>
+          <w:tcPr>
+            <w:tcW w:w="0" w:type="auto"/>
+            <w:tcBorders>
+              <w:top w:val="single" w:color="CCCCCC" w:sz="6" w:space="0"/>
+              <w:left w:val="single" w:color="CCCCCC" w:sz="6" w:space="0"/>
+              <w:bottom w:val="single" w:color="CCCCCC" w:sz="6" w:space="0"/>
+              <w:right w:val="single" w:color="CCCCCC" w:sz="6" w:space="0"/>
+            </w:tcBorders>
+            <w:shd w:val="clear" w:color="auto" w:fill="auto"/>
+            <w:tcMar>
+              <w:top w:w="120" w:type="dxa"/>
+              <w:left w:w="120" w:type="dxa"/>
+              <w:bottom w:w="120" w:type="dxa"/>
+              <w:right w:w="120" w:type="dxa"/>
+            </w:tcMar>
+            <w:vAlign w:val="center"/>
+          </w:tcPr>
+          <w:p>
+            <w:pPr>
+              <w:keepNext w:val="0"/>
+              <w:keepLines w:val="0"/>
+              <w:widowControl/>
+              <w:suppressLineNumbers w:val="0"/>
+              <w:jc w:val="left"/>
+            </w:pPr>
+            <w:r>
+              <w:rPr>
+                <w:rFonts w:ascii="宋体" w:hAnsi="宋体" w:eastAsia="宋体" w:cs="宋体"/>
+                <w:kern w:val="0"/>
+                <w:sz w:val="24"/>
+                <w:szCs w:val="24"/>
+                <w:lang w:val="en-US" w:eastAsia="zh-CN" w:bidi="ar"/>
+              </w:rPr>
+              <w:t>通用主线、日常对话</w:t>
             </w:r>
           </w:p>
         </w:tc>
@@ -8030,7 +7986,7 @@
                 <w:szCs w:val="24"/>
                 <w:lang w:val="en-US" w:eastAsia="zh-CN" w:bidi="ar"/>
               </w:rPr>
-              <w:t>标准自动</w:t>
+              <w:t>快自动</w:t>
             </w:r>
           </w:p>
         </w:tc>
@@ -8068,7 +8024,7 @@
                 <w:szCs w:val="24"/>
                 <w:lang w:val="en-US" w:eastAsia="zh-CN" w:bidi="ar"/>
               </w:rPr>
-              <w:t>40 字 / 秒</w:t>
+              <w:t>60 字 / 秒</w:t>
             </w:r>
           </w:p>
         </w:tc>
@@ -8106,7 +8062,7 @@
                 <w:szCs w:val="24"/>
                 <w:lang w:val="en-US" w:eastAsia="zh-CN" w:bidi="ar"/>
               </w:rPr>
-              <w:t>2.5～3.0 秒</w:t>
+              <w:t>1.5～2.0 秒</w:t>
             </w:r>
           </w:p>
         </w:tc>
@@ -8144,7 +8100,7 @@
                 <w:szCs w:val="24"/>
                 <w:lang w:val="en-US" w:eastAsia="zh-CN" w:bidi="ar"/>
               </w:rPr>
-              <w:t>通用主线、日常对话</w:t>
+              <w:t>紧凑对话、轻快剧情</w:t>
             </w:r>
           </w:p>
         </w:tc>
@@ -8159,178 +8115,6 @@
             <w:insideH w:val="none" w:color="auto" w:sz="0" w:space="0"/>
             <w:insideV w:val="none" w:color="auto" w:sz="0" w:space="0"/>
           </w:tblBorders>
-          <w:shd w:val="clear" w:color="auto" w:fill="auto"/>
-          <w:tblCellMar>
-            <w:top w:w="15" w:type="dxa"/>
-            <w:left w:w="15" w:type="dxa"/>
-            <w:bottom w:w="15" w:type="dxa"/>
-            <w:right w:w="15" w:type="dxa"/>
-          </w:tblCellMar>
-        </w:tblPrEx>
-        <w:tc>
-          <w:tcPr>
-            <w:tcW w:w="0" w:type="auto"/>
-            <w:tcBorders>
-              <w:top w:val="single" w:color="CCCCCC" w:sz="6" w:space="0"/>
-              <w:left w:val="single" w:color="CCCCCC" w:sz="6" w:space="0"/>
-              <w:bottom w:val="single" w:color="CCCCCC" w:sz="6" w:space="0"/>
-              <w:right w:val="single" w:color="CCCCCC" w:sz="6" w:space="0"/>
-            </w:tcBorders>
-            <w:shd w:val="clear" w:color="auto" w:fill="auto"/>
-            <w:tcMar>
-              <w:top w:w="120" w:type="dxa"/>
-              <w:left w:w="120" w:type="dxa"/>
-              <w:bottom w:w="120" w:type="dxa"/>
-              <w:right w:w="120" w:type="dxa"/>
-            </w:tcMar>
-            <w:vAlign w:val="center"/>
-          </w:tcPr>
-          <w:p>
-            <w:pPr>
-              <w:keepNext w:val="0"/>
-              <w:keepLines w:val="0"/>
-              <w:widowControl/>
-              <w:suppressLineNumbers w:val="0"/>
-              <w:jc w:val="left"/>
-            </w:pPr>
-            <w:r>
-              <w:rPr>
-                <w:rFonts w:ascii="宋体" w:hAnsi="宋体" w:eastAsia="宋体" w:cs="宋体"/>
-                <w:kern w:val="0"/>
-                <w:sz w:val="24"/>
-                <w:szCs w:val="24"/>
-                <w:lang w:val="en-US" w:eastAsia="zh-CN" w:bidi="ar"/>
-              </w:rPr>
-              <w:t>快自动</w:t>
-            </w:r>
-          </w:p>
-        </w:tc>
-        <w:tc>
-          <w:tcPr>
-            <w:tcW w:w="1168" w:type="pct"/>
-            <w:tcBorders>
-              <w:top w:val="single" w:color="CCCCCC" w:sz="6" w:space="0"/>
-              <w:left w:val="single" w:color="CCCCCC" w:sz="6" w:space="0"/>
-              <w:bottom w:val="single" w:color="CCCCCC" w:sz="6" w:space="0"/>
-              <w:right w:val="single" w:color="CCCCCC" w:sz="6" w:space="0"/>
-            </w:tcBorders>
-            <w:shd w:val="clear" w:color="auto" w:fill="auto"/>
-            <w:tcMar>
-              <w:top w:w="120" w:type="dxa"/>
-              <w:left w:w="120" w:type="dxa"/>
-              <w:bottom w:w="120" w:type="dxa"/>
-              <w:right w:w="120" w:type="dxa"/>
-            </w:tcMar>
-            <w:vAlign w:val="center"/>
-          </w:tcPr>
-          <w:p>
-            <w:pPr>
-              <w:keepNext w:val="0"/>
-              <w:keepLines w:val="0"/>
-              <w:widowControl/>
-              <w:suppressLineNumbers w:val="0"/>
-              <w:jc w:val="left"/>
-            </w:pPr>
-            <w:r>
-              <w:rPr>
-                <w:rFonts w:ascii="宋体" w:hAnsi="宋体" w:eastAsia="宋体" w:cs="宋体"/>
-                <w:kern w:val="0"/>
-                <w:sz w:val="24"/>
-                <w:szCs w:val="24"/>
-                <w:lang w:val="en-US" w:eastAsia="zh-CN" w:bidi="ar"/>
-              </w:rPr>
-              <w:t>60 字 / 秒</w:t>
-            </w:r>
-          </w:p>
-        </w:tc>
-        <w:tc>
-          <w:tcPr>
-            <w:tcW w:w="1168" w:type="pct"/>
-            <w:tcBorders>
-              <w:top w:val="single" w:color="CCCCCC" w:sz="6" w:space="0"/>
-              <w:left w:val="single" w:color="CCCCCC" w:sz="6" w:space="0"/>
-              <w:bottom w:val="single" w:color="CCCCCC" w:sz="6" w:space="0"/>
-              <w:right w:val="single" w:color="CCCCCC" w:sz="6" w:space="0"/>
-            </w:tcBorders>
-            <w:shd w:val="clear" w:color="auto" w:fill="auto"/>
-            <w:tcMar>
-              <w:top w:w="120" w:type="dxa"/>
-              <w:left w:w="120" w:type="dxa"/>
-              <w:bottom w:w="120" w:type="dxa"/>
-              <w:right w:w="120" w:type="dxa"/>
-            </w:tcMar>
-            <w:vAlign w:val="center"/>
-          </w:tcPr>
-          <w:p>
-            <w:pPr>
-              <w:keepNext w:val="0"/>
-              <w:keepLines w:val="0"/>
-              <w:widowControl/>
-              <w:suppressLineNumbers w:val="0"/>
-              <w:jc w:val="left"/>
-            </w:pPr>
-            <w:r>
-              <w:rPr>
-                <w:rFonts w:ascii="宋体" w:hAnsi="宋体" w:eastAsia="宋体" w:cs="宋体"/>
-                <w:kern w:val="0"/>
-                <w:sz w:val="24"/>
-                <w:szCs w:val="24"/>
-                <w:lang w:val="en-US" w:eastAsia="zh-CN" w:bidi="ar"/>
-              </w:rPr>
-              <w:t>1.5～2.0 秒</w:t>
-            </w:r>
-          </w:p>
-        </w:tc>
-        <w:tc>
-          <w:tcPr>
-            <w:tcW w:w="0" w:type="auto"/>
-            <w:tcBorders>
-              <w:top w:val="single" w:color="CCCCCC" w:sz="6" w:space="0"/>
-              <w:left w:val="single" w:color="CCCCCC" w:sz="6" w:space="0"/>
-              <w:bottom w:val="single" w:color="CCCCCC" w:sz="6" w:space="0"/>
-              <w:right w:val="single" w:color="CCCCCC" w:sz="6" w:space="0"/>
-            </w:tcBorders>
-            <w:shd w:val="clear" w:color="auto" w:fill="auto"/>
-            <w:tcMar>
-              <w:top w:w="120" w:type="dxa"/>
-              <w:left w:w="120" w:type="dxa"/>
-              <w:bottom w:w="120" w:type="dxa"/>
-              <w:right w:w="120" w:type="dxa"/>
-            </w:tcMar>
-            <w:vAlign w:val="center"/>
-          </w:tcPr>
-          <w:p>
-            <w:pPr>
-              <w:keepNext w:val="0"/>
-              <w:keepLines w:val="0"/>
-              <w:widowControl/>
-              <w:suppressLineNumbers w:val="0"/>
-              <w:jc w:val="left"/>
-            </w:pPr>
-            <w:r>
-              <w:rPr>
-                <w:rFonts w:ascii="宋体" w:hAnsi="宋体" w:eastAsia="宋体" w:cs="宋体"/>
-                <w:kern w:val="0"/>
-                <w:sz w:val="24"/>
-                <w:szCs w:val="24"/>
-                <w:lang w:val="en-US" w:eastAsia="zh-CN" w:bidi="ar"/>
-              </w:rPr>
-              <w:t>紧凑对话、轻快剧情</w:t>
-            </w:r>
-          </w:p>
-        </w:tc>
-      </w:tr>
-      <w:tr>
-        <w:tblPrEx>
-          <w:tblBorders>
-            <w:top w:val="none" w:color="auto" w:sz="0" w:space="0"/>
-            <w:left w:val="none" w:color="auto" w:sz="0" w:space="0"/>
-            <w:bottom w:val="none" w:color="auto" w:sz="0" w:space="0"/>
-            <w:right w:val="none" w:color="auto" w:sz="0" w:space="0"/>
-            <w:insideH w:val="none" w:color="auto" w:sz="0" w:space="0"/>
-            <w:insideV w:val="none" w:color="auto" w:sz="0" w:space="0"/>
-          </w:tblBorders>
-          <w:shd w:val="clear" w:color="auto" w:fill="auto"/>
           <w:tblCellMar>
             <w:top w:w="15" w:type="dxa"/>
             <w:left w:w="15" w:type="dxa"/>
@@ -8682,7 +8466,7 @@
                     </pic:cNvPicPr>
                   </pic:nvPicPr>
                   <pic:blipFill>
-                    <a:blip r:embed="rId14"/>
+                    <a:blip r:embed="rId13"/>
                     <a:stretch>
                       <a:fillRect/>
                     </a:stretch>
@@ -8711,7 +8495,7 @@
         <w:widowControl/>
         <w:numPr>
           <w:ilvl w:val="0"/>
-          <w:numId w:val="8"/>
+          <w:numId w:val="7"/>
         </w:numPr>
         <w:suppressLineNumbers w:val="0"/>
         <w:ind w:leftChars="0" w:right="0" w:rightChars="0"/>
@@ -8746,7 +8530,7 @@
         <w:widowControl/>
         <w:numPr>
           <w:ilvl w:val="0"/>
-          <w:numId w:val="8"/>
+          <w:numId w:val="7"/>
         </w:numPr>
         <w:suppressLineNumbers w:val="0"/>
         <w:ind w:leftChars="0" w:right="0" w:rightChars="0"/>
@@ -8781,7 +8565,7 @@
         <w:widowControl/>
         <w:numPr>
           <w:ilvl w:val="0"/>
-          <w:numId w:val="8"/>
+          <w:numId w:val="7"/>
         </w:numPr>
         <w:suppressLineNumbers w:val="0"/>
         <w:ind w:leftChars="0" w:right="0" w:rightChars="0"/>
@@ -8816,7 +8600,7 @@
         <w:widowControl/>
         <w:numPr>
           <w:ilvl w:val="0"/>
-          <w:numId w:val="8"/>
+          <w:numId w:val="7"/>
         </w:numPr>
         <w:suppressLineNumbers w:val="0"/>
         <w:ind w:leftChars="0" w:right="0" w:rightChars="0"/>
@@ -8851,7 +8635,7 @@
         <w:widowControl/>
         <w:numPr>
           <w:ilvl w:val="0"/>
-          <w:numId w:val="8"/>
+          <w:numId w:val="7"/>
         </w:numPr>
         <w:suppressLineNumbers w:val="0"/>
         <w:ind w:leftChars="0" w:right="0" w:rightChars="0"/>
@@ -8886,7 +8670,7 @@
         <w:widowControl/>
         <w:numPr>
           <w:ilvl w:val="0"/>
-          <w:numId w:val="8"/>
+          <w:numId w:val="7"/>
         </w:numPr>
         <w:suppressLineNumbers w:val="0"/>
         <w:ind w:leftChars="0" w:right="0" w:rightChars="0"/>
@@ -8960,46 +8744,21 @@
     </w:p>
     <w:p>
       <w:pPr>
-        <w:pStyle w:val="5"/>
-        <w:keepNext w:val="0"/>
-        <w:keepLines w:val="0"/>
-        <w:widowControl/>
+        <w:pStyle w:val="3"/>
         <w:numPr>
           <w:ilvl w:val="0"/>
-          <w:numId w:val="9"/>
+          <w:numId w:val="8"/>
         </w:numPr>
-        <w:suppressLineNumbers w:val="0"/>
+        <w:bidi w:val="0"/>
         <w:rPr>
           <w:rFonts w:hint="default"/>
-          <w:b/>
-          <w:bCs/>
-          <w:color w:val="000000" w:themeColor="text1"/>
-          <w:sz w:val="32"/>
-          <w:szCs w:val="32"/>
-          <w:highlight w:val="none"/>
-          <w:lang w:val="en-US" w:eastAsia="zh-CN"/>
-          <w14:textFill>
-            <w14:solidFill>
-              <w14:schemeClr w14:val="tx1"/>
-            </w14:solidFill>
-          </w14:textFill>
+          <w:lang w:val="en-US" w:eastAsia="zh-CN"/>
         </w:rPr>
       </w:pPr>
       <w:r>
         <w:rPr>
           <w:rFonts w:hint="eastAsia"/>
-          <w:b/>
-          <w:bCs/>
-          <w:color w:val="000000" w:themeColor="text1"/>
-          <w:sz w:val="32"/>
-          <w:szCs w:val="32"/>
-          <w:highlight w:val="none"/>
-          <w:lang w:val="en-US" w:eastAsia="zh-CN"/>
-          <w14:textFill>
-            <w14:solidFill>
-              <w14:schemeClr w14:val="tx1"/>
-            </w14:solidFill>
-          </w14:textFill>
+          <w:lang w:val="en-US" w:eastAsia="zh-CN"/>
         </w:rPr>
         <w:t>玩家名字设置界面</w:t>
       </w:r>
@@ -9060,7 +8819,7 @@
                     </pic:cNvPicPr>
                   </pic:nvPicPr>
                   <pic:blipFill>
-                    <a:blip r:embed="rId15"/>
+                    <a:blip r:embed="rId14"/>
                     <a:stretch>
                       <a:fillRect/>
                     </a:stretch>
@@ -9101,7 +8860,7 @@
         <w:widowControl/>
         <w:numPr>
           <w:ilvl w:val="0"/>
-          <w:numId w:val="10"/>
+          <w:numId w:val="9"/>
         </w:numPr>
         <w:suppressLineNumbers w:val="0"/>
         <w:ind w:right="0" w:rightChars="0"/>
@@ -9125,7 +8884,7 @@
           <w:szCs w:val="28"/>
           <w:lang w:val="en-US" w:eastAsia="zh-CN"/>
         </w:rPr>
-        <w:t>输入框，默认提示词为“林云熹”，玩家点击时可对文本进行修改，姓氏无法修改，可输入文字上限为3，下限为1；</w:t>
+        <w:t>输入框，默认“可输入1-4个字”，玩家点击时可对文本进行修改，可输入文字上限为4，下限为1；</w:t>
       </w:r>
     </w:p>
     <w:p>
@@ -9136,42 +8895,7 @@
         <w:widowControl/>
         <w:numPr>
           <w:ilvl w:val="0"/>
-          <w:numId w:val="10"/>
-        </w:numPr>
-        <w:suppressLineNumbers w:val="0"/>
-        <w:ind w:right="0" w:rightChars="0"/>
-        <w:rPr>
-          <w:rStyle w:val="10"/>
-          <w:rFonts w:hint="default" w:ascii="Times New Roman" w:hAnsi="Times New Roman" w:eastAsia="宋体" w:cs="Times New Roman"/>
-          <w:i w:val="0"/>
-          <w:iCs/>
-          <w:sz w:val="28"/>
-          <w:szCs w:val="28"/>
-          <w:lang w:val="en-US" w:eastAsia="zh-CN"/>
-        </w:rPr>
-      </w:pPr>
-      <w:r>
-        <w:rPr>
-          <w:rStyle w:val="10"/>
-          <w:rFonts w:hint="eastAsia" w:ascii="Times New Roman" w:hAnsi="Times New Roman" w:eastAsia="宋体" w:cs="Times New Roman"/>
-          <w:i w:val="0"/>
-          <w:iCs/>
-          <w:sz w:val="28"/>
-          <w:szCs w:val="28"/>
-          <w:lang w:val="en-US" w:eastAsia="zh-CN"/>
-        </w:rPr>
-        <w:t>文本显示，“*不输入时使用默认名称”；</w:t>
-      </w:r>
-    </w:p>
-    <w:p>
-      <w:pPr>
-        <w:pStyle w:val="5"/>
-        <w:keepNext w:val="0"/>
-        <w:keepLines w:val="0"/>
-        <w:widowControl/>
-        <w:numPr>
-          <w:ilvl w:val="0"/>
-          <w:numId w:val="10"/>
+          <w:numId w:val="9"/>
         </w:numPr>
         <w:suppressLineNumbers w:val="0"/>
         <w:ind w:right="0" w:rightChars="0"/>
@@ -9248,7 +8972,7 @@
                     </pic:cNvPicPr>
                   </pic:nvPicPr>
                   <pic:blipFill>
-                    <a:blip r:embed="rId16"/>
+                    <a:blip r:embed="rId15"/>
                     <a:stretch>
                       <a:fillRect/>
                     </a:stretch>
@@ -9277,7 +9001,7 @@
         <w:widowControl/>
         <w:numPr>
           <w:ilvl w:val="0"/>
-          <w:numId w:val="10"/>
+          <w:numId w:val="9"/>
         </w:numPr>
         <w:suppressLineNumbers w:val="0"/>
         <w:ind w:left="0" w:leftChars="0" w:right="0" w:rightChars="0" w:firstLine="0" w:firstLineChars="0"/>
@@ -9312,7 +9036,7 @@
         <w:widowControl/>
         <w:numPr>
           <w:ilvl w:val="0"/>
-          <w:numId w:val="10"/>
+          <w:numId w:val="9"/>
         </w:numPr>
         <w:suppressLineNumbers w:val="0"/>
         <w:ind w:left="0" w:leftChars="0" w:right="0" w:rightChars="0" w:firstLine="0" w:firstLineChars="0"/>
@@ -9347,7 +9071,7 @@
         <w:widowControl/>
         <w:numPr>
           <w:ilvl w:val="0"/>
-          <w:numId w:val="10"/>
+          <w:numId w:val="9"/>
         </w:numPr>
         <w:suppressLineNumbers w:val="0"/>
         <w:ind w:left="0" w:leftChars="0" w:right="0" w:rightChars="0" w:firstLine="0" w:firstLineChars="0"/>
@@ -9379,57 +9103,21 @@
         <w:pStyle w:val="3"/>
         <w:bidi w:val="0"/>
         <w:rPr>
-          <w:rFonts w:hint="default" w:asciiTheme="minorHAnsi" w:hAnsiTheme="minorHAnsi" w:eastAsiaTheme="minorEastAsia" w:cstheme="minorBidi"/>
-          <w:b/>
-          <w:bCs/>
-          <w:color w:val="000000" w:themeColor="text1"/>
-          <w:kern w:val="0"/>
-          <w:sz w:val="32"/>
-          <w:szCs w:val="32"/>
-          <w:highlight w:val="none"/>
-          <w:lang w:val="en-US" w:eastAsia="zh-CN" w:bidi="ar"/>
-          <w14:textFill>
-            <w14:solidFill>
-              <w14:schemeClr w14:val="tx1"/>
-            </w14:solidFill>
-          </w14:textFill>
-        </w:rPr>
-      </w:pPr>
-      <w:r>
-        <w:rPr>
-          <w:rFonts w:hint="eastAsia" w:asciiTheme="minorHAnsi" w:hAnsiTheme="minorHAnsi" w:eastAsiaTheme="minorEastAsia" w:cstheme="minorBidi"/>
-          <w:b/>
-          <w:bCs/>
-          <w:color w:val="000000" w:themeColor="text1"/>
-          <w:kern w:val="0"/>
-          <w:sz w:val="32"/>
-          <w:szCs w:val="32"/>
-          <w:highlight w:val="none"/>
-          <w:lang w:val="en-US" w:eastAsia="zh-CN" w:bidi="ar"/>
-          <w14:textFill>
-            <w14:solidFill>
-              <w14:schemeClr w14:val="tx1"/>
-            </w14:solidFill>
-          </w14:textFill>
+          <w:rFonts w:hint="default"/>
+          <w:lang w:val="en-US" w:eastAsia="zh-CN"/>
+        </w:rPr>
+      </w:pPr>
+      <w:r>
+        <w:rPr>
+          <w:rFonts w:hint="eastAsia"/>
+          <w:lang w:val="en-US" w:eastAsia="zh-CN"/>
         </w:rPr>
         <w:t>9.</w:t>
       </w:r>
       <w:r>
         <w:rPr>
-          <w:rFonts w:hint="default" w:asciiTheme="minorHAnsi" w:hAnsiTheme="minorHAnsi" w:eastAsiaTheme="minorEastAsia" w:cstheme="minorBidi"/>
-          <w:b/>
-          <w:bCs/>
-          <w:color w:val="000000" w:themeColor="text1"/>
-          <w:kern w:val="0"/>
-          <w:sz w:val="32"/>
-          <w:szCs w:val="32"/>
-          <w:highlight w:val="none"/>
-          <w:lang w:val="en-US" w:eastAsia="zh-CN" w:bidi="ar"/>
-          <w14:textFill>
-            <w14:solidFill>
-              <w14:schemeClr w14:val="tx1"/>
-            </w14:solidFill>
-          </w14:textFill>
+          <w:rFonts w:hint="default"/>
+          <w:lang w:val="en-US" w:eastAsia="zh-CN"/>
         </w:rPr>
         <w:t>核心玩法与事件系统</w:t>
       </w:r>
@@ -9549,9 +9237,8 @@
           <w:highlight w:val="yellow"/>
           <w:lang w:val="en-US" w:eastAsia="zh-CN"/>
         </w:rPr>
-        <w:t>行动点</w:t>
-      </w:r>
-      <w:bookmarkStart w:id="0" w:name="_GoBack"/>
+        <w:t>行动点(Action Points, AP)</w:t>
+      </w:r>
       <w:r>
         <w:rPr>
           <w:rStyle w:val="10"/>
@@ -9560,10 +9247,45 @@
           <w:iCs/>
           <w:sz w:val="28"/>
           <w:szCs w:val="28"/>
+          <w:lang w:val="en-US" w:eastAsia="zh-CN"/>
+        </w:rPr>
+        <w:t>：玩家执行各类事件的核心资源。初始默认发放10点。</w:t>
+      </w:r>
+    </w:p>
+    <w:p>
+      <w:pPr>
+        <w:pStyle w:val="5"/>
+        <w:keepNext w:val="0"/>
+        <w:keepLines w:val="0"/>
+        <w:widowControl/>
+        <w:numPr>
+          <w:ilvl w:val="0"/>
+          <w:numId w:val="0"/>
+        </w:numPr>
+        <w:suppressLineNumbers w:val="0"/>
+        <w:ind w:right="0" w:rightChars="0" w:firstLine="560" w:firstLineChars="200"/>
+        <w:rPr>
+          <w:rStyle w:val="10"/>
+          <w:rFonts w:hint="default" w:ascii="Times New Roman" w:hAnsi="Times New Roman" w:eastAsia="宋体" w:cs="Times New Roman"/>
+          <w:i w:val="0"/>
+          <w:iCs/>
+          <w:sz w:val="28"/>
+          <w:szCs w:val="28"/>
+          <w:lang w:val="en-US" w:eastAsia="zh-CN"/>
+        </w:rPr>
+      </w:pPr>
+      <w:r>
+        <w:rPr>
+          <w:rStyle w:val="10"/>
+          <w:rFonts w:hint="default" w:ascii="Times New Roman" w:hAnsi="Times New Roman" w:eastAsia="宋体" w:cs="Times New Roman"/>
+          <w:i w:val="0"/>
+          <w:iCs/>
+          <w:sz w:val="28"/>
+          <w:szCs w:val="28"/>
           <w:highlight w:val="yellow"/>
           <w:lang w:val="en-US" w:eastAsia="zh-CN"/>
         </w:rPr>
-        <w:t>(Action Points, AP)</w:t>
+        <w:t>周目奖励联动</w:t>
       </w:r>
       <w:r>
         <w:rPr>
@@ -9575,20 +9297,7 @@
           <w:szCs w:val="28"/>
           <w:lang w:val="en-US" w:eastAsia="zh-CN"/>
         </w:rPr>
-        <w:t>：</w:t>
-      </w:r>
-      <w:bookmarkEnd w:id="0"/>
-      <w:r>
-        <w:rPr>
-          <w:rStyle w:val="10"/>
-          <w:rFonts w:hint="default" w:ascii="Times New Roman" w:hAnsi="Times New Roman" w:eastAsia="宋体" w:cs="Times New Roman"/>
-          <w:i w:val="0"/>
-          <w:iCs/>
-          <w:sz w:val="28"/>
-          <w:szCs w:val="28"/>
-          <w:lang w:val="en-US" w:eastAsia="zh-CN"/>
-        </w:rPr>
-        <w:t>玩家执行各类事件的核心资源。初始默认发放10点。</w:t>
+        <w:t>：完成常规结局后，系统将激活多周目奖励（联动【系统6：结局查看】），使玩家在开启新周目时，初始行动点永久增加1点。</w:t>
       </w:r>
     </w:p>
     <w:p>
@@ -9613,6 +9322,30 @@
           <w:lang w:val="en-US" w:eastAsia="zh-CN"/>
         </w:rPr>
       </w:pPr>
+      <w:r>
+        <w:rPr>
+          <w:rStyle w:val="9"/>
+          <w:rFonts w:hint="eastAsia" w:cs="Times New Roman"/>
+          <w:bCs/>
+          <w:kern w:val="0"/>
+          <w:sz w:val="30"/>
+          <w:szCs w:val="30"/>
+          <w:lang w:val="en-US" w:eastAsia="zh-CN" w:bidi="ar"/>
+        </w:rPr>
+        <w:t>9.2</w:t>
+      </w:r>
+      <w:r>
+        <w:rPr>
+          <w:rStyle w:val="9"/>
+          <w:rFonts w:hint="default" w:cs="Times New Roman"/>
+          <w:bCs/>
+          <w:kern w:val="0"/>
+          <w:sz w:val="30"/>
+          <w:szCs w:val="30"/>
+          <w:lang w:val="en-US" w:eastAsia="zh-CN" w:bidi="ar"/>
+        </w:rPr>
+        <w:t>男主特殊事件</w:t>
+      </w:r>
     </w:p>
     <w:p>
       <w:pPr>
@@ -9644,10 +9377,21 @@
           <w:iCs/>
           <w:sz w:val="28"/>
           <w:szCs w:val="28"/>
-          <w:highlight w:val="yellow"/>
-          <w:lang w:val="en-US" w:eastAsia="zh-CN"/>
-        </w:rPr>
-        <w:t>基础三值属性</w:t>
+          <w:lang w:val="en-US" w:eastAsia="zh-CN"/>
+        </w:rPr>
+        <w:t>游戏共包含5个男主专属事件线</w:t>
+      </w:r>
+      <w:r>
+        <w:rPr>
+          <w:rStyle w:val="10"/>
+          <w:rFonts w:hint="eastAsia" w:ascii="Times New Roman" w:hAnsi="Times New Roman" w:eastAsia="宋体" w:cs="Times New Roman"/>
+          <w:i w:val="0"/>
+          <w:iCs/>
+          <w:sz w:val="28"/>
+          <w:szCs w:val="28"/>
+          <w:lang w:val="en-US" w:eastAsia="zh-CN"/>
+        </w:rPr>
+        <w:t>，</w:t>
       </w:r>
       <w:r>
         <w:rPr>
@@ -9659,7 +9403,7 @@
           <w:szCs w:val="28"/>
           <w:lang w:val="en-US" w:eastAsia="zh-CN"/>
         </w:rPr>
-        <w:t>：包含魅力值、理智值、灵感值。通过探索“常规事件”获取并积累。</w:t>
+        <w:t>进入这些特殊事件需要同时满足严格的三个前置条件：</w:t>
       </w:r>
     </w:p>
     <w:p>
@@ -9686,6 +9430,100 @@
       </w:pPr>
       <w:r>
         <w:rPr>
+          <w:rStyle w:val="10"/>
+          <w:rFonts w:hint="eastAsia" w:ascii="Times New Roman" w:hAnsi="Times New Roman" w:eastAsia="宋体" w:cs="Times New Roman"/>
+          <w:i w:val="0"/>
+          <w:iCs/>
+          <w:sz w:val="28"/>
+          <w:szCs w:val="28"/>
+          <w:lang w:val="en-US" w:eastAsia="zh-CN"/>
+        </w:rPr>
+        <w:t>（1）</w:t>
+      </w:r>
+      <w:r>
+        <w:rPr>
+          <w:rStyle w:val="10"/>
+          <w:rFonts w:hint="default" w:ascii="Times New Roman" w:hAnsi="Times New Roman" w:eastAsia="宋体" w:cs="Times New Roman"/>
+          <w:i w:val="0"/>
+          <w:iCs/>
+          <w:sz w:val="28"/>
+          <w:szCs w:val="28"/>
+          <w:lang w:val="en-US" w:eastAsia="zh-CN"/>
+        </w:rPr>
+        <w:t>前置事件约束：如果当前特殊事件存在逻辑上的前置事件，必须先将其完成。</w:t>
+      </w:r>
+    </w:p>
+    <w:p>
+      <w:pPr>
+        <w:pStyle w:val="5"/>
+        <w:keepNext w:val="0"/>
+        <w:keepLines w:val="0"/>
+        <w:widowControl/>
+        <w:numPr>
+          <w:ilvl w:val="0"/>
+          <w:numId w:val="0"/>
+        </w:numPr>
+        <w:suppressLineNumbers w:val="0"/>
+        <w:ind w:leftChars="0" w:right="0" w:rightChars="0"/>
+        <w:rPr>
+          <w:rStyle w:val="10"/>
+          <w:rFonts w:hint="default" w:ascii="Times New Roman" w:hAnsi="Times New Roman" w:eastAsia="宋体" w:cs="Times New Roman"/>
+          <w:i w:val="0"/>
+          <w:iCs/>
+          <w:sz w:val="28"/>
+          <w:szCs w:val="28"/>
+          <w:lang w:val="en-US" w:eastAsia="zh-CN"/>
+        </w:rPr>
+      </w:pPr>
+      <w:r>
+        <w:rPr>
+          <w:rStyle w:val="10"/>
+          <w:rFonts w:hint="eastAsia" w:ascii="Times New Roman" w:hAnsi="Times New Roman" w:eastAsia="宋体" w:cs="Times New Roman"/>
+          <w:i w:val="0"/>
+          <w:iCs/>
+          <w:sz w:val="28"/>
+          <w:szCs w:val="28"/>
+          <w:lang w:val="en-US" w:eastAsia="zh-CN"/>
+        </w:rPr>
+        <w:t>（2）</w:t>
+      </w:r>
+      <w:r>
+        <w:rPr>
+          <w:rStyle w:val="10"/>
+          <w:rFonts w:hint="default" w:ascii="Times New Roman" w:hAnsi="Times New Roman" w:eastAsia="宋体" w:cs="Times New Roman"/>
+          <w:i w:val="0"/>
+          <w:iCs/>
+          <w:sz w:val="28"/>
+          <w:szCs w:val="28"/>
+          <w:lang w:val="en-US" w:eastAsia="zh-CN"/>
+        </w:rPr>
+        <w:t>资源约束：玩家当前必须拥有足够消耗的行动点（AP）。</w:t>
+      </w:r>
+    </w:p>
+    <w:p>
+      <w:pPr>
+        <w:pStyle w:val="5"/>
+        <w:keepNext w:val="0"/>
+        <w:keepLines w:val="0"/>
+        <w:widowControl/>
+        <w:numPr>
+          <w:ilvl w:val="0"/>
+          <w:numId w:val="0"/>
+        </w:numPr>
+        <w:suppressLineNumbers w:val="0"/>
+        <w:ind w:leftChars="0" w:right="0" w:rightChars="0"/>
+        <w:rPr>
+          <w:rStyle w:val="10"/>
+          <w:rFonts w:hint="default" w:ascii="Times New Roman" w:hAnsi="Times New Roman" w:eastAsia="宋体" w:cs="Times New Roman"/>
+          <w:i w:val="0"/>
+          <w:iCs/>
+          <w:sz w:val="28"/>
+          <w:szCs w:val="28"/>
+          <w:lang w:val="en-US" w:eastAsia="zh-CN"/>
+        </w:rPr>
+      </w:pPr>
+      <w:r>
+        <w:rPr>
           <w:rStyle w:val="9"/>
           <w:rFonts w:hint="eastAsia" w:cs="Times New Roman"/>
           <w:bCs/>
@@ -9694,7 +9532,7 @@
           <w:szCs w:val="30"/>
           <w:lang w:val="en-US" w:eastAsia="zh-CN" w:bidi="ar"/>
         </w:rPr>
-        <w:t>9.2</w:t>
+        <w:t>9.3</w:t>
       </w:r>
       <w:r>
         <w:rPr>
@@ -9706,7 +9544,7 @@
           <w:szCs w:val="30"/>
           <w:lang w:val="en-US" w:eastAsia="zh-CN" w:bidi="ar"/>
         </w:rPr>
-        <w:t>常规事件与常规结局</w:t>
+        <w:t>事件奖励与资源循环：</w:t>
       </w:r>
     </w:p>
     <w:p>
@@ -9739,10 +9577,21 @@
           <w:iCs/>
           <w:sz w:val="28"/>
           <w:szCs w:val="28"/>
-          <w:highlight w:val="yellow"/>
-          <w:lang w:val="en-US" w:eastAsia="zh-CN"/>
-        </w:rPr>
-        <w:t>事件执行</w:t>
+          <w:lang w:val="en-US" w:eastAsia="zh-CN"/>
+        </w:rPr>
+        <w:t>当玩家成功完成某一位男主的完整一条特殊事件线，并成功获取对应的</w:t>
+      </w:r>
+      <w:r>
+        <w:rPr>
+          <w:rStyle w:val="10"/>
+          <w:rFonts w:hint="eastAsia" w:ascii="Times New Roman" w:hAnsi="Times New Roman" w:eastAsia="宋体" w:cs="Times New Roman"/>
+          <w:i w:val="0"/>
+          <w:iCs/>
+          <w:sz w:val="28"/>
+          <w:szCs w:val="28"/>
+          <w:lang w:val="en-US" w:eastAsia="zh-CN"/>
+        </w:rPr>
+        <w:t>“</w:t>
       </w:r>
       <w:r>
         <w:rPr>
@@ -9754,21 +9603,21 @@
           <w:szCs w:val="28"/>
           <w:lang w:val="en-US" w:eastAsia="zh-CN"/>
         </w:rPr>
-        <w:t>：玩家消耗行动点进入常规事件，完成后获得对应的三值属性（魅力/理智/灵感）提升。</w:t>
-      </w:r>
-    </w:p>
-    <w:p>
-      <w:pPr>
-        <w:pStyle w:val="5"/>
-        <w:keepNext w:val="0"/>
-        <w:keepLines w:val="0"/>
-        <w:widowControl/>
-        <w:numPr>
-          <w:ilvl w:val="0"/>
-          <w:numId w:val="0"/>
-        </w:numPr>
-        <w:suppressLineNumbers w:val="0"/>
-        <w:ind w:right="0" w:rightChars="0" w:firstLine="560" w:firstLineChars="200"/>
+        <w:t>约定</w:t>
+      </w:r>
+      <w:r>
+        <w:rPr>
+          <w:rStyle w:val="10"/>
+          <w:rFonts w:hint="eastAsia" w:ascii="Times New Roman" w:hAnsi="Times New Roman" w:eastAsia="宋体" w:cs="Times New Roman"/>
+          <w:i w:val="0"/>
+          <w:iCs/>
+          <w:sz w:val="28"/>
+          <w:szCs w:val="28"/>
+          <w:lang w:val="en-US" w:eastAsia="zh-CN"/>
+        </w:rPr>
+        <w:t>”</w:t>
+      </w:r>
+      <w:r>
         <w:rPr>
           <w:rStyle w:val="10"/>
           <w:rFonts w:hint="default" w:ascii="Times New Roman" w:hAnsi="Times New Roman" w:eastAsia="宋体" w:cs="Times New Roman"/>
@@ -9778,44 +9627,7 @@
           <w:szCs w:val="28"/>
           <w:lang w:val="en-US" w:eastAsia="zh-CN"/>
         </w:rPr>
-      </w:pPr>
-      <w:r>
-        <w:rPr>
-          <w:rStyle w:val="10"/>
-          <w:rFonts w:hint="default" w:ascii="Times New Roman" w:hAnsi="Times New Roman" w:eastAsia="宋体" w:cs="Times New Roman"/>
-          <w:i w:val="0"/>
-          <w:iCs/>
-          <w:sz w:val="28"/>
-          <w:szCs w:val="28"/>
-          <w:highlight w:val="yellow"/>
-          <w:lang w:val="en-US" w:eastAsia="zh-CN"/>
-        </w:rPr>
-        <w:t>常规结局触发</w:t>
-      </w:r>
-      <w:r>
-        <w:rPr>
-          <w:rStyle w:val="10"/>
-          <w:rFonts w:hint="default" w:ascii="Times New Roman" w:hAnsi="Times New Roman" w:eastAsia="宋体" w:cs="Times New Roman"/>
-          <w:i w:val="0"/>
-          <w:iCs/>
-          <w:sz w:val="28"/>
-          <w:szCs w:val="28"/>
-          <w:highlight w:val="none"/>
-          <w:lang w:val="en-US" w:eastAsia="zh-CN"/>
-        </w:rPr>
-        <w:t>：</w:t>
-      </w:r>
-      <w:r>
-        <w:rPr>
-          <w:rStyle w:val="10"/>
-          <w:rFonts w:hint="default" w:ascii="Times New Roman" w:hAnsi="Times New Roman" w:eastAsia="宋体" w:cs="Times New Roman"/>
-          <w:i w:val="0"/>
-          <w:iCs/>
-          <w:sz w:val="28"/>
-          <w:szCs w:val="28"/>
-          <w:lang w:val="en-US" w:eastAsia="zh-CN"/>
-        </w:rPr>
-        <w:t>当常规属性（三值）累积达到满数值门槛时，触发特定的“常规结局”。</w:t>
+        <w:t>（联动【系统2：约定系统】）后，系统将立即返还3点行动点。</w:t>
       </w:r>
     </w:p>
     <w:p>
@@ -9831,439 +9643,6 @@
         <w:suppressLineNumbers w:val="0"/>
         <w:ind w:leftChars="0" w:right="0" w:rightChars="0" w:firstLine="560" w:firstLineChars="200"/>
         <w:rPr>
-          <w:rStyle w:val="10"/>
-          <w:rFonts w:hint="default" w:ascii="Times New Roman" w:hAnsi="Times New Roman" w:eastAsia="宋体" w:cs="Times New Roman"/>
-          <w:i w:val="0"/>
-          <w:iCs/>
-          <w:sz w:val="28"/>
-          <w:szCs w:val="28"/>
-          <w:lang w:val="en-US" w:eastAsia="zh-CN"/>
-        </w:rPr>
-      </w:pPr>
-      <w:r>
-        <w:rPr>
-          <w:rStyle w:val="10"/>
-          <w:rFonts w:hint="default" w:ascii="Times New Roman" w:hAnsi="Times New Roman" w:eastAsia="宋体" w:cs="Times New Roman"/>
-          <w:i w:val="0"/>
-          <w:iCs/>
-          <w:sz w:val="28"/>
-          <w:szCs w:val="28"/>
-          <w:highlight w:val="yellow"/>
-          <w:lang w:val="en-US" w:eastAsia="zh-CN"/>
-        </w:rPr>
-        <w:t>周目奖励联动</w:t>
-      </w:r>
-      <w:r>
-        <w:rPr>
-          <w:rStyle w:val="10"/>
-          <w:rFonts w:hint="default" w:ascii="Times New Roman" w:hAnsi="Times New Roman" w:eastAsia="宋体" w:cs="Times New Roman"/>
-          <w:i w:val="0"/>
-          <w:iCs/>
-          <w:sz w:val="28"/>
-          <w:szCs w:val="28"/>
-          <w:lang w:val="en-US" w:eastAsia="zh-CN"/>
-        </w:rPr>
-        <w:t>：完成常规结局后，系统将激活多周目奖励（联动【系统6：结局查看】），使玩家在开启新周目时，初始行动点永久增加1点。</w:t>
-      </w:r>
-    </w:p>
-    <w:p>
-      <w:pPr>
-        <w:pStyle w:val="5"/>
-        <w:keepNext w:val="0"/>
-        <w:keepLines w:val="0"/>
-        <w:widowControl/>
-        <w:numPr>
-          <w:ilvl w:val="0"/>
-          <w:numId w:val="0"/>
-        </w:numPr>
-        <w:suppressLineNumbers w:val="0"/>
-        <w:ind w:leftChars="0" w:right="0" w:rightChars="0"/>
-        <w:rPr>
-          <w:rStyle w:val="10"/>
-          <w:rFonts w:hint="default" w:ascii="Times New Roman" w:hAnsi="Times New Roman" w:eastAsia="宋体" w:cs="Times New Roman"/>
-          <w:i w:val="0"/>
-          <w:iCs/>
-          <w:sz w:val="28"/>
-          <w:szCs w:val="28"/>
-          <w:lang w:val="en-US" w:eastAsia="zh-CN"/>
-        </w:rPr>
-      </w:pPr>
-      <w:r>
-        <w:rPr>
-          <w:rStyle w:val="9"/>
-          <w:rFonts w:hint="eastAsia" w:cs="Times New Roman"/>
-          <w:bCs/>
-          <w:kern w:val="0"/>
-          <w:sz w:val="30"/>
-          <w:szCs w:val="30"/>
-          <w:lang w:val="en-US" w:eastAsia="zh-CN" w:bidi="ar"/>
-        </w:rPr>
-        <w:t>9.3</w:t>
-      </w:r>
-      <w:r>
-        <w:rPr>
-          <w:rStyle w:val="9"/>
-          <w:rFonts w:hint="default" w:cs="Times New Roman"/>
-          <w:bCs/>
-          <w:kern w:val="0"/>
-          <w:sz w:val="30"/>
-          <w:szCs w:val="30"/>
-          <w:lang w:val="en-US" w:eastAsia="zh-CN" w:bidi="ar"/>
-        </w:rPr>
-        <w:t>男主特殊事件</w:t>
-      </w:r>
-    </w:p>
-    <w:p>
-      <w:pPr>
-        <w:pStyle w:val="5"/>
-        <w:keepNext w:val="0"/>
-        <w:keepLines w:val="0"/>
-        <w:widowControl/>
-        <w:numPr>
-          <w:ilvl w:val="0"/>
-          <w:numId w:val="0"/>
-        </w:numPr>
-        <w:suppressLineNumbers w:val="0"/>
-        <w:ind w:leftChars="0" w:right="0" w:rightChars="0" w:firstLine="560" w:firstLineChars="200"/>
-        <w:rPr>
-          <w:rStyle w:val="10"/>
-          <w:rFonts w:hint="default" w:ascii="Times New Roman" w:hAnsi="Times New Roman" w:eastAsia="宋体" w:cs="Times New Roman"/>
-          <w:i w:val="0"/>
-          <w:iCs/>
-          <w:sz w:val="28"/>
-          <w:szCs w:val="28"/>
-          <w:lang w:val="en-US" w:eastAsia="zh-CN"/>
-        </w:rPr>
-      </w:pPr>
-      <w:r>
-        <w:rPr>
-          <w:rStyle w:val="10"/>
-          <w:rFonts w:hint="default" w:ascii="Times New Roman" w:hAnsi="Times New Roman" w:eastAsia="宋体" w:cs="Times New Roman"/>
-          <w:i w:val="0"/>
-          <w:iCs/>
-          <w:sz w:val="28"/>
-          <w:szCs w:val="28"/>
-          <w:lang w:val="en-US" w:eastAsia="zh-CN"/>
-        </w:rPr>
-        <w:t>游戏共包含 5个男主专属事件线</w:t>
-      </w:r>
-      <w:r>
-        <w:rPr>
-          <w:rStyle w:val="10"/>
-          <w:rFonts w:hint="eastAsia" w:ascii="Times New Roman" w:hAnsi="Times New Roman" w:eastAsia="宋体" w:cs="Times New Roman"/>
-          <w:i w:val="0"/>
-          <w:iCs/>
-          <w:sz w:val="28"/>
-          <w:szCs w:val="28"/>
-          <w:lang w:val="en-US" w:eastAsia="zh-CN"/>
-        </w:rPr>
-        <w:t>，</w:t>
-      </w:r>
-      <w:r>
-        <w:rPr>
-          <w:rStyle w:val="10"/>
-          <w:rFonts w:hint="default" w:ascii="Times New Roman" w:hAnsi="Times New Roman" w:eastAsia="宋体" w:cs="Times New Roman"/>
-          <w:i w:val="0"/>
-          <w:iCs/>
-          <w:sz w:val="28"/>
-          <w:szCs w:val="28"/>
-          <w:lang w:val="en-US" w:eastAsia="zh-CN"/>
-        </w:rPr>
-        <w:t>进入这些特殊事件需要同时满足严格的三个前置条件：</w:t>
-      </w:r>
-    </w:p>
-    <w:p>
-      <w:pPr>
-        <w:pStyle w:val="5"/>
-        <w:keepNext w:val="0"/>
-        <w:keepLines w:val="0"/>
-        <w:widowControl/>
-        <w:numPr>
-          <w:ilvl w:val="0"/>
-          <w:numId w:val="0"/>
-        </w:numPr>
-        <w:suppressLineNumbers w:val="0"/>
-        <w:ind w:leftChars="0" w:right="0" w:rightChars="0"/>
-        <w:rPr>
-          <w:rStyle w:val="10"/>
-          <w:rFonts w:hint="default" w:ascii="Times New Roman" w:hAnsi="Times New Roman" w:eastAsia="宋体" w:cs="Times New Roman"/>
-          <w:i w:val="0"/>
-          <w:iCs/>
-          <w:sz w:val="28"/>
-          <w:szCs w:val="28"/>
-          <w:lang w:val="en-US" w:eastAsia="zh-CN"/>
-        </w:rPr>
-      </w:pPr>
-      <w:r>
-        <w:rPr>
-          <w:rStyle w:val="10"/>
-          <w:rFonts w:hint="eastAsia" w:ascii="Times New Roman" w:hAnsi="Times New Roman" w:eastAsia="宋体" w:cs="Times New Roman"/>
-          <w:i w:val="0"/>
-          <w:iCs/>
-          <w:sz w:val="28"/>
-          <w:szCs w:val="28"/>
-          <w:lang w:val="en-US" w:eastAsia="zh-CN"/>
-        </w:rPr>
-        <w:t>（1）</w:t>
-      </w:r>
-      <w:r>
-        <w:rPr>
-          <w:rStyle w:val="10"/>
-          <w:rFonts w:hint="default" w:ascii="Times New Roman" w:hAnsi="Times New Roman" w:eastAsia="宋体" w:cs="Times New Roman"/>
-          <w:i w:val="0"/>
-          <w:iCs/>
-          <w:sz w:val="28"/>
-          <w:szCs w:val="28"/>
-          <w:lang w:val="en-US" w:eastAsia="zh-CN"/>
-        </w:rPr>
-        <w:t>前置事件约束：如果当前特殊事件存在逻辑上的前置事件，必须先将其完成。</w:t>
-      </w:r>
-    </w:p>
-    <w:p>
-      <w:pPr>
-        <w:pStyle w:val="5"/>
-        <w:keepNext w:val="0"/>
-        <w:keepLines w:val="0"/>
-        <w:widowControl/>
-        <w:numPr>
-          <w:ilvl w:val="0"/>
-          <w:numId w:val="0"/>
-        </w:numPr>
-        <w:suppressLineNumbers w:val="0"/>
-        <w:ind w:leftChars="0" w:right="0" w:rightChars="0"/>
-        <w:rPr>
-          <w:rStyle w:val="10"/>
-          <w:rFonts w:hint="default" w:ascii="Times New Roman" w:hAnsi="Times New Roman" w:eastAsia="宋体" w:cs="Times New Roman"/>
-          <w:i w:val="0"/>
-          <w:iCs/>
-          <w:sz w:val="28"/>
-          <w:szCs w:val="28"/>
-          <w:lang w:val="en-US" w:eastAsia="zh-CN"/>
-        </w:rPr>
-      </w:pPr>
-      <w:r>
-        <w:rPr>
-          <w:rStyle w:val="10"/>
-          <w:rFonts w:hint="eastAsia" w:ascii="Times New Roman" w:hAnsi="Times New Roman" w:eastAsia="宋体" w:cs="Times New Roman"/>
-          <w:i w:val="0"/>
-          <w:iCs/>
-          <w:sz w:val="28"/>
-          <w:szCs w:val="28"/>
-          <w:lang w:val="en-US" w:eastAsia="zh-CN"/>
-        </w:rPr>
-        <w:t>（2）</w:t>
-      </w:r>
-      <w:r>
-        <w:rPr>
-          <w:rStyle w:val="10"/>
-          <w:rFonts w:hint="default" w:ascii="Times New Roman" w:hAnsi="Times New Roman" w:eastAsia="宋体" w:cs="Times New Roman"/>
-          <w:i w:val="0"/>
-          <w:iCs/>
-          <w:sz w:val="28"/>
-          <w:szCs w:val="28"/>
-          <w:lang w:val="en-US" w:eastAsia="zh-CN"/>
-        </w:rPr>
-        <w:t>属性门槛约束：玩家的【魅力值】必须达到该事件配表中规定的特定数额。</w:t>
-      </w:r>
-    </w:p>
-    <w:p>
-      <w:pPr>
-        <w:pStyle w:val="5"/>
-        <w:keepNext w:val="0"/>
-        <w:keepLines w:val="0"/>
-        <w:widowControl/>
-        <w:numPr>
-          <w:ilvl w:val="0"/>
-          <w:numId w:val="0"/>
-        </w:numPr>
-        <w:suppressLineNumbers w:val="0"/>
-        <w:ind w:leftChars="0" w:right="0" w:rightChars="0"/>
-        <w:rPr>
-          <w:rStyle w:val="10"/>
-          <w:rFonts w:hint="default" w:ascii="Times New Roman" w:hAnsi="Times New Roman" w:eastAsia="宋体" w:cs="Times New Roman"/>
-          <w:i w:val="0"/>
-          <w:iCs/>
-          <w:sz w:val="28"/>
-          <w:szCs w:val="28"/>
-          <w:lang w:val="en-US" w:eastAsia="zh-CN"/>
-        </w:rPr>
-      </w:pPr>
-    </w:p>
-    <w:p>
-      <w:pPr>
-        <w:pStyle w:val="5"/>
-        <w:keepNext w:val="0"/>
-        <w:keepLines w:val="0"/>
-        <w:widowControl/>
-        <w:numPr>
-          <w:ilvl w:val="0"/>
-          <w:numId w:val="0"/>
-        </w:numPr>
-        <w:suppressLineNumbers w:val="0"/>
-        <w:ind w:leftChars="0" w:right="0" w:rightChars="0"/>
-        <w:rPr>
-          <w:rStyle w:val="10"/>
-          <w:rFonts w:hint="default" w:ascii="Times New Roman" w:hAnsi="Times New Roman" w:eastAsia="宋体" w:cs="Times New Roman"/>
-          <w:i w:val="0"/>
-          <w:iCs/>
-          <w:sz w:val="28"/>
-          <w:szCs w:val="28"/>
-          <w:lang w:val="en-US" w:eastAsia="zh-CN"/>
-        </w:rPr>
-      </w:pPr>
-      <w:r>
-        <w:rPr>
-          <w:rStyle w:val="10"/>
-          <w:rFonts w:hint="eastAsia" w:ascii="Times New Roman" w:hAnsi="Times New Roman" w:eastAsia="宋体" w:cs="Times New Roman"/>
-          <w:i w:val="0"/>
-          <w:iCs/>
-          <w:sz w:val="28"/>
-          <w:szCs w:val="28"/>
-          <w:lang w:val="en-US" w:eastAsia="zh-CN"/>
-        </w:rPr>
-        <w:t>（3）</w:t>
-      </w:r>
-      <w:r>
-        <w:rPr>
-          <w:rStyle w:val="10"/>
-          <w:rFonts w:hint="default" w:ascii="Times New Roman" w:hAnsi="Times New Roman" w:eastAsia="宋体" w:cs="Times New Roman"/>
-          <w:i w:val="0"/>
-          <w:iCs/>
-          <w:sz w:val="28"/>
-          <w:szCs w:val="28"/>
-          <w:lang w:val="en-US" w:eastAsia="zh-CN"/>
-        </w:rPr>
-        <w:t>资源约束：玩家当前必须拥有足够消耗的行动点（AP）。</w:t>
-      </w:r>
-    </w:p>
-    <w:p>
-      <w:pPr>
-        <w:pStyle w:val="5"/>
-        <w:keepNext w:val="0"/>
-        <w:keepLines w:val="0"/>
-        <w:widowControl/>
-        <w:numPr>
-          <w:ilvl w:val="0"/>
-          <w:numId w:val="0"/>
-        </w:numPr>
-        <w:suppressLineNumbers w:val="0"/>
-        <w:ind w:leftChars="0" w:right="0" w:rightChars="0"/>
-        <w:rPr>
-          <w:rStyle w:val="10"/>
-          <w:rFonts w:hint="default" w:ascii="Times New Roman" w:hAnsi="Times New Roman" w:eastAsia="宋体" w:cs="Times New Roman"/>
-          <w:i w:val="0"/>
-          <w:iCs/>
-          <w:sz w:val="28"/>
-          <w:szCs w:val="28"/>
-          <w:lang w:val="en-US" w:eastAsia="zh-CN"/>
-        </w:rPr>
-      </w:pPr>
-      <w:r>
-        <w:rPr>
-          <w:rStyle w:val="9"/>
-          <w:rFonts w:hint="eastAsia" w:cs="Times New Roman"/>
-          <w:bCs/>
-          <w:kern w:val="0"/>
-          <w:sz w:val="30"/>
-          <w:szCs w:val="30"/>
-          <w:lang w:val="en-US" w:eastAsia="zh-CN" w:bidi="ar"/>
-        </w:rPr>
-        <w:t>9.4</w:t>
-      </w:r>
-      <w:r>
-        <w:rPr>
-          <w:rStyle w:val="9"/>
-          <w:rFonts w:hint="default" w:cs="Times New Roman"/>
-          <w:bCs/>
-          <w:kern w:val="0"/>
-          <w:sz w:val="30"/>
-          <w:szCs w:val="30"/>
-          <w:lang w:val="en-US" w:eastAsia="zh-CN" w:bidi="ar"/>
-        </w:rPr>
-        <w:t>事件奖励与资源循环：</w:t>
-      </w:r>
-    </w:p>
-    <w:p>
-      <w:pPr>
-        <w:pStyle w:val="5"/>
-        <w:keepNext w:val="0"/>
-        <w:keepLines w:val="0"/>
-        <w:widowControl/>
-        <w:numPr>
-          <w:ilvl w:val="0"/>
-          <w:numId w:val="0"/>
-        </w:numPr>
-        <w:suppressLineNumbers w:val="0"/>
-        <w:ind w:leftChars="0" w:right="0" w:rightChars="0" w:firstLine="560" w:firstLineChars="200"/>
-        <w:rPr>
-          <w:rStyle w:val="10"/>
-          <w:rFonts w:hint="default" w:ascii="Times New Roman" w:hAnsi="Times New Roman" w:eastAsia="宋体" w:cs="Times New Roman"/>
-          <w:i w:val="0"/>
-          <w:iCs/>
-          <w:sz w:val="28"/>
-          <w:szCs w:val="28"/>
-          <w:lang w:val="en-US" w:eastAsia="zh-CN"/>
-        </w:rPr>
-      </w:pPr>
-      <w:r>
-        <w:rPr>
-          <w:rStyle w:val="10"/>
-          <w:rFonts w:hint="default" w:ascii="Times New Roman" w:hAnsi="Times New Roman" w:eastAsia="宋体" w:cs="Times New Roman"/>
-          <w:i w:val="0"/>
-          <w:iCs/>
-          <w:sz w:val="28"/>
-          <w:szCs w:val="28"/>
-          <w:lang w:val="en-US" w:eastAsia="zh-CN"/>
-        </w:rPr>
-        <w:t>当玩家成功完成某一位男主的完整一条特殊事件线，并成功获取对应的“约定”（联动【系统2：约定系统】）后，系统将立即返还3点行动点。</w:t>
-      </w:r>
-    </w:p>
-    <w:p>
-      <w:pPr>
-        <w:pStyle w:val="5"/>
-        <w:keepNext w:val="0"/>
-        <w:keepLines w:val="0"/>
-        <w:widowControl/>
-        <w:numPr>
-          <w:ilvl w:val="0"/>
-          <w:numId w:val="0"/>
-        </w:numPr>
-        <w:suppressLineNumbers w:val="0"/>
-        <w:ind w:leftChars="0" w:right="0" w:rightChars="0" w:firstLine="560" w:firstLineChars="200"/>
-        <w:rPr>
-          <w:rStyle w:val="10"/>
-          <w:rFonts w:hint="default" w:ascii="Times New Roman" w:hAnsi="Times New Roman" w:eastAsia="宋体" w:cs="Times New Roman"/>
-          <w:i w:val="0"/>
-          <w:iCs/>
-          <w:sz w:val="28"/>
-          <w:szCs w:val="28"/>
-          <w:lang w:val="en-US" w:eastAsia="zh-CN"/>
-        </w:rPr>
-      </w:pPr>
-      <w:r>
-        <w:rPr>
-          <w:rStyle w:val="10"/>
-          <w:rFonts w:hint="default" w:ascii="Times New Roman" w:hAnsi="Times New Roman" w:eastAsia="宋体" w:cs="Times New Roman"/>
-          <w:i w:val="0"/>
-          <w:iCs/>
-          <w:sz w:val="28"/>
-          <w:szCs w:val="28"/>
-          <w:lang w:val="en-US" w:eastAsia="zh-CN"/>
-        </w:rPr>
-        <w:t>该机制鼓励玩家在消耗AP与获取返还之间寻找策略平衡，以在单局游戏中达成更完美的进度。</w:t>
-      </w:r>
-    </w:p>
-    <w:p>
-      <w:pPr>
-        <w:pStyle w:val="2"/>
-        <w:numPr>
-          <w:ilvl w:val="0"/>
-          <w:numId w:val="0"/>
-        </w:numPr>
-        <w:bidi w:val="0"/>
-        <w:ind w:leftChars="0"/>
-        <w:outlineLvl w:val="0"/>
-        <w:rPr>
           <w:rFonts w:hint="eastAsia" w:asciiTheme="minorHAnsi" w:hAnsiTheme="minorHAnsi" w:eastAsiaTheme="minorEastAsia" w:cstheme="minorBidi"/>
           <w:b/>
           <w:bCs/>
@@ -10280,17 +9659,23 @@
           </w14:textFill>
         </w:rPr>
       </w:pPr>
-    </w:p>
-    <w:p>
-      <w:pPr>
-        <w:pStyle w:val="2"/>
-        <w:numPr>
-          <w:ilvl w:val="0"/>
-          <w:numId w:val="0"/>
-        </w:numPr>
+      <w:r>
+        <w:rPr>
+          <w:rStyle w:val="10"/>
+          <w:rFonts w:hint="default" w:ascii="Times New Roman" w:hAnsi="Times New Roman" w:eastAsia="宋体" w:cs="Times New Roman"/>
+          <w:i w:val="0"/>
+          <w:iCs/>
+          <w:sz w:val="28"/>
+          <w:szCs w:val="28"/>
+          <w:lang w:val="en-US" w:eastAsia="zh-CN"/>
+        </w:rPr>
+        <w:t>该机制鼓励玩家在消耗AP与获取返还之间寻找策略平衡，以在单局游戏中达成更完美的进度。</w:t>
+      </w:r>
+    </w:p>
+    <w:p>
+      <w:pPr>
+        <w:pStyle w:val="3"/>
         <w:bidi w:val="0"/>
-        <w:ind w:leftChars="0"/>
-        <w:outlineLvl w:val="0"/>
         <w:rPr>
           <w:rFonts w:hint="default"/>
           <w:lang w:val="en-US" w:eastAsia="zh-CN"/>
@@ -10298,96 +9683,36 @@
       </w:pPr>
       <w:r>
         <w:rPr>
-          <w:rFonts w:hint="eastAsia" w:asciiTheme="minorHAnsi" w:hAnsiTheme="minorHAnsi" w:eastAsiaTheme="minorEastAsia" w:cstheme="minorBidi"/>
-          <w:b/>
-          <w:bCs/>
-          <w:color w:val="000000" w:themeColor="text1"/>
-          <w:kern w:val="0"/>
-          <w:sz w:val="32"/>
-          <w:szCs w:val="32"/>
-          <w:highlight w:val="none"/>
-          <w:lang w:val="en-US" w:eastAsia="zh-CN" w:bidi="ar"/>
-          <w14:textFill>
-            <w14:solidFill>
-              <w14:schemeClr w14:val="tx1"/>
-            </w14:solidFill>
-          </w14:textFill>
+          <w:rFonts w:hint="eastAsia"/>
+          <w:lang w:val="en-US" w:eastAsia="zh-CN"/>
         </w:rPr>
         <w:t>10.</w:t>
       </w:r>
       <w:r>
         <w:rPr>
-          <w:rFonts w:hint="default" w:asciiTheme="minorHAnsi" w:hAnsiTheme="minorHAnsi" w:eastAsiaTheme="minorEastAsia" w:cstheme="minorBidi"/>
-          <w:b/>
-          <w:bCs/>
-          <w:color w:val="000000" w:themeColor="text1"/>
-          <w:kern w:val="0"/>
-          <w:sz w:val="32"/>
-          <w:szCs w:val="32"/>
-          <w:highlight w:val="none"/>
-          <w:lang w:val="en-US" w:eastAsia="zh-CN" w:bidi="ar"/>
-          <w14:textFill>
-            <w14:solidFill>
-              <w14:schemeClr w14:val="tx1"/>
-            </w14:solidFill>
-          </w14:textFill>
+          <w:rFonts w:hint="default"/>
+          <w:lang w:val="en-US" w:eastAsia="zh-CN"/>
         </w:rPr>
         <w:t>多线情感抉择系统</w:t>
       </w:r>
       <w:r>
         <w:rPr>
-          <w:rFonts w:hint="eastAsia" w:asciiTheme="minorHAnsi" w:hAnsiTheme="minorHAnsi" w:eastAsiaTheme="minorEastAsia" w:cstheme="minorBidi"/>
-          <w:b/>
-          <w:bCs/>
-          <w:color w:val="000000" w:themeColor="text1"/>
-          <w:kern w:val="0"/>
-          <w:sz w:val="32"/>
-          <w:szCs w:val="32"/>
-          <w:highlight w:val="none"/>
-          <w:lang w:val="en-US" w:eastAsia="zh-CN" w:bidi="ar"/>
-          <w14:textFill>
-            <w14:solidFill>
-              <w14:schemeClr w14:val="tx1"/>
-            </w14:solidFill>
-          </w14:textFill>
+          <w:rFonts w:hint="eastAsia"/>
+          <w:lang w:val="en-US" w:eastAsia="zh-CN"/>
         </w:rPr>
         <w:t>（</w:t>
       </w:r>
       <w:r>
         <w:rPr>
-          <w:rFonts w:hint="default" w:asciiTheme="minorHAnsi" w:hAnsiTheme="minorHAnsi" w:eastAsiaTheme="minorEastAsia" w:cstheme="minorBidi"/>
-          <w:b/>
-          <w:bCs/>
-          <w:color w:val="000000" w:themeColor="text1"/>
-          <w:kern w:val="0"/>
-          <w:sz w:val="32"/>
-          <w:szCs w:val="32"/>
-          <w:highlight w:val="none"/>
-          <w:lang w:val="en-US" w:eastAsia="zh-CN" w:bidi="ar"/>
-          <w14:textFill>
-            <w14:solidFill>
-              <w14:schemeClr w14:val="tx1"/>
-            </w14:solidFill>
-          </w14:textFill>
+          <w:rFonts w:hint="default"/>
+          <w:lang w:val="en-US" w:eastAsia="zh-CN"/>
         </w:rPr>
         <w:t>羁绊分歧与结局导向</w:t>
       </w:r>
       <w:r>
         <w:rPr>
-          <w:rFonts w:hint="eastAsia" w:asciiTheme="minorHAnsi" w:hAnsiTheme="minorHAnsi" w:eastAsiaTheme="minorEastAsia" w:cstheme="minorBidi"/>
-          <w:b/>
-          <w:bCs/>
-          <w:color w:val="000000" w:themeColor="text1"/>
-          <w:kern w:val="0"/>
-          <w:sz w:val="32"/>
-          <w:szCs w:val="32"/>
-          <w:highlight w:val="none"/>
-          <w:lang w:val="en-US" w:eastAsia="zh-CN" w:bidi="ar"/>
-          <w14:textFill>
-            <w14:solidFill>
-              <w14:schemeClr w14:val="tx1"/>
-            </w14:solidFill>
-          </w14:textFill>
+          <w:rFonts w:hint="eastAsia"/>
+          <w:lang w:val="en-US" w:eastAsia="zh-CN"/>
         </w:rPr>
         <w:t>）</w:t>
       </w:r>
@@ -10473,7 +9798,7 @@
           <w:ilvl w:val="0"/>
           <w:numId w:val="0"/>
         </w:numPr>
-        <w:ind w:leftChars="0"/>
+        <w:ind w:leftChars="0" w:firstLine="560" w:firstLineChars="200"/>
         <w:rPr>
           <w:rStyle w:val="10"/>
           <w:rFonts w:hint="default" w:ascii="Times New Roman" w:hAnsi="Times New Roman" w:eastAsia="宋体" w:cs="Times New Roman"/>
@@ -10561,7 +9886,7 @@
           <w:ilvl w:val="0"/>
           <w:numId w:val="0"/>
         </w:numPr>
-        <w:ind w:leftChars="0"/>
+        <w:ind w:leftChars="0" w:firstLine="560" w:firstLineChars="200"/>
         <w:rPr>
           <w:rStyle w:val="10"/>
           <w:rFonts w:hint="default" w:ascii="Times New Roman" w:hAnsi="Times New Roman" w:eastAsia="宋体" w:cs="Times New Roman"/>
@@ -10585,6 +9910,38 @@
           <w:lang w:val="en-US" w:eastAsia="zh-CN" w:bidi="ar"/>
         </w:rPr>
         <w:t>系统后台遍历所有男主角的“好感度（羁绊值）”。</w:t>
+      </w:r>
+    </w:p>
+    <w:p>
+      <w:pPr>
+        <w:numPr>
+          <w:ilvl w:val="0"/>
+          <w:numId w:val="0"/>
+        </w:numPr>
+        <w:ind w:leftChars="0" w:firstLine="560" w:firstLineChars="200"/>
+        <w:rPr>
+          <w:rStyle w:val="10"/>
+          <w:rFonts w:hint="default" w:ascii="Times New Roman" w:hAnsi="Times New Roman" w:eastAsia="宋体" w:cs="Times New Roman"/>
+          <w:i w:val="0"/>
+          <w:iCs/>
+          <w:kern w:val="0"/>
+          <w:sz w:val="28"/>
+          <w:szCs w:val="28"/>
+          <w:lang w:val="en-US" w:eastAsia="zh-CN" w:bidi="ar"/>
+        </w:rPr>
+      </w:pPr>
+      <w:r>
+        <w:rPr>
+          <w:rStyle w:val="10"/>
+          <w:rFonts w:hint="default" w:ascii="Times New Roman" w:hAnsi="Times New Roman" w:eastAsia="宋体" w:cs="Times New Roman"/>
+          <w:i w:val="0"/>
+          <w:iCs/>
+          <w:kern w:val="0"/>
+          <w:sz w:val="28"/>
+          <w:szCs w:val="28"/>
+          <w:lang w:val="en-US" w:eastAsia="zh-CN" w:bidi="ar"/>
+        </w:rPr>
+        <w:t>触发阈值：如果同时存在两名或两名以上的男主，其好感度均≥80点，则拦截常规的结局自动导入，强制触发本系统的“抉择事件”。</w:t>
       </w:r>
     </w:p>
     <w:p>
@@ -10607,16 +9964,27 @@
       </w:pPr>
       <w:r>
         <w:rPr>
-          <w:rStyle w:val="10"/>
-          <w:rFonts w:hint="default" w:ascii="Times New Roman" w:hAnsi="Times New Roman" w:eastAsia="宋体" w:cs="Times New Roman"/>
-          <w:i w:val="0"/>
-          <w:iCs/>
-          <w:kern w:val="0"/>
-          <w:sz w:val="28"/>
-          <w:szCs w:val="28"/>
-          <w:lang w:val="en-US" w:eastAsia="zh-CN" w:bidi="ar"/>
-        </w:rPr>
-        <w:t>触发阈值：如果同时存在两名或两名以上的男主，其好感度均≥80点，则拦截常规的结局自动导入，强制触发本系统的“抉择事件”。</w:t>
+          <w:rStyle w:val="9"/>
+          <w:rFonts w:hint="eastAsia" w:cs="Times New Roman"/>
+          <w:bCs/>
+          <w:kern w:val="0"/>
+          <w:sz w:val="30"/>
+          <w:szCs w:val="30"/>
+          <w:lang w:val="en-US" w:eastAsia="zh-CN" w:bidi="ar"/>
+        </w:rPr>
+        <w:t>10.3</w:t>
+      </w:r>
+      <w:r>
+        <w:rPr>
+          <w:rStyle w:val="9"/>
+          <w:rFonts w:hint="default" w:cs="Times New Roman"/>
+          <w:bCs/>
+          <w:kern w:val="0"/>
+          <w:sz w:val="30"/>
+          <w:szCs w:val="30"/>
+          <w:lang w:val="en-US" w:eastAsia="zh-CN" w:bidi="ar"/>
+        </w:rPr>
+        <w:t>场景表现与委婉提示</w:t>
       </w:r>
     </w:p>
     <w:p>
@@ -10625,7 +9993,7 @@
           <w:ilvl w:val="0"/>
           <w:numId w:val="0"/>
         </w:numPr>
-        <w:ind w:leftChars="0"/>
+        <w:ind w:leftChars="0" w:firstLine="560" w:firstLineChars="200"/>
         <w:rPr>
           <w:rStyle w:val="10"/>
           <w:rFonts w:hint="default" w:ascii="Times New Roman" w:hAnsi="Times New Roman" w:eastAsia="宋体" w:cs="Times New Roman"/>
@@ -10639,27 +10007,42 @@
       </w:pPr>
       <w:r>
         <w:rPr>
-          <w:rStyle w:val="9"/>
-          <w:rFonts w:hint="eastAsia" w:cs="Times New Roman"/>
-          <w:bCs/>
-          <w:kern w:val="0"/>
-          <w:sz w:val="30"/>
-          <w:szCs w:val="30"/>
-          <w:lang w:val="en-US" w:eastAsia="zh-CN" w:bidi="ar"/>
-        </w:rPr>
-        <w:t>10.3</w:t>
-      </w:r>
-      <w:r>
-        <w:rPr>
-          <w:rStyle w:val="9"/>
-          <w:rFonts w:hint="default" w:cs="Times New Roman"/>
-          <w:bCs/>
-          <w:kern w:val="0"/>
-          <w:sz w:val="30"/>
-          <w:szCs w:val="30"/>
-          <w:lang w:val="en-US" w:eastAsia="zh-CN" w:bidi="ar"/>
-        </w:rPr>
-        <w:t>场景表现与委婉提示</w:t>
+          <w:rStyle w:val="10"/>
+          <w:rFonts w:hint="default" w:ascii="Times New Roman" w:hAnsi="Times New Roman" w:eastAsia="宋体" w:cs="Times New Roman"/>
+          <w:i w:val="0"/>
+          <w:iCs/>
+          <w:kern w:val="0"/>
+          <w:sz w:val="28"/>
+          <w:szCs w:val="28"/>
+          <w:lang w:val="en-US" w:eastAsia="zh-CN" w:bidi="ar"/>
+        </w:rPr>
+        <w:t>氛围营造：画面</w:t>
+      </w:r>
+      <w:r>
+        <w:rPr>
+          <w:rStyle w:val="10"/>
+          <w:rFonts w:hint="eastAsia" w:ascii="Times New Roman" w:hAnsi="Times New Roman" w:eastAsia="宋体" w:cs="Times New Roman"/>
+          <w:i w:val="0"/>
+          <w:iCs/>
+          <w:kern w:val="0"/>
+          <w:sz w:val="28"/>
+          <w:szCs w:val="28"/>
+          <w:lang w:val="en-US" w:eastAsia="zh-CN" w:bidi="ar"/>
+        </w:rPr>
+        <w:t>切换进入云熹空间（蓝天白云图）</w:t>
+      </w:r>
+      <w:r>
+        <w:rPr>
+          <w:rStyle w:val="10"/>
+          <w:rFonts w:hint="default" w:ascii="Times New Roman" w:hAnsi="Times New Roman" w:eastAsia="宋体" w:cs="Times New Roman"/>
+          <w:i w:val="0"/>
+          <w:iCs/>
+          <w:kern w:val="0"/>
+          <w:sz w:val="28"/>
+          <w:szCs w:val="28"/>
+          <w:lang w:val="en-US" w:eastAsia="zh-CN" w:bidi="ar"/>
+        </w:rPr>
+        <w:t>，背景音乐平缓过渡为带有思绪、回忆感的主题曲。</w:t>
       </w:r>
     </w:p>
     <w:p>
@@ -10668,7 +10051,7 @@
           <w:ilvl w:val="0"/>
           <w:numId w:val="0"/>
         </w:numPr>
-        <w:ind w:leftChars="0"/>
+        <w:ind w:leftChars="0" w:firstLine="560" w:firstLineChars="200"/>
         <w:rPr>
           <w:rStyle w:val="10"/>
           <w:rFonts w:hint="default" w:ascii="Times New Roman" w:hAnsi="Times New Roman" w:eastAsia="宋体" w:cs="Times New Roman"/>
@@ -10691,7 +10074,7 @@
           <w:szCs w:val="28"/>
           <w:lang w:val="en-US" w:eastAsia="zh-CN" w:bidi="ar"/>
         </w:rPr>
-        <w:t>氛围营造：画面</w:t>
+        <w:t>文案提示：</w:t>
       </w:r>
       <w:r>
         <w:rPr>
@@ -10704,7 +10087,7 @@
           <w:szCs w:val="28"/>
           <w:lang w:val="en-US" w:eastAsia="zh-CN" w:bidi="ar"/>
         </w:rPr>
-        <w:t>切换进入云熹空间（蓝天白云图）</w:t>
+        <w:t>播放几段对话节点——“</w:t>
       </w:r>
       <w:r>
         <w:rPr>
@@ -10717,7 +10100,46 @@
           <w:szCs w:val="28"/>
           <w:lang w:val="en-US" w:eastAsia="zh-CN" w:bidi="ar"/>
         </w:rPr>
-        <w:t>，背景音乐平缓过渡为带有思绪、回忆感的主题曲。</w:t>
+        <w:t>在这段充实而美好的时光里，你与</w:t>
+      </w:r>
+      <w:r>
+        <w:rPr>
+          <w:rStyle w:val="10"/>
+          <w:rFonts w:hint="eastAsia" w:ascii="Times New Roman" w:hAnsi="Times New Roman" w:eastAsia="宋体" w:cs="Times New Roman"/>
+          <w:i w:val="0"/>
+          <w:iCs/>
+          <w:kern w:val="0"/>
+          <w:sz w:val="28"/>
+          <w:szCs w:val="28"/>
+          <w:lang w:val="en-US" w:eastAsia="zh-CN" w:bidi="ar"/>
+        </w:rPr>
+        <w:t>他们</w:t>
+      </w:r>
+      <w:r>
+        <w:rPr>
+          <w:rStyle w:val="10"/>
+          <w:rFonts w:hint="default" w:ascii="Times New Roman" w:hAnsi="Times New Roman" w:eastAsia="宋体" w:cs="Times New Roman"/>
+          <w:i w:val="0"/>
+          <w:iCs/>
+          <w:kern w:val="0"/>
+          <w:sz w:val="28"/>
+          <w:szCs w:val="28"/>
+          <w:lang w:val="en-US" w:eastAsia="zh-CN" w:bidi="ar"/>
+        </w:rPr>
+        <w:t>都结下了深厚的羁绊。他们都在你的心里留下了不可磨灭的印记。然而，或许你该考虑是否进行选择，此刻，你心中想的是</w:t>
+      </w:r>
+      <w:r>
+        <w:rPr>
+          <w:rStyle w:val="10"/>
+          <w:rFonts w:hint="eastAsia" w:ascii="Times New Roman" w:hAnsi="Times New Roman" w:eastAsia="宋体" w:cs="Times New Roman"/>
+          <w:i w:val="0"/>
+          <w:iCs/>
+          <w:kern w:val="0"/>
+          <w:sz w:val="28"/>
+          <w:szCs w:val="28"/>
+          <w:lang w:val="en-US" w:eastAsia="zh-CN" w:bidi="ar"/>
+        </w:rPr>
+        <w:t>”（已将剧本图做出，在Ending中的“过场”文件夹）</w:t>
       </w:r>
     </w:p>
     <w:p>
@@ -10726,104 +10148,7 @@
           <w:ilvl w:val="0"/>
           <w:numId w:val="0"/>
         </w:numPr>
-        <w:ind w:leftChars="0"/>
-        <w:rPr>
-          <w:rStyle w:val="10"/>
-          <w:rFonts w:hint="default" w:ascii="Times New Roman" w:hAnsi="Times New Roman" w:eastAsia="宋体" w:cs="Times New Roman"/>
-          <w:i w:val="0"/>
-          <w:iCs/>
-          <w:kern w:val="0"/>
-          <w:sz w:val="28"/>
-          <w:szCs w:val="28"/>
-          <w:lang w:val="en-US" w:eastAsia="zh-CN" w:bidi="ar"/>
-        </w:rPr>
-      </w:pPr>
-      <w:r>
-        <w:rPr>
-          <w:rStyle w:val="10"/>
-          <w:rFonts w:hint="default" w:ascii="Times New Roman" w:hAnsi="Times New Roman" w:eastAsia="宋体" w:cs="Times New Roman"/>
-          <w:i w:val="0"/>
-          <w:iCs/>
-          <w:kern w:val="0"/>
-          <w:sz w:val="28"/>
-          <w:szCs w:val="28"/>
-          <w:lang w:val="en-US" w:eastAsia="zh-CN" w:bidi="ar"/>
-        </w:rPr>
-        <w:t>文案提示：</w:t>
-      </w:r>
-      <w:r>
-        <w:rPr>
-          <w:rStyle w:val="10"/>
-          <w:rFonts w:hint="eastAsia" w:ascii="Times New Roman" w:hAnsi="Times New Roman" w:eastAsia="宋体" w:cs="Times New Roman"/>
-          <w:i w:val="0"/>
-          <w:iCs/>
-          <w:kern w:val="0"/>
-          <w:sz w:val="28"/>
-          <w:szCs w:val="28"/>
-          <w:lang w:val="en-US" w:eastAsia="zh-CN" w:bidi="ar"/>
-        </w:rPr>
-        <w:t>播放几段对话节点——</w:t>
-      </w:r>
-      <w:r>
-        <w:rPr>
-          <w:rStyle w:val="10"/>
-          <w:rFonts w:hint="default" w:ascii="Times New Roman" w:hAnsi="Times New Roman" w:eastAsia="宋体" w:cs="Times New Roman"/>
-          <w:i w:val="0"/>
-          <w:iCs/>
-          <w:kern w:val="0"/>
-          <w:sz w:val="28"/>
-          <w:szCs w:val="28"/>
-          <w:lang w:val="en-US" w:eastAsia="zh-CN" w:bidi="ar"/>
-        </w:rPr>
-        <w:t>“在这段充实而美好的时光里，你与</w:t>
-      </w:r>
-      <w:r>
-        <w:rPr>
-          <w:rStyle w:val="10"/>
-          <w:rFonts w:hint="eastAsia" w:ascii="Times New Roman" w:hAnsi="Times New Roman" w:eastAsia="宋体" w:cs="Times New Roman"/>
-          <w:i w:val="0"/>
-          <w:iCs/>
-          <w:kern w:val="0"/>
-          <w:sz w:val="28"/>
-          <w:szCs w:val="28"/>
-          <w:lang w:val="en-US" w:eastAsia="zh-CN" w:bidi="ar"/>
-        </w:rPr>
-        <w:t>他们</w:t>
-      </w:r>
-      <w:r>
-        <w:rPr>
-          <w:rStyle w:val="10"/>
-          <w:rFonts w:hint="default" w:ascii="Times New Roman" w:hAnsi="Times New Roman" w:eastAsia="宋体" w:cs="Times New Roman"/>
-          <w:i w:val="0"/>
-          <w:iCs/>
-          <w:kern w:val="0"/>
-          <w:sz w:val="28"/>
-          <w:szCs w:val="28"/>
-          <w:lang w:val="en-US" w:eastAsia="zh-CN" w:bidi="ar"/>
-        </w:rPr>
-        <w:t>都结下了深厚的羁绊。他们都在你的心里留下了不可磨灭的印记。然而，或许你该考虑是否进行选择，此刻，你心中想的是”</w:t>
-      </w:r>
-      <w:r>
-        <w:rPr>
-          <w:rStyle w:val="10"/>
-          <w:rFonts w:hint="eastAsia" w:ascii="Times New Roman" w:hAnsi="Times New Roman" w:eastAsia="宋体" w:cs="Times New Roman"/>
-          <w:i w:val="0"/>
-          <w:iCs/>
-          <w:kern w:val="0"/>
-          <w:sz w:val="28"/>
-          <w:szCs w:val="28"/>
-          <w:lang w:val="en-US" w:eastAsia="zh-CN" w:bidi="ar"/>
-        </w:rPr>
-        <w:t>（已将剧本图做出，在Ending中的“过场”文件夹）</w:t>
-      </w:r>
-    </w:p>
-    <w:p>
-      <w:pPr>
-        <w:numPr>
-          <w:ilvl w:val="0"/>
-          <w:numId w:val="0"/>
-        </w:numPr>
-        <w:ind w:leftChars="0"/>
+        <w:ind w:leftChars="0" w:firstLine="560" w:firstLineChars="200"/>
         <w:rPr>
           <w:rStyle w:val="10"/>
           <w:rFonts w:hint="default" w:ascii="Times New Roman" w:hAnsi="Times New Roman" w:eastAsia="宋体" w:cs="Times New Roman"/>
@@ -10936,7 +10261,7 @@
                     </pic:cNvPicPr>
                   </pic:nvPicPr>
                   <pic:blipFill>
-                    <a:blip r:embed="rId17"/>
+                    <a:blip r:embed="rId16"/>
                     <a:stretch>
                       <a:fillRect/>
                     </a:stretch>
@@ -11004,7 +10329,7 @@
                     </pic:cNvPicPr>
                   </pic:nvPicPr>
                   <pic:blipFill>
-                    <a:blip r:embed="rId18"/>
+                    <a:blip r:embed="rId17"/>
                     <a:stretch>
                       <a:fillRect/>
                     </a:stretch>
@@ -11085,7 +10410,7 @@
                     </pic:cNvPicPr>
                   </pic:nvPicPr>
                   <pic:blipFill>
-                    <a:blip r:embed="rId19"/>
+                    <a:blip r:embed="rId18"/>
                     <a:stretch>
                       <a:fillRect/>
                     </a:stretch>
@@ -11154,7 +10479,7 @@
           <w:ilvl w:val="0"/>
           <w:numId w:val="0"/>
         </w:numPr>
-        <w:ind w:leftChars="0"/>
+        <w:ind w:leftChars="0" w:firstLine="560" w:firstLineChars="200"/>
         <w:rPr>
           <w:rStyle w:val="10"/>
           <w:rFonts w:hint="default" w:ascii="Times New Roman" w:hAnsi="Times New Roman" w:eastAsia="宋体" w:cs="Times New Roman"/>
@@ -11178,6 +10503,88 @@
           <w:lang w:val="en-US" w:eastAsia="zh-CN" w:bidi="ar"/>
         </w:rPr>
         <w:t>变量锁定：玩家做出选择后，系统会在后台将未被选择的男主好感度锁定（防止与后续剧情变量发生冲突）。</w:t>
+      </w:r>
+    </w:p>
+    <w:p>
+      <w:pPr>
+        <w:numPr>
+          <w:ilvl w:val="0"/>
+          <w:numId w:val="0"/>
+        </w:numPr>
+        <w:ind w:leftChars="0" w:firstLine="560" w:firstLineChars="200"/>
+        <w:rPr>
+          <w:rStyle w:val="10"/>
+          <w:rFonts w:hint="default" w:ascii="Times New Roman" w:hAnsi="Times New Roman" w:eastAsia="宋体" w:cs="Times New Roman"/>
+          <w:i w:val="0"/>
+          <w:iCs/>
+          <w:kern w:val="0"/>
+          <w:sz w:val="28"/>
+          <w:szCs w:val="28"/>
+          <w:lang w:val="en-US" w:eastAsia="zh-CN" w:bidi="ar"/>
+        </w:rPr>
+      </w:pPr>
+      <w:r>
+        <w:rPr>
+          <w:rStyle w:val="10"/>
+          <w:rFonts w:hint="default" w:ascii="Times New Roman" w:hAnsi="Times New Roman" w:eastAsia="宋体" w:cs="Times New Roman"/>
+          <w:i w:val="0"/>
+          <w:iCs/>
+          <w:kern w:val="0"/>
+          <w:sz w:val="28"/>
+          <w:szCs w:val="28"/>
+          <w:lang w:val="en-US" w:eastAsia="zh-CN" w:bidi="ar"/>
+        </w:rPr>
+        <w:t>专属结局导入：系统直接跳转，导入玩家所选男主的专属单线结局的剧情文本节点</w:t>
+      </w:r>
+      <w:r>
+        <w:rPr>
+          <w:rStyle w:val="10"/>
+          <w:rFonts w:hint="eastAsia" w:ascii="Times New Roman" w:hAnsi="Times New Roman" w:eastAsia="宋体" w:cs="Times New Roman"/>
+          <w:i w:val="0"/>
+          <w:iCs/>
+          <w:kern w:val="0"/>
+          <w:sz w:val="28"/>
+          <w:szCs w:val="28"/>
+          <w:lang w:val="en-US" w:eastAsia="zh-CN" w:bidi="ar"/>
+        </w:rPr>
+        <w:t>（进行系统判定，好感大于等于80无约定版本结局，满好感有约定版本结局）</w:t>
+      </w:r>
+      <w:r>
+        <w:rPr>
+          <w:rStyle w:val="10"/>
+          <w:rFonts w:hint="default" w:ascii="Times New Roman" w:hAnsi="Times New Roman" w:eastAsia="宋体" w:cs="Times New Roman"/>
+          <w:i w:val="0"/>
+          <w:iCs/>
+          <w:kern w:val="0"/>
+          <w:sz w:val="28"/>
+          <w:szCs w:val="28"/>
+          <w:lang w:val="en-US" w:eastAsia="zh-CN" w:bidi="ar"/>
+        </w:rPr>
+        <w:t>。</w:t>
+      </w:r>
+    </w:p>
+    <w:p>
+      <w:pPr>
+        <w:pStyle w:val="3"/>
+        <w:bidi w:val="0"/>
+        <w:rPr>
+          <w:rFonts w:hint="default"/>
+          <w:lang w:val="en-US" w:eastAsia="zh-CN"/>
+        </w:rPr>
+      </w:pPr>
+      <w:r>
+        <w:rPr>
+          <w:rFonts w:hint="eastAsia"/>
+          <w:lang w:val="en-US" w:eastAsia="zh-CN"/>
+        </w:rPr>
+        <w:t>11.</w:t>
+      </w:r>
+      <w:r>
+        <w:rPr>
+          <w:rFonts w:hint="default"/>
+          <w:lang w:val="en-US" w:eastAsia="zh-CN"/>
+        </w:rPr>
+        <w:t>心智推理系统</w:t>
       </w:r>
     </w:p>
     <w:p>
@@ -11200,6 +10607,37 @@
       </w:pPr>
       <w:r>
         <w:rPr>
+          <w:rStyle w:val="9"/>
+          <w:rFonts w:hint="eastAsia" w:cs="Times New Roman"/>
+          <w:bCs/>
+          <w:kern w:val="0"/>
+          <w:sz w:val="30"/>
+          <w:szCs w:val="30"/>
+          <w:lang w:val="en-US" w:eastAsia="zh-CN" w:bidi="ar"/>
+        </w:rPr>
+        <w:t>11.</w:t>
+      </w:r>
+      <w:r>
+        <w:rPr>
+          <w:rStyle w:val="9"/>
+          <w:rFonts w:hint="default" w:cs="Times New Roman"/>
+          <w:bCs/>
+          <w:kern w:val="0"/>
+          <w:sz w:val="30"/>
+          <w:szCs w:val="30"/>
+          <w:lang w:val="en-US" w:eastAsia="zh-CN" w:bidi="ar"/>
+        </w:rPr>
+        <w:t>1系统架构概述</w:t>
+      </w:r>
+    </w:p>
+    <w:p>
+      <w:pPr>
+        <w:numPr>
+          <w:ilvl w:val="0"/>
+          <w:numId w:val="0"/>
+        </w:numPr>
+        <w:ind w:leftChars="0" w:firstLine="560" w:firstLineChars="200"/>
+        <w:rPr>
           <w:rStyle w:val="10"/>
           <w:rFonts w:hint="default" w:ascii="Times New Roman" w:hAnsi="Times New Roman" w:eastAsia="宋体" w:cs="Times New Roman"/>
           <w:i w:val="0"/>
@@ -11209,7 +10647,19 @@
           <w:szCs w:val="28"/>
           <w:lang w:val="en-US" w:eastAsia="zh-CN" w:bidi="ar"/>
         </w:rPr>
-        <w:t>专属结局导入：系统直接跳转，导入玩家所选男主的专属单线结局的剧情文本节点</w:t>
+      </w:pPr>
+      <w:r>
+        <w:rPr>
+          <w:rStyle w:val="10"/>
+          <w:rFonts w:hint="default" w:ascii="Times New Roman" w:hAnsi="Times New Roman" w:eastAsia="宋体" w:cs="Times New Roman"/>
+          <w:i w:val="0"/>
+          <w:iCs/>
+          <w:kern w:val="0"/>
+          <w:sz w:val="28"/>
+          <w:szCs w:val="28"/>
+          <w:lang w:val="en-US" w:eastAsia="zh-CN" w:bidi="ar"/>
+        </w:rPr>
+        <w:t>本系统采用数据驱动设计</w:t>
       </w:r>
       <w:r>
         <w:rPr>
@@ -11222,7 +10672,7 @@
           <w:szCs w:val="28"/>
           <w:lang w:val="en-US" w:eastAsia="zh-CN" w:bidi="ar"/>
         </w:rPr>
-        <w:t>（进行系统判定，好感大于等于80无约定版本结局，满好感有约定版本结局）</w:t>
+        <w:t>，</w:t>
       </w:r>
       <w:r>
         <w:rPr>
@@ -11235,7 +10685,7 @@
           <w:szCs w:val="28"/>
           <w:lang w:val="en-US" w:eastAsia="zh-CN" w:bidi="ar"/>
         </w:rPr>
-        <w:t>。</w:t>
+        <w:t>游戏客户端包含三个主要核心模块：</w:t>
       </w:r>
     </w:p>
     <w:p>
@@ -11246,59 +10696,41 @@
         </w:numPr>
         <w:ind w:leftChars="0"/>
         <w:rPr>
-          <w:rFonts w:hint="default" w:asciiTheme="minorHAnsi" w:hAnsiTheme="minorHAnsi" w:eastAsiaTheme="minorEastAsia" w:cstheme="minorBidi"/>
-          <w:b/>
-          <w:bCs/>
-          <w:color w:val="000000" w:themeColor="text1"/>
-          <w:kern w:val="0"/>
-          <w:sz w:val="32"/>
-          <w:szCs w:val="32"/>
-          <w:highlight w:val="none"/>
-          <w:lang w:val="en-US" w:eastAsia="zh-CN" w:bidi="ar"/>
-          <w14:textFill>
-            <w14:solidFill>
-              <w14:schemeClr w14:val="tx1"/>
-            </w14:solidFill>
-          </w14:textFill>
-        </w:rPr>
-      </w:pPr>
-      <w:r>
-        <w:rPr>
-          <w:rFonts w:hint="eastAsia" w:asciiTheme="minorHAnsi" w:hAnsiTheme="minorHAnsi" w:eastAsiaTheme="minorEastAsia" w:cstheme="minorBidi"/>
-          <w:b/>
-          <w:bCs/>
-          <w:color w:val="000000" w:themeColor="text1"/>
-          <w:kern w:val="0"/>
-          <w:sz w:val="32"/>
-          <w:szCs w:val="32"/>
-          <w:highlight w:val="none"/>
-          <w:lang w:val="en-US" w:eastAsia="zh-CN" w:bidi="ar"/>
-          <w14:textFill>
-            <w14:solidFill>
-              <w14:schemeClr w14:val="tx1"/>
-            </w14:solidFill>
-          </w14:textFill>
-        </w:rPr>
-        <w:t>11.</w:t>
-      </w:r>
-      <w:r>
-        <w:rPr>
-          <w:rFonts w:hint="default" w:asciiTheme="minorHAnsi" w:hAnsiTheme="minorHAnsi" w:eastAsiaTheme="minorEastAsia" w:cstheme="minorBidi"/>
-          <w:b/>
-          <w:bCs/>
-          <w:color w:val="000000" w:themeColor="text1"/>
-          <w:kern w:val="0"/>
-          <w:sz w:val="32"/>
-          <w:szCs w:val="32"/>
-          <w:highlight w:val="none"/>
-          <w:lang w:val="en-US" w:eastAsia="zh-CN" w:bidi="ar"/>
-          <w14:textFill>
-            <w14:solidFill>
-              <w14:schemeClr w14:val="tx1"/>
-            </w14:solidFill>
-          </w14:textFill>
-        </w:rPr>
-        <w:t>心智推理系统</w:t>
+          <w:rStyle w:val="10"/>
+          <w:rFonts w:hint="default" w:ascii="Times New Roman" w:hAnsi="Times New Roman" w:eastAsia="宋体" w:cs="Times New Roman"/>
+          <w:i w:val="0"/>
+          <w:iCs/>
+          <w:kern w:val="0"/>
+          <w:sz w:val="28"/>
+          <w:szCs w:val="28"/>
+          <w:lang w:val="en-US" w:eastAsia="zh-CN" w:bidi="ar"/>
+        </w:rPr>
+      </w:pPr>
+      <w:r>
+        <w:rPr>
+          <w:rStyle w:val="10"/>
+          <w:rFonts w:hint="eastAsia" w:ascii="Times New Roman" w:hAnsi="Times New Roman" w:eastAsia="宋体" w:cs="Times New Roman"/>
+          <w:i w:val="0"/>
+          <w:iCs/>
+          <w:kern w:val="0"/>
+          <w:sz w:val="28"/>
+          <w:szCs w:val="28"/>
+          <w:lang w:val="en-US" w:eastAsia="zh-CN" w:bidi="ar"/>
+        </w:rPr>
+        <w:t>（1）</w:t>
+      </w:r>
+      <w:r>
+        <w:rPr>
+          <w:rStyle w:val="10"/>
+          <w:rFonts w:hint="default" w:ascii="Times New Roman" w:hAnsi="Times New Roman" w:eastAsia="宋体" w:cs="Times New Roman"/>
+          <w:i w:val="0"/>
+          <w:iCs/>
+          <w:kern w:val="0"/>
+          <w:sz w:val="28"/>
+          <w:szCs w:val="28"/>
+          <w:lang w:val="en-US" w:eastAsia="zh-CN" w:bidi="ar"/>
+        </w:rPr>
+        <w:t>数据管理中心：负责读取解析配表，存储玩家当前的属性状态和已解锁线索。</w:t>
       </w:r>
     </w:p>
     <w:p>
@@ -11321,27 +10753,29 @@
       </w:pPr>
       <w:r>
         <w:rPr>
-          <w:rStyle w:val="9"/>
-          <w:rFonts w:hint="eastAsia" w:cs="Times New Roman"/>
-          <w:bCs/>
-          <w:kern w:val="0"/>
-          <w:sz w:val="30"/>
-          <w:szCs w:val="30"/>
-          <w:lang w:val="en-US" w:eastAsia="zh-CN" w:bidi="ar"/>
-        </w:rPr>
-        <w:t>11.</w:t>
-      </w:r>
-      <w:r>
-        <w:rPr>
-          <w:rStyle w:val="9"/>
-          <w:rFonts w:hint="default" w:cs="Times New Roman"/>
-          <w:bCs/>
-          <w:kern w:val="0"/>
-          <w:sz w:val="30"/>
-          <w:szCs w:val="30"/>
-          <w:lang w:val="en-US" w:eastAsia="zh-CN" w:bidi="ar"/>
-        </w:rPr>
-        <w:t>1系统架构概述</w:t>
+          <w:rStyle w:val="10"/>
+          <w:rFonts w:hint="eastAsia" w:ascii="Times New Roman" w:hAnsi="Times New Roman" w:eastAsia="宋体" w:cs="Times New Roman"/>
+          <w:i w:val="0"/>
+          <w:iCs/>
+          <w:kern w:val="0"/>
+          <w:sz w:val="28"/>
+          <w:szCs w:val="28"/>
+          <w:lang w:val="en-US" w:eastAsia="zh-CN" w:bidi="ar"/>
+        </w:rPr>
+        <w:t>（2）</w:t>
+      </w:r>
+      <w:r>
+        <w:rPr>
+          <w:rStyle w:val="10"/>
+          <w:rFonts w:hint="default" w:ascii="Times New Roman" w:hAnsi="Times New Roman" w:eastAsia="宋体" w:cs="Times New Roman"/>
+          <w:i w:val="0"/>
+          <w:iCs/>
+          <w:kern w:val="0"/>
+          <w:sz w:val="28"/>
+          <w:szCs w:val="28"/>
+          <w:lang w:val="en-US" w:eastAsia="zh-CN" w:bidi="ar"/>
+        </w:rPr>
+        <w:t>推演逻辑引擎：负责处理线索的组合匹配、次数扣除及胜利/失败条件判定。</w:t>
       </w:r>
     </w:p>
     <w:p>
@@ -11365,6 +10799,19 @@
       <w:r>
         <w:rPr>
           <w:rStyle w:val="10"/>
+          <w:rFonts w:hint="eastAsia" w:ascii="Times New Roman" w:hAnsi="Times New Roman" w:eastAsia="宋体" w:cs="Times New Roman"/>
+          <w:i w:val="0"/>
+          <w:iCs/>
+          <w:kern w:val="0"/>
+          <w:sz w:val="28"/>
+          <w:szCs w:val="28"/>
+          <w:lang w:val="en-US" w:eastAsia="zh-CN" w:bidi="ar"/>
+        </w:rPr>
+        <w:t>（3）</w:t>
+      </w:r>
+      <w:r>
+        <w:rPr>
+          <w:rStyle w:val="10"/>
           <w:rFonts w:hint="default" w:ascii="Times New Roman" w:hAnsi="Times New Roman" w:eastAsia="宋体" w:cs="Times New Roman"/>
           <w:i w:val="0"/>
           <w:iCs/>
@@ -11373,33 +10820,7 @@
           <w:szCs w:val="28"/>
           <w:lang w:val="en-US" w:eastAsia="zh-CN" w:bidi="ar"/>
         </w:rPr>
-        <w:t>本系统采用数据驱动设计</w:t>
-      </w:r>
-      <w:r>
-        <w:rPr>
-          <w:rStyle w:val="10"/>
-          <w:rFonts w:hint="eastAsia" w:ascii="Times New Roman" w:hAnsi="Times New Roman" w:eastAsia="宋体" w:cs="Times New Roman"/>
-          <w:i w:val="0"/>
-          <w:iCs/>
-          <w:kern w:val="0"/>
-          <w:sz w:val="28"/>
-          <w:szCs w:val="28"/>
-          <w:lang w:val="en-US" w:eastAsia="zh-CN" w:bidi="ar"/>
-        </w:rPr>
-        <w:t>，</w:t>
-      </w:r>
-      <w:r>
-        <w:rPr>
-          <w:rStyle w:val="10"/>
-          <w:rFonts w:hint="default" w:ascii="Times New Roman" w:hAnsi="Times New Roman" w:eastAsia="宋体" w:cs="Times New Roman"/>
-          <w:i w:val="0"/>
-          <w:iCs/>
-          <w:kern w:val="0"/>
-          <w:sz w:val="28"/>
-          <w:szCs w:val="28"/>
-          <w:lang w:val="en-US" w:eastAsia="zh-CN" w:bidi="ar"/>
-        </w:rPr>
-        <w:t>游戏客户端包含三个主要核心模块：</w:t>
+        <w:t>UI表现层：负责线索卡片的生成、拖拽交互、动画播放及提示文案展示。</w:t>
       </w:r>
     </w:p>
     <w:p>
@@ -11410,41 +10831,38 @@
         </w:numPr>
         <w:ind w:leftChars="0"/>
         <w:rPr>
-          <w:rStyle w:val="10"/>
-          <w:rFonts w:hint="default" w:ascii="Times New Roman" w:hAnsi="Times New Roman" w:eastAsia="宋体" w:cs="Times New Roman"/>
-          <w:i w:val="0"/>
-          <w:iCs/>
-          <w:kern w:val="0"/>
-          <w:sz w:val="28"/>
-          <w:szCs w:val="28"/>
-          <w:lang w:val="en-US" w:eastAsia="zh-CN" w:bidi="ar"/>
-        </w:rPr>
-      </w:pPr>
-      <w:r>
-        <w:rPr>
-          <w:rStyle w:val="10"/>
-          <w:rFonts w:hint="eastAsia" w:ascii="Times New Roman" w:hAnsi="Times New Roman" w:eastAsia="宋体" w:cs="Times New Roman"/>
-          <w:i w:val="0"/>
-          <w:iCs/>
-          <w:kern w:val="0"/>
-          <w:sz w:val="28"/>
-          <w:szCs w:val="28"/>
-          <w:lang w:val="en-US" w:eastAsia="zh-CN" w:bidi="ar"/>
-        </w:rPr>
-        <w:t>（1）</w:t>
-      </w:r>
-      <w:r>
-        <w:rPr>
-          <w:rStyle w:val="10"/>
-          <w:rFonts w:hint="default" w:ascii="Times New Roman" w:hAnsi="Times New Roman" w:eastAsia="宋体" w:cs="Times New Roman"/>
-          <w:i w:val="0"/>
-          <w:iCs/>
-          <w:kern w:val="0"/>
-          <w:sz w:val="28"/>
-          <w:szCs w:val="28"/>
-          <w:lang w:val="en-US" w:eastAsia="zh-CN" w:bidi="ar"/>
-        </w:rPr>
-        <w:t>数据管理中心：负责读取解析配表，存储玩家当前的属性状态和已解锁线索。</w:t>
+          <w:rStyle w:val="9"/>
+          <w:rFonts w:hint="default" w:cs="Times New Roman"/>
+          <w:bCs/>
+          <w:kern w:val="0"/>
+          <w:sz w:val="30"/>
+          <w:szCs w:val="30"/>
+          <w:lang w:val="en-US" w:eastAsia="zh-CN" w:bidi="ar"/>
+        </w:rPr>
+      </w:pPr>
+      <w:r>
+        <w:rPr>
+          <w:rStyle w:val="9"/>
+          <w:rFonts w:hint="eastAsia" w:cs="Times New Roman"/>
+          <w:bCs/>
+          <w:kern w:val="0"/>
+          <w:sz w:val="30"/>
+          <w:szCs w:val="30"/>
+          <w:lang w:val="en-US" w:eastAsia="zh-CN" w:bidi="ar"/>
+        </w:rPr>
+        <w:t>11.</w:t>
+      </w:r>
+      <w:r>
+        <w:rPr>
+          <w:rStyle w:val="9"/>
+          <w:rFonts w:hint="default" w:cs="Times New Roman"/>
+          <w:bCs/>
+          <w:kern w:val="0"/>
+          <w:sz w:val="30"/>
+          <w:szCs w:val="30"/>
+          <w:lang w:val="en-US" w:eastAsia="zh-CN" w:bidi="ar"/>
+        </w:rPr>
+        <w:t>2核心配表设计</w:t>
       </w:r>
     </w:p>
     <w:p>
@@ -11453,7 +10871,7 @@
           <w:ilvl w:val="0"/>
           <w:numId w:val="0"/>
         </w:numPr>
-        <w:ind w:leftChars="0"/>
+        <w:ind w:leftChars="0" w:firstLine="560" w:firstLineChars="200"/>
         <w:rPr>
           <w:rStyle w:val="10"/>
           <w:rFonts w:hint="default" w:ascii="Times New Roman" w:hAnsi="Times New Roman" w:eastAsia="宋体" w:cs="Times New Roman"/>
@@ -11465,138 +10883,8 @@
           <w:lang w:val="en-US" w:eastAsia="zh-CN" w:bidi="ar"/>
         </w:rPr>
       </w:pPr>
-      <w:r>
-        <w:rPr>
-          <w:rStyle w:val="10"/>
-          <w:rFonts w:hint="eastAsia" w:ascii="Times New Roman" w:hAnsi="Times New Roman" w:eastAsia="宋体" w:cs="Times New Roman"/>
-          <w:i w:val="0"/>
-          <w:iCs/>
-          <w:kern w:val="0"/>
-          <w:sz w:val="28"/>
-          <w:szCs w:val="28"/>
-          <w:lang w:val="en-US" w:eastAsia="zh-CN" w:bidi="ar"/>
-        </w:rPr>
-        <w:t>（2）</w:t>
-      </w:r>
-      <w:r>
-        <w:rPr>
-          <w:rStyle w:val="10"/>
-          <w:rFonts w:hint="default" w:ascii="Times New Roman" w:hAnsi="Times New Roman" w:eastAsia="宋体" w:cs="Times New Roman"/>
-          <w:i w:val="0"/>
-          <w:iCs/>
-          <w:kern w:val="0"/>
-          <w:sz w:val="28"/>
-          <w:szCs w:val="28"/>
-          <w:lang w:val="en-US" w:eastAsia="zh-CN" w:bidi="ar"/>
-        </w:rPr>
-        <w:t>推演逻辑引擎：负责处理线索的组合匹配、次数扣除及胜利/失败条件判定。</w:t>
-      </w:r>
-    </w:p>
-    <w:p>
-      <w:pPr>
-        <w:numPr>
-          <w:ilvl w:val="0"/>
-          <w:numId w:val="0"/>
-        </w:numPr>
-        <w:ind w:leftChars="0"/>
-        <w:rPr>
-          <w:rStyle w:val="10"/>
-          <w:rFonts w:hint="default" w:ascii="Times New Roman" w:hAnsi="Times New Roman" w:eastAsia="宋体" w:cs="Times New Roman"/>
-          <w:i w:val="0"/>
-          <w:iCs/>
-          <w:kern w:val="0"/>
-          <w:sz w:val="28"/>
-          <w:szCs w:val="28"/>
-          <w:lang w:val="en-US" w:eastAsia="zh-CN" w:bidi="ar"/>
-        </w:rPr>
-      </w:pPr>
-      <w:r>
-        <w:rPr>
-          <w:rStyle w:val="10"/>
-          <w:rFonts w:hint="eastAsia" w:ascii="Times New Roman" w:hAnsi="Times New Roman" w:eastAsia="宋体" w:cs="Times New Roman"/>
-          <w:i w:val="0"/>
-          <w:iCs/>
-          <w:kern w:val="0"/>
-          <w:sz w:val="28"/>
-          <w:szCs w:val="28"/>
-          <w:lang w:val="en-US" w:eastAsia="zh-CN" w:bidi="ar"/>
-        </w:rPr>
-        <w:t>（3）</w:t>
-      </w:r>
-      <w:r>
-        <w:rPr>
-          <w:rStyle w:val="10"/>
-          <w:rFonts w:hint="default" w:ascii="Times New Roman" w:hAnsi="Times New Roman" w:eastAsia="宋体" w:cs="Times New Roman"/>
-          <w:i w:val="0"/>
-          <w:iCs/>
-          <w:kern w:val="0"/>
-          <w:sz w:val="28"/>
-          <w:szCs w:val="28"/>
-          <w:lang w:val="en-US" w:eastAsia="zh-CN" w:bidi="ar"/>
-        </w:rPr>
-        <w:t>UI表现层：负责线索卡片的生成、拖拽交互、动画播放及提示文案展示。</w:t>
-      </w:r>
-    </w:p>
-    <w:p>
-      <w:pPr>
-        <w:numPr>
-          <w:ilvl w:val="0"/>
-          <w:numId w:val="0"/>
-        </w:numPr>
-        <w:ind w:leftChars="0"/>
-        <w:rPr>
-          <w:rStyle w:val="9"/>
-          <w:rFonts w:hint="default" w:cs="Times New Roman"/>
-          <w:bCs/>
-          <w:kern w:val="0"/>
-          <w:sz w:val="30"/>
-          <w:szCs w:val="30"/>
-          <w:lang w:val="en-US" w:eastAsia="zh-CN" w:bidi="ar"/>
-        </w:rPr>
-      </w:pPr>
-      <w:r>
-        <w:rPr>
-          <w:rStyle w:val="9"/>
-          <w:rFonts w:hint="eastAsia" w:cs="Times New Roman"/>
-          <w:bCs/>
-          <w:kern w:val="0"/>
-          <w:sz w:val="30"/>
-          <w:szCs w:val="30"/>
-          <w:lang w:val="en-US" w:eastAsia="zh-CN" w:bidi="ar"/>
-        </w:rPr>
-        <w:t>11.</w:t>
-      </w:r>
-      <w:r>
-        <w:rPr>
-          <w:rStyle w:val="9"/>
-          <w:rFonts w:hint="default" w:cs="Times New Roman"/>
-          <w:bCs/>
-          <w:kern w:val="0"/>
-          <w:sz w:val="30"/>
-          <w:szCs w:val="30"/>
-          <w:lang w:val="en-US" w:eastAsia="zh-CN" w:bidi="ar"/>
-        </w:rPr>
-        <w:t>2核心配表设计</w:t>
-      </w:r>
-    </w:p>
-    <w:p>
-      <w:pPr>
-        <w:numPr>
-          <w:ilvl w:val="0"/>
-          <w:numId w:val="0"/>
-        </w:numPr>
-        <w:ind w:leftChars="0"/>
-        <w:rPr>
-          <w:rStyle w:val="10"/>
-          <w:rFonts w:hint="default" w:ascii="Times New Roman" w:hAnsi="Times New Roman" w:eastAsia="宋体" w:cs="Times New Roman"/>
-          <w:i w:val="0"/>
-          <w:iCs/>
-          <w:kern w:val="0"/>
-          <w:sz w:val="28"/>
-          <w:szCs w:val="28"/>
-          <w:lang w:val="en-US" w:eastAsia="zh-CN" w:bidi="ar"/>
-        </w:rPr>
-      </w:pPr>
+      <w:bookmarkStart w:id="0" w:name="_GoBack"/>
+      <w:bookmarkEnd w:id="0"/>
       <w:r>
         <w:rPr>
           <w:rStyle w:val="10"/>
@@ -12153,6 +11441,7 @@
             <w:insideH w:val="none" w:color="auto" w:sz="0" w:space="0"/>
             <w:insideV w:val="none" w:color="auto" w:sz="0" w:space="0"/>
           </w:tblBorders>
+          <w:shd w:val="clear" w:color="auto" w:fill="auto"/>
           <w:tblCellMar>
             <w:top w:w="0" w:type="dxa"/>
             <w:left w:w="108" w:type="dxa"/>
@@ -13412,6 +12701,7 @@
             <w:insideH w:val="none" w:color="auto" w:sz="0" w:space="0"/>
             <w:insideV w:val="none" w:color="auto" w:sz="0" w:space="0"/>
           </w:tblBorders>
+          <w:shd w:val="clear" w:color="auto" w:fill="auto"/>
           <w:tblCellMar>
             <w:top w:w="15" w:type="dxa"/>
             <w:left w:w="15" w:type="dxa"/>
@@ -14504,7 +13794,6 @@
             <w:insideH w:val="none" w:color="auto" w:sz="0" w:space="0"/>
             <w:insideV w:val="none" w:color="auto" w:sz="0" w:space="0"/>
           </w:tblBorders>
-          <w:shd w:val="clear" w:color="auto" w:fill="auto"/>
           <w:tblCellMar>
             <w:top w:w="15" w:type="dxa"/>
             <w:left w:w="15" w:type="dxa"/>
@@ -16874,6 +16163,7 @@
             <w:insideH w:val="none" w:color="auto" w:sz="0" w:space="0"/>
             <w:insideV w:val="none" w:color="auto" w:sz="0" w:space="0"/>
           </w:tblBorders>
+          <w:shd w:val="clear" w:color="auto" w:fill="auto"/>
           <w:tblCellMar>
             <w:top w:w="15" w:type="dxa"/>
             <w:left w:w="15" w:type="dxa"/>
@@ -18727,18 +18017,6 @@
     </w:lvl>
   </w:abstractNum>
   <w:abstractNum w:abstractNumId="3">
-    <w:nsid w:val="DC5B499F"/>
-    <w:multiLevelType w:val="singleLevel"/>
-    <w:tmpl w:val="DC5B499F"/>
-    <w:lvl w:ilvl="0" w:tentative="0">
-      <w:start w:val="1"/>
-      <w:numFmt w:val="decimal"/>
-      <w:suff w:val="nothing"/>
-      <w:lvlText w:val="（%1）"/>
-      <w:lvlJc w:val="left"/>
-    </w:lvl>
-  </w:abstractNum>
-  <w:abstractNum w:abstractNumId="4">
     <w:nsid w:val="FD4733EE"/>
     <w:multiLevelType w:val="singleLevel"/>
     <w:tmpl w:val="FD4733EE"/>
@@ -18750,7 +18028,7 @@
       <w:lvlJc w:val="left"/>
     </w:lvl>
   </w:abstractNum>
-  <w:abstractNum w:abstractNumId="5">
+  <w:abstractNum w:abstractNumId="4">
     <w:nsid w:val="03A79AF2"/>
     <w:multiLevelType w:val="singleLevel"/>
     <w:tmpl w:val="03A79AF2"/>
@@ -18762,7 +18040,7 @@
       <w:lvlJc w:val="left"/>
     </w:lvl>
   </w:abstractNum>
-  <w:abstractNum w:abstractNumId="6">
+  <w:abstractNum w:abstractNumId="5">
     <w:nsid w:val="29EA4D0C"/>
     <w:multiLevelType w:val="singleLevel"/>
     <w:tmpl w:val="29EA4D0C"/>
@@ -18774,7 +18052,7 @@
       <w:lvlJc w:val="left"/>
     </w:lvl>
   </w:abstractNum>
-  <w:abstractNum w:abstractNumId="7">
+  <w:abstractNum w:abstractNumId="6">
     <w:nsid w:val="34A9AD42"/>
     <w:multiLevelType w:val="singleLevel"/>
     <w:tmpl w:val="34A9AD42"/>
@@ -18786,7 +18064,7 @@
       <w:lvlJc w:val="left"/>
     </w:lvl>
   </w:abstractNum>
-  <w:abstractNum w:abstractNumId="8">
+  <w:abstractNum w:abstractNumId="7">
     <w:nsid w:val="457C1CC9"/>
     <w:multiLevelType w:val="singleLevel"/>
     <w:tmpl w:val="457C1CC9"/>
@@ -18798,7 +18076,7 @@
       <w:lvlJc w:val="left"/>
     </w:lvl>
   </w:abstractNum>
-  <w:abstractNum w:abstractNumId="9">
+  <w:abstractNum w:abstractNumId="8">
     <w:nsid w:val="5E47B365"/>
     <w:multiLevelType w:val="singleLevel"/>
     <w:tmpl w:val="5E47B365"/>
@@ -18818,30 +18096,27 @@
     <w:abstractNumId w:val="0"/>
   </w:num>
   <w:num w:numId="2">
-    <w:abstractNumId w:val="7"/>
+    <w:abstractNumId w:val="6"/>
   </w:num>
   <w:num w:numId="3">
     <w:abstractNumId w:val="1"/>
   </w:num>
   <w:num w:numId="4">
+    <w:abstractNumId w:val="7"/>
+  </w:num>
+  <w:num w:numId="5">
+    <w:abstractNumId w:val="4"/>
+  </w:num>
+  <w:num w:numId="6">
     <w:abstractNumId w:val="3"/>
   </w:num>
-  <w:num w:numId="5">
+  <w:num w:numId="7">
+    <w:abstractNumId w:val="5"/>
+  </w:num>
+  <w:num w:numId="8">
     <w:abstractNumId w:val="8"/>
   </w:num>
-  <w:num w:numId="6">
-    <w:abstractNumId w:val="5"/>
-  </w:num>
-  <w:num w:numId="7">
-    <w:abstractNumId w:val="4"/>
-  </w:num>
-  <w:num w:numId="8">
-    <w:abstractNumId w:val="6"/>
-  </w:num>
   <w:num w:numId="9">
-    <w:abstractNumId w:val="9"/>
-  </w:num>
-  <w:num w:numId="10">
     <w:abstractNumId w:val="2"/>
   </w:num>
 </w:numbering>
@@ -18861,7 +18136,7 @@
     <w:lsdException w:qFormat="1" w:unhideWhenUsed="0" w:uiPriority="0" w:semiHidden="0" w:name="Normal"/>
     <w:lsdException w:qFormat="1" w:unhideWhenUsed="0" w:uiPriority="0" w:semiHidden="0" w:name="heading 1"/>
     <w:lsdException w:qFormat="1" w:uiPriority="0" w:semiHidden="0" w:name="heading 2"/>
-    <w:lsdException w:qFormat="1" w:uiPriority="0" w:name="heading 3"/>
+    <w:lsdException w:qFormat="1" w:uiPriority="0" w:semiHidden="0" w:name="heading 3"/>
     <w:lsdException w:qFormat="1" w:uiPriority="0" w:name="heading 4"/>
     <w:lsdException w:qFormat="1" w:uiPriority="0" w:name="heading 5"/>
     <w:lsdException w:qFormat="1" w:uiPriority="0" w:name="heading 6"/>
@@ -19168,7 +18443,6 @@
     <w:name w:val="heading 3"/>
     <w:basedOn w:val="1"/>
     <w:next w:val="1"/>
-    <w:semiHidden/>
     <w:unhideWhenUsed/>
     <w:qFormat/>
     <w:uiPriority w:val="0"/>
